--- a/report/Отчет_ЛР3.docx
+++ b/report/Отчет_ЛР3.docx
@@ -188,7 +188,7 @@
       </w:pPr>
       <w:r>
         <w:tab/>
-        <w:t>К. А. Хаджинова</w:t>
+        <w:t>К.А. Хаджинова</w:t>
       </w:r>
     </w:p>
     <w:p>
@@ -213,7 +213,7 @@
       </w:r>
       <w:r>
         <w:tab/>
-        <w:t>Ю. О. Герман</w:t>
+        <w:t>Ю.О. Герман</w:t>
       </w:r>
     </w:p>
     <w:p>
@@ -297,13 +297,13 @@
       <w:r>
         <w:fldChar w:fldCharType="separate"/>
       </w:r>
-      <w:hyperlink w:anchor="_Toc242385949" w:history="1">
+      <w:hyperlink w:anchor="_Toc242612792" w:history="1">
         <w:r>
           <w:rPr>
             <w:rStyle w:val="aff8"/>
             <w:noProof/>
           </w:rPr>
-          <w:t>1 ЦЕЛЬ РАБОТЫ</w:t>
+          <w:t>1 Цель работы</w:t>
         </w:r>
         <w:r>
           <w:rPr>
@@ -324,7 +324,7 @@
             <w:noProof/>
             <w:webHidden/>
           </w:rPr>
-          <w:instrText xml:space="preserve"> PAGEREF _Toc242385949 \h </w:instrText>
+          <w:instrText xml:space="preserve"> PAGEREF _Toc242612792 \h </w:instrText>
         </w:r>
         <w:r>
           <w:rPr>
@@ -370,13 +370,13 @@
           <w14:ligatures w14:val="standardContextual"/>
         </w:rPr>
       </w:pPr>
-      <w:hyperlink w:anchor="_Toc242385950" w:history="1">
+      <w:hyperlink w:anchor="_Toc242612793" w:history="1">
         <w:r>
           <w:rPr>
             <w:rStyle w:val="aff8"/>
             <w:noProof/>
           </w:rPr>
-          <w:t>2 ТЕОРЕТИЧЕСКИЕ СВЕДЕНИЯ</w:t>
+          <w:t>2 Ход работы</w:t>
         </w:r>
         <w:r>
           <w:rPr>
@@ -397,7 +397,7 @@
             <w:noProof/>
             <w:webHidden/>
           </w:rPr>
-          <w:instrText xml:space="preserve"> PAGEREF _Toc242385950 \h </w:instrText>
+          <w:instrText xml:space="preserve"> PAGEREF _Toc242612793 \h </w:instrText>
         </w:r>
         <w:r>
           <w:rPr>
@@ -430,7 +430,7 @@
     </w:p>
     <w:p>
       <w:pPr>
-        <w:pStyle w:val="14"/>
+        <w:pStyle w:val="2c"/>
         <w:tabs>
           <w:tab w:val="right" w:leader="dot" w:pos="9345"/>
         </w:tabs>
@@ -443,13 +443,13 @@
           <w14:ligatures w14:val="standardContextual"/>
         </w:rPr>
       </w:pPr>
-      <w:hyperlink w:anchor="_Toc242385951" w:history="1">
+      <w:hyperlink w:anchor="_Toc242612794" w:history="1">
         <w:r>
           <w:rPr>
             <w:rStyle w:val="aff8"/>
             <w:noProof/>
           </w:rPr>
-          <w:t>3 ВЫПОЛНЕНИЕ РАБОТЫ</w:t>
+          <w:t>2.1 Постановка задачи</w:t>
         </w:r>
         <w:r>
           <w:rPr>
@@ -470,7 +470,153 @@
             <w:noProof/>
             <w:webHidden/>
           </w:rPr>
-          <w:instrText xml:space="preserve"> PAGEREF _Toc242385951 \h </w:instrText>
+          <w:instrText xml:space="preserve"> PAGEREF _Toc242612794 \h </w:instrText>
+        </w:r>
+        <w:r>
+          <w:rPr>
+            <w:noProof/>
+            <w:webHidden/>
+          </w:rPr>
+        </w:r>
+        <w:r>
+          <w:rPr>
+            <w:noProof/>
+            <w:webHidden/>
+          </w:rPr>
+          <w:fldChar w:fldCharType="separate"/>
+        </w:r>
+        <w:r>
+          <w:rPr>
+            <w:noProof/>
+            <w:webHidden/>
+          </w:rPr>
+          <w:t>4</w:t>
+        </w:r>
+        <w:r>
+          <w:rPr>
+            <w:noProof/>
+            <w:webHidden/>
+          </w:rPr>
+          <w:fldChar w:fldCharType="end"/>
+        </w:r>
+      </w:hyperlink>
+    </w:p>
+    <w:p>
+      <w:pPr>
+        <w:pStyle w:val="2c"/>
+        <w:tabs>
+          <w:tab w:val="right" w:leader="dot" w:pos="9345"/>
+        </w:tabs>
+        <w:rPr>
+          <w:rFonts w:asciiTheme="minorHAnsi" w:eastAsiaTheme="minorEastAsia" w:hAnsiTheme="minorHAnsi"/>
+          <w:noProof/>
+          <w:kern w:val="2"/>
+          <w:sz w:val="24"/>
+          <w:szCs w:val="24"/>
+          <w14:ligatures w14:val="standardContextual"/>
+        </w:rPr>
+      </w:pPr>
+      <w:hyperlink w:anchor="_Toc242612795" w:history="1">
+        <w:r>
+          <w:rPr>
+            <w:rStyle w:val="aff8"/>
+            <w:noProof/>
+          </w:rPr>
+          <w:t>2.2 Теоретические сведения</w:t>
+        </w:r>
+        <w:r>
+          <w:rPr>
+            <w:noProof/>
+            <w:webHidden/>
+          </w:rPr>
+          <w:tab/>
+        </w:r>
+        <w:r>
+          <w:rPr>
+            <w:noProof/>
+            <w:webHidden/>
+          </w:rPr>
+          <w:fldChar w:fldCharType="begin"/>
+        </w:r>
+        <w:r>
+          <w:rPr>
+            <w:noProof/>
+            <w:webHidden/>
+          </w:rPr>
+          <w:instrText xml:space="preserve"> PAGEREF _Toc242612795 \h </w:instrText>
+        </w:r>
+        <w:r>
+          <w:rPr>
+            <w:noProof/>
+            <w:webHidden/>
+          </w:rPr>
+        </w:r>
+        <w:r>
+          <w:rPr>
+            <w:noProof/>
+            <w:webHidden/>
+          </w:rPr>
+          <w:fldChar w:fldCharType="separate"/>
+        </w:r>
+        <w:r>
+          <w:rPr>
+            <w:noProof/>
+            <w:webHidden/>
+          </w:rPr>
+          <w:t>4</w:t>
+        </w:r>
+        <w:r>
+          <w:rPr>
+            <w:noProof/>
+            <w:webHidden/>
+          </w:rPr>
+          <w:fldChar w:fldCharType="end"/>
+        </w:r>
+      </w:hyperlink>
+    </w:p>
+    <w:p>
+      <w:pPr>
+        <w:pStyle w:val="2c"/>
+        <w:tabs>
+          <w:tab w:val="right" w:leader="dot" w:pos="9345"/>
+        </w:tabs>
+        <w:rPr>
+          <w:rFonts w:asciiTheme="minorHAnsi" w:eastAsiaTheme="minorEastAsia" w:hAnsiTheme="minorHAnsi"/>
+          <w:noProof/>
+          <w:kern w:val="2"/>
+          <w:sz w:val="24"/>
+          <w:szCs w:val="24"/>
+          <w14:ligatures w14:val="standardContextual"/>
+        </w:rPr>
+      </w:pPr>
+      <w:hyperlink w:anchor="_Toc242612796" w:history="1">
+        <w:r>
+          <w:rPr>
+            <w:rStyle w:val="aff8"/>
+            <w:noProof/>
+          </w:rPr>
+          <w:t>2.3 Подготовка среды разработки</w:t>
+        </w:r>
+        <w:r>
+          <w:rPr>
+            <w:noProof/>
+            <w:webHidden/>
+          </w:rPr>
+          <w:tab/>
+        </w:r>
+        <w:r>
+          <w:rPr>
+            <w:noProof/>
+            <w:webHidden/>
+          </w:rPr>
+          <w:fldChar w:fldCharType="begin"/>
+        </w:r>
+        <w:r>
+          <w:rPr>
+            <w:noProof/>
+            <w:webHidden/>
+          </w:rPr>
+          <w:instrText xml:space="preserve"> PAGEREF _Toc242612796 \h </w:instrText>
         </w:r>
         <w:r>
           <w:rPr>
@@ -516,13 +662,13 @@
           <w14:ligatures w14:val="standardContextual"/>
         </w:rPr>
       </w:pPr>
-      <w:hyperlink w:anchor="_Toc242385952" w:history="1">
+      <w:hyperlink w:anchor="_Toc242612797" w:history="1">
         <w:r>
           <w:rPr>
             <w:rStyle w:val="aff8"/>
             <w:noProof/>
           </w:rPr>
-          <w:t>3.1 Подготовка среды разработки</w:t>
+          <w:t>2.4 Пример инспекции типа</w:t>
         </w:r>
         <w:r>
           <w:rPr>
@@ -543,7 +689,7 @@
             <w:noProof/>
             <w:webHidden/>
           </w:rPr>
-          <w:instrText xml:space="preserve"> PAGEREF _Toc242385952 \h </w:instrText>
+          <w:instrText xml:space="preserve"> PAGEREF _Toc242612797 \h </w:instrText>
         </w:r>
         <w:r>
           <w:rPr>
@@ -589,13 +735,13 @@
           <w14:ligatures w14:val="standardContextual"/>
         </w:rPr>
       </w:pPr>
-      <w:hyperlink w:anchor="_Toc242385953" w:history="1">
+      <w:hyperlink w:anchor="_Toc242612798" w:history="1">
         <w:r>
           <w:rPr>
             <w:rStyle w:val="aff8"/>
             <w:noProof/>
           </w:rPr>
-          <w:t>3.2 Пример инспекции типа</w:t>
+          <w:t>2.5 Пример работы с приватными членами</w:t>
         </w:r>
         <w:r>
           <w:rPr>
@@ -616,80 +762,7 @@
             <w:noProof/>
             <w:webHidden/>
           </w:rPr>
-          <w:instrText xml:space="preserve"> PAGEREF _Toc242385953 \h </w:instrText>
-        </w:r>
-        <w:r>
-          <w:rPr>
-            <w:noProof/>
-            <w:webHidden/>
-          </w:rPr>
-        </w:r>
-        <w:r>
-          <w:rPr>
-            <w:noProof/>
-            <w:webHidden/>
-          </w:rPr>
-          <w:fldChar w:fldCharType="separate"/>
-        </w:r>
-        <w:r>
-          <w:rPr>
-            <w:noProof/>
-            <w:webHidden/>
-          </w:rPr>
-          <w:t>5</w:t>
-        </w:r>
-        <w:r>
-          <w:rPr>
-            <w:noProof/>
-            <w:webHidden/>
-          </w:rPr>
-          <w:fldChar w:fldCharType="end"/>
-        </w:r>
-      </w:hyperlink>
-    </w:p>
-    <w:p>
-      <w:pPr>
-        <w:pStyle w:val="2c"/>
-        <w:tabs>
-          <w:tab w:val="right" w:leader="dot" w:pos="9345"/>
-        </w:tabs>
-        <w:rPr>
-          <w:rFonts w:asciiTheme="minorHAnsi" w:eastAsiaTheme="minorEastAsia" w:hAnsiTheme="minorHAnsi"/>
-          <w:noProof/>
-          <w:kern w:val="2"/>
-          <w:sz w:val="24"/>
-          <w:szCs w:val="24"/>
-          <w14:ligatures w14:val="standardContextual"/>
-        </w:rPr>
-      </w:pPr>
-      <w:hyperlink w:anchor="_Toc242385954" w:history="1">
-        <w:r>
-          <w:rPr>
-            <w:rStyle w:val="aff8"/>
-            <w:noProof/>
-          </w:rPr>
-          <w:t>3.3 Пример работы с приватными членами</w:t>
-        </w:r>
-        <w:r>
-          <w:rPr>
-            <w:noProof/>
-            <w:webHidden/>
-          </w:rPr>
-          <w:tab/>
-        </w:r>
-        <w:r>
-          <w:rPr>
-            <w:noProof/>
-            <w:webHidden/>
-          </w:rPr>
-          <w:fldChar w:fldCharType="begin"/>
-        </w:r>
-        <w:r>
-          <w:rPr>
-            <w:noProof/>
-            <w:webHidden/>
-          </w:rPr>
-          <w:instrText xml:space="preserve"> PAGEREF _Toc242385954 \h </w:instrText>
+          <w:instrText xml:space="preserve"> PAGEREF _Toc242612798 \h </w:instrText>
         </w:r>
         <w:r>
           <w:rPr>
@@ -735,13 +808,13 @@
           <w14:ligatures w14:val="standardContextual"/>
         </w:rPr>
       </w:pPr>
-      <w:hyperlink w:anchor="_Toc242385955" w:history="1">
+      <w:hyperlink w:anchor="_Toc242612799" w:history="1">
         <w:r>
           <w:rPr>
             <w:rStyle w:val="aff8"/>
             <w:noProof/>
           </w:rPr>
-          <w:t>3.4 Пример позднего связывания</w:t>
+          <w:t>2.6 Пример позднего связывания</w:t>
         </w:r>
         <w:r>
           <w:rPr>
@@ -762,7 +835,7 @@
             <w:noProof/>
             <w:webHidden/>
           </w:rPr>
-          <w:instrText xml:space="preserve"> PAGEREF _Toc242385955 \h </w:instrText>
+          <w:instrText xml:space="preserve"> PAGEREF _Toc242612799 \h </w:instrText>
         </w:r>
         <w:r>
           <w:rPr>
@@ -808,13 +881,13 @@
           <w14:ligatures w14:val="standardContextual"/>
         </w:rPr>
       </w:pPr>
-      <w:hyperlink w:anchor="_Toc242385956" w:history="1">
+      <w:hyperlink w:anchor="_Toc242612800" w:history="1">
         <w:r>
           <w:rPr>
             <w:rStyle w:val="aff8"/>
             <w:noProof/>
           </w:rPr>
-          <w:t>3.5 Задание 1. Класс с приватными полями и свойствами с валидацией</w:t>
+          <w:t>2.7 Задание 1. Класс с приватными полями и свойствами с валидацией</w:t>
         </w:r>
         <w:r>
           <w:rPr>
@@ -835,7 +908,7 @@
             <w:noProof/>
             <w:webHidden/>
           </w:rPr>
-          <w:instrText xml:space="preserve"> PAGEREF _Toc242385956 \h </w:instrText>
+          <w:instrText xml:space="preserve"> PAGEREF _Toc242612800 \h </w:instrText>
         </w:r>
         <w:r>
           <w:rPr>
@@ -881,13 +954,13 @@
           <w14:ligatures w14:val="standardContextual"/>
         </w:rPr>
       </w:pPr>
-      <w:hyperlink w:anchor="_Toc242385957" w:history="1">
+      <w:hyperlink w:anchor="_Toc242612801" w:history="1">
         <w:r>
           <w:rPr>
             <w:rStyle w:val="aff8"/>
             <w:noProof/>
           </w:rPr>
-          <w:t>3.6 Задание 2. Информация о методах класса</w:t>
+          <w:t>2.8 Задание 2. Информация о методах класса</w:t>
         </w:r>
         <w:r>
           <w:rPr>
@@ -908,7 +981,88 @@
             <w:noProof/>
             <w:webHidden/>
           </w:rPr>
-          <w:instrText xml:space="preserve"> PAGEREF _Toc242385957 \h </w:instrText>
+          <w:instrText xml:space="preserve"> PAGEREF _Toc242612801 \h </w:instrText>
+        </w:r>
+        <w:r>
+          <w:rPr>
+            <w:noProof/>
+            <w:webHidden/>
+          </w:rPr>
+        </w:r>
+        <w:r>
+          <w:rPr>
+            <w:noProof/>
+            <w:webHidden/>
+          </w:rPr>
+          <w:fldChar w:fldCharType="separate"/>
+        </w:r>
+        <w:r>
+          <w:rPr>
+            <w:noProof/>
+            <w:webHidden/>
+          </w:rPr>
+          <w:t>9</w:t>
+        </w:r>
+        <w:r>
+          <w:rPr>
+            <w:noProof/>
+            <w:webHidden/>
+          </w:rPr>
+          <w:fldChar w:fldCharType="end"/>
+        </w:r>
+      </w:hyperlink>
+    </w:p>
+    <w:p>
+      <w:pPr>
+        <w:pStyle w:val="2c"/>
+        <w:tabs>
+          <w:tab w:val="right" w:leader="dot" w:pos="9345"/>
+        </w:tabs>
+        <w:rPr>
+          <w:rFonts w:asciiTheme="minorHAnsi" w:eastAsiaTheme="minorEastAsia" w:hAnsiTheme="minorHAnsi"/>
+          <w:noProof/>
+          <w:kern w:val="2"/>
+          <w:sz w:val="24"/>
+          <w:szCs w:val="24"/>
+          <w14:ligatures w14:val="standardContextual"/>
+        </w:rPr>
+      </w:pPr>
+      <w:hyperlink w:anchor="_Toc242612802" w:history="1">
+        <w:r>
+          <w:rPr>
+            <w:rStyle w:val="aff8"/>
+            <w:noProof/>
+          </w:rPr>
+          <w:t xml:space="preserve">2.9 Задание 3. Создание экземпляра через </w:t>
+        </w:r>
+        <w:r>
+          <w:rPr>
+            <w:rStyle w:val="aff8"/>
+            <w:i/>
+            <w:noProof/>
+          </w:rPr>
+          <w:t>Activator.CreateInstance</w:t>
+        </w:r>
+        <w:r>
+          <w:rPr>
+            <w:noProof/>
+            <w:webHidden/>
+          </w:rPr>
+          <w:tab/>
+        </w:r>
+        <w:r>
+          <w:rPr>
+            <w:noProof/>
+            <w:webHidden/>
+          </w:rPr>
+          <w:fldChar w:fldCharType="begin"/>
+        </w:r>
+        <w:r>
+          <w:rPr>
+            <w:noProof/>
+            <w:webHidden/>
+          </w:rPr>
+          <w:instrText xml:space="preserve"> PAGEREF _Toc242612802 \h </w:instrText>
         </w:r>
         <w:r>
           <w:rPr>
@@ -954,21 +1108,13 @@
           <w14:ligatures w14:val="standardContextual"/>
         </w:rPr>
       </w:pPr>
-      <w:hyperlink w:anchor="_Toc242385958" w:history="1">
+      <w:hyperlink w:anchor="_Toc242612803" w:history="1">
         <w:r>
           <w:rPr>
             <w:rStyle w:val="aff8"/>
             <w:noProof/>
           </w:rPr>
-          <w:t xml:space="preserve">3.7 Задание 3. Создание экземпляра через </w:t>
-        </w:r>
-        <w:r>
-          <w:rPr>
-            <w:rStyle w:val="aff8"/>
-            <w:i/>
-            <w:noProof/>
-          </w:rPr>
-          <w:t>Activator.CreateInstance</w:t>
+          <w:t>2.10 Задание 4. Класс «черный ящик»</w:t>
         </w:r>
         <w:r>
           <w:rPr>
@@ -989,7 +1135,153 @@
             <w:noProof/>
             <w:webHidden/>
           </w:rPr>
-          <w:instrText xml:space="preserve"> PAGEREF _Toc242385958 \h </w:instrText>
+          <w:instrText xml:space="preserve"> PAGEREF _Toc242612803 \h </w:instrText>
+        </w:r>
+        <w:r>
+          <w:rPr>
+            <w:noProof/>
+            <w:webHidden/>
+          </w:rPr>
+        </w:r>
+        <w:r>
+          <w:rPr>
+            <w:noProof/>
+            <w:webHidden/>
+          </w:rPr>
+          <w:fldChar w:fldCharType="separate"/>
+        </w:r>
+        <w:r>
+          <w:rPr>
+            <w:noProof/>
+            <w:webHidden/>
+          </w:rPr>
+          <w:t>11</w:t>
+        </w:r>
+        <w:r>
+          <w:rPr>
+            <w:noProof/>
+            <w:webHidden/>
+          </w:rPr>
+          <w:fldChar w:fldCharType="end"/>
+        </w:r>
+      </w:hyperlink>
+    </w:p>
+    <w:p>
+      <w:pPr>
+        <w:pStyle w:val="2c"/>
+        <w:tabs>
+          <w:tab w:val="right" w:leader="dot" w:pos="9345"/>
+        </w:tabs>
+        <w:rPr>
+          <w:rFonts w:asciiTheme="minorHAnsi" w:eastAsiaTheme="minorEastAsia" w:hAnsiTheme="minorHAnsi"/>
+          <w:noProof/>
+          <w:kern w:val="2"/>
+          <w:sz w:val="24"/>
+          <w:szCs w:val="24"/>
+          <w14:ligatures w14:val="standardContextual"/>
+        </w:rPr>
+      </w:pPr>
+      <w:hyperlink w:anchor="_Toc242612804" w:history="1">
+        <w:r>
+          <w:rPr>
+            <w:rStyle w:val="aff8"/>
+            <w:noProof/>
+          </w:rPr>
+          <w:t>2.11 Задание 5. Доступ к приватному полю и его изменение</w:t>
+        </w:r>
+        <w:r>
+          <w:rPr>
+            <w:noProof/>
+            <w:webHidden/>
+          </w:rPr>
+          <w:tab/>
+        </w:r>
+        <w:r>
+          <w:rPr>
+            <w:noProof/>
+            <w:webHidden/>
+          </w:rPr>
+          <w:fldChar w:fldCharType="begin"/>
+        </w:r>
+        <w:r>
+          <w:rPr>
+            <w:noProof/>
+            <w:webHidden/>
+          </w:rPr>
+          <w:instrText xml:space="preserve"> PAGEREF _Toc242612804 \h </w:instrText>
+        </w:r>
+        <w:r>
+          <w:rPr>
+            <w:noProof/>
+            <w:webHidden/>
+          </w:rPr>
+        </w:r>
+        <w:r>
+          <w:rPr>
+            <w:noProof/>
+            <w:webHidden/>
+          </w:rPr>
+          <w:fldChar w:fldCharType="separate"/>
+        </w:r>
+        <w:r>
+          <w:rPr>
+            <w:noProof/>
+            <w:webHidden/>
+          </w:rPr>
+          <w:t>11</w:t>
+        </w:r>
+        <w:r>
+          <w:rPr>
+            <w:noProof/>
+            <w:webHidden/>
+          </w:rPr>
+          <w:fldChar w:fldCharType="end"/>
+        </w:r>
+      </w:hyperlink>
+    </w:p>
+    <w:p>
+      <w:pPr>
+        <w:pStyle w:val="2c"/>
+        <w:tabs>
+          <w:tab w:val="right" w:leader="dot" w:pos="9345"/>
+        </w:tabs>
+        <w:rPr>
+          <w:rFonts w:asciiTheme="minorHAnsi" w:eastAsiaTheme="minorEastAsia" w:hAnsiTheme="minorHAnsi"/>
+          <w:noProof/>
+          <w:kern w:val="2"/>
+          <w:sz w:val="24"/>
+          <w:szCs w:val="24"/>
+          <w14:ligatures w14:val="standardContextual"/>
+        </w:rPr>
+      </w:pPr>
+      <w:hyperlink w:anchor="_Toc242612805" w:history="1">
+        <w:r>
+          <w:rPr>
+            <w:rStyle w:val="aff8"/>
+            <w:noProof/>
+          </w:rPr>
+          <w:t>2.12 Задание 6. Вызов приватного метода</w:t>
+        </w:r>
+        <w:r>
+          <w:rPr>
+            <w:noProof/>
+            <w:webHidden/>
+          </w:rPr>
+          <w:tab/>
+        </w:r>
+        <w:r>
+          <w:rPr>
+            <w:noProof/>
+            <w:webHidden/>
+          </w:rPr>
+          <w:fldChar w:fldCharType="begin"/>
+        </w:r>
+        <w:r>
+          <w:rPr>
+            <w:noProof/>
+            <w:webHidden/>
+          </w:rPr>
+          <w:instrText xml:space="preserve"> PAGEREF _Toc242612805 \h </w:instrText>
         </w:r>
         <w:r>
           <w:rPr>
@@ -1035,13 +1327,13 @@
           <w14:ligatures w14:val="standardContextual"/>
         </w:rPr>
       </w:pPr>
-      <w:hyperlink w:anchor="_Toc242385959" w:history="1">
+      <w:hyperlink w:anchor="_Toc242612806" w:history="1">
         <w:r>
           <w:rPr>
             <w:rStyle w:val="aff8"/>
             <w:noProof/>
           </w:rPr>
-          <w:t>3.8 Задание 4. Класс «черный ящик»</w:t>
+          <w:t>2.13 Задание 7. Система динамической загрузки плагинов</w:t>
         </w:r>
         <w:r>
           <w:rPr>
@@ -1062,7 +1354,7 @@
             <w:noProof/>
             <w:webHidden/>
           </w:rPr>
-          <w:instrText xml:space="preserve"> PAGEREF _Toc242385959 \h </w:instrText>
+          <w:instrText xml:space="preserve"> PAGEREF _Toc242612806 \h </w:instrText>
         </w:r>
         <w:r>
           <w:rPr>
@@ -1082,7 +1374,7 @@
             <w:noProof/>
             <w:webHidden/>
           </w:rPr>
-          <w:t>13</w:t>
+          <w:t>12</w:t>
         </w:r>
         <w:r>
           <w:rPr>
@@ -1095,7 +1387,7 @@
     </w:p>
     <w:p>
       <w:pPr>
-        <w:pStyle w:val="2c"/>
+        <w:pStyle w:val="14"/>
         <w:tabs>
           <w:tab w:val="right" w:leader="dot" w:pos="9345"/>
         </w:tabs>
@@ -1108,13 +1400,13 @@
           <w14:ligatures w14:val="standardContextual"/>
         </w:rPr>
       </w:pPr>
-      <w:hyperlink w:anchor="_Toc242385960" w:history="1">
+      <w:hyperlink w:anchor="_Toc242612807" w:history="1">
         <w:r>
           <w:rPr>
             <w:rStyle w:val="aff8"/>
             <w:noProof/>
           </w:rPr>
-          <w:t>3.9 Задание 5. Доступ к приватному полю и его изменение</w:t>
+          <w:t>3 Ответы на контрольные вопросы</w:t>
         </w:r>
         <w:r>
           <w:rPr>
@@ -1135,7 +1427,7 @@
             <w:noProof/>
             <w:webHidden/>
           </w:rPr>
-          <w:instrText xml:space="preserve"> PAGEREF _Toc242385960 \h </w:instrText>
+          <w:instrText xml:space="preserve"> PAGEREF _Toc242612807 \h </w:instrText>
         </w:r>
         <w:r>
           <w:rPr>
@@ -1168,7 +1460,7 @@
     </w:p>
     <w:p>
       <w:pPr>
-        <w:pStyle w:val="2c"/>
+        <w:pStyle w:val="14"/>
         <w:tabs>
           <w:tab w:val="right" w:leader="dot" w:pos="9345"/>
         </w:tabs>
@@ -1181,13 +1473,13 @@
           <w14:ligatures w14:val="standardContextual"/>
         </w:rPr>
       </w:pPr>
-      <w:hyperlink w:anchor="_Toc242385961" w:history="1">
+      <w:hyperlink w:anchor="_Toc242612808" w:history="1">
         <w:r>
           <w:rPr>
             <w:rStyle w:val="aff8"/>
             <w:noProof/>
           </w:rPr>
-          <w:t>3.10 Задание 6. Вызов приватного метода</w:t>
+          <w:t>Выводы</w:t>
         </w:r>
         <w:r>
           <w:rPr>
@@ -1208,80 +1500,7 @@
             <w:noProof/>
             <w:webHidden/>
           </w:rPr>
-          <w:instrText xml:space="preserve"> PAGEREF _Toc242385961 \h </w:instrText>
-        </w:r>
-        <w:r>
-          <w:rPr>
-            <w:noProof/>
-            <w:webHidden/>
-          </w:rPr>
-        </w:r>
-        <w:r>
-          <w:rPr>
-            <w:noProof/>
-            <w:webHidden/>
-          </w:rPr>
-          <w:fldChar w:fldCharType="separate"/>
-        </w:r>
-        <w:r>
-          <w:rPr>
-            <w:noProof/>
-            <w:webHidden/>
-          </w:rPr>
-          <w:t>15</w:t>
-        </w:r>
-        <w:r>
-          <w:rPr>
-            <w:noProof/>
-            <w:webHidden/>
-          </w:rPr>
-          <w:fldChar w:fldCharType="end"/>
-        </w:r>
-      </w:hyperlink>
-    </w:p>
-    <w:p>
-      <w:pPr>
-        <w:pStyle w:val="2c"/>
-        <w:tabs>
-          <w:tab w:val="right" w:leader="dot" w:pos="9345"/>
-        </w:tabs>
-        <w:rPr>
-          <w:rFonts w:asciiTheme="minorHAnsi" w:eastAsiaTheme="minorEastAsia" w:hAnsiTheme="minorHAnsi"/>
-          <w:noProof/>
-          <w:kern w:val="2"/>
-          <w:sz w:val="24"/>
-          <w:szCs w:val="24"/>
-          <w14:ligatures w14:val="standardContextual"/>
-        </w:rPr>
-      </w:pPr>
-      <w:hyperlink w:anchor="_Toc242385962" w:history="1">
-        <w:r>
-          <w:rPr>
-            <w:rStyle w:val="aff8"/>
-            <w:noProof/>
-          </w:rPr>
-          <w:t>3.11 Задание 7. Система динамической загрузки плагинов</w:t>
-        </w:r>
-        <w:r>
-          <w:rPr>
-            <w:noProof/>
-            <w:webHidden/>
-          </w:rPr>
-          <w:tab/>
-        </w:r>
-        <w:r>
-          <w:rPr>
-            <w:noProof/>
-            <w:webHidden/>
-          </w:rPr>
-          <w:fldChar w:fldCharType="begin"/>
-        </w:r>
-        <w:r>
-          <w:rPr>
-            <w:noProof/>
-            <w:webHidden/>
-          </w:rPr>
-          <w:instrText xml:space="preserve"> PAGEREF _Toc242385962 \h </w:instrText>
+          <w:instrText xml:space="preserve"> PAGEREF _Toc242612808 \h </w:instrText>
         </w:r>
         <w:r>
           <w:rPr>
@@ -1327,13 +1546,13 @@
           <w14:ligatures w14:val="standardContextual"/>
         </w:rPr>
       </w:pPr>
-      <w:hyperlink w:anchor="_Toc242385963" w:history="1">
+      <w:hyperlink w:anchor="_Toc242612809" w:history="1">
         <w:r>
           <w:rPr>
             <w:rStyle w:val="aff8"/>
             <w:noProof/>
           </w:rPr>
-          <w:t>4 КОНТРОЛЬНЫЕ ВОПРОСЫ</w:t>
+          <w:t>Приложение А (обязательное) Листинги программного кода</w:t>
         </w:r>
         <w:r>
           <w:rPr>
@@ -1354,7 +1573,7 @@
             <w:noProof/>
             <w:webHidden/>
           </w:rPr>
-          <w:instrText xml:space="preserve"> PAGEREF _Toc242385963 \h </w:instrText>
+          <w:instrText xml:space="preserve"> PAGEREF _Toc242612809 \h </w:instrText>
         </w:r>
         <w:r>
           <w:rPr>
@@ -1374,7 +1593,7 @@
             <w:noProof/>
             <w:webHidden/>
           </w:rPr>
-          <w:t>20</w:t>
+          <w:t>17</w:t>
         </w:r>
         <w:r>
           <w:rPr>
@@ -1386,789 +1605,6 @@
       </w:hyperlink>
     </w:p>
     <w:p>
-      <w:pPr>
-        <w:pStyle w:val="2c"/>
-        <w:tabs>
-          <w:tab w:val="right" w:leader="dot" w:pos="9345"/>
-        </w:tabs>
-        <w:rPr>
-          <w:rFonts w:asciiTheme="minorHAnsi" w:eastAsiaTheme="minorEastAsia" w:hAnsiTheme="minorHAnsi"/>
-          <w:noProof/>
-          <w:kern w:val="2"/>
-          <w:sz w:val="24"/>
-          <w:szCs w:val="24"/>
-          <w14:ligatures w14:val="standardContextual"/>
-        </w:rPr>
-      </w:pPr>
-      <w:hyperlink w:anchor="_Toc242385964" w:history="1">
-        <w:r>
-          <w:rPr>
-            <w:rStyle w:val="aff8"/>
-            <w:noProof/>
-          </w:rPr>
-          <w:t xml:space="preserve">4.1 Что такое рефлексия и для чего она используется в </w:t>
-        </w:r>
-        <w:r>
-          <w:rPr>
-            <w:rStyle w:val="aff8"/>
-            <w:i/>
-            <w:noProof/>
-          </w:rPr>
-          <w:t>C</w:t>
-        </w:r>
-        <w:r>
-          <w:rPr>
-            <w:rStyle w:val="aff8"/>
-            <w:noProof/>
-          </w:rPr>
-          <w:t>#</w:t>
-        </w:r>
-        <w:r>
-          <w:rPr>
-            <w:noProof/>
-            <w:webHidden/>
-          </w:rPr>
-          <w:tab/>
-        </w:r>
-        <w:r>
-          <w:rPr>
-            <w:noProof/>
-            <w:webHidden/>
-          </w:rPr>
-          <w:fldChar w:fldCharType="begin"/>
-        </w:r>
-        <w:r>
-          <w:rPr>
-            <w:noProof/>
-            <w:webHidden/>
-          </w:rPr>
-          <w:instrText xml:space="preserve"> PAGEREF _Toc242385964 \h </w:instrText>
-        </w:r>
-        <w:r>
-          <w:rPr>
-            <w:noProof/>
-            <w:webHidden/>
-          </w:rPr>
-        </w:r>
-        <w:r>
-          <w:rPr>
-            <w:noProof/>
-            <w:webHidden/>
-          </w:rPr>
-          <w:fldChar w:fldCharType="separate"/>
-        </w:r>
-        <w:r>
-          <w:rPr>
-            <w:noProof/>
-            <w:webHidden/>
-          </w:rPr>
-          <w:t>20</w:t>
-        </w:r>
-        <w:r>
-          <w:rPr>
-            <w:noProof/>
-            <w:webHidden/>
-          </w:rPr>
-          <w:fldChar w:fldCharType="end"/>
-        </w:r>
-      </w:hyperlink>
-    </w:p>
-    <w:p>
-      <w:pPr>
-        <w:pStyle w:val="2c"/>
-        <w:tabs>
-          <w:tab w:val="right" w:leader="dot" w:pos="9345"/>
-        </w:tabs>
-        <w:rPr>
-          <w:rFonts w:asciiTheme="minorHAnsi" w:eastAsiaTheme="minorEastAsia" w:hAnsiTheme="minorHAnsi"/>
-          <w:noProof/>
-          <w:kern w:val="2"/>
-          <w:sz w:val="24"/>
-          <w:szCs w:val="24"/>
-          <w14:ligatures w14:val="standardContextual"/>
-        </w:rPr>
-      </w:pPr>
-      <w:hyperlink w:anchor="_Toc242385965" w:history="1">
-        <w:r>
-          <w:rPr>
-            <w:rStyle w:val="aff8"/>
-            <w:noProof/>
-          </w:rPr>
-          <w:t>4.2 Какие пространства имен и классы необходимы</w:t>
-        </w:r>
-        <w:r>
-          <w:rPr>
-            <w:noProof/>
-            <w:webHidden/>
-          </w:rPr>
-          <w:tab/>
-        </w:r>
-        <w:r>
-          <w:rPr>
-            <w:noProof/>
-            <w:webHidden/>
-          </w:rPr>
-          <w:fldChar w:fldCharType="begin"/>
-        </w:r>
-        <w:r>
-          <w:rPr>
-            <w:noProof/>
-            <w:webHidden/>
-          </w:rPr>
-          <w:instrText xml:space="preserve"> PAGEREF _Toc242385965 \h </w:instrText>
-        </w:r>
-        <w:r>
-          <w:rPr>
-            <w:noProof/>
-            <w:webHidden/>
-          </w:rPr>
-        </w:r>
-        <w:r>
-          <w:rPr>
-            <w:noProof/>
-            <w:webHidden/>
-          </w:rPr>
-          <w:fldChar w:fldCharType="separate"/>
-        </w:r>
-        <w:r>
-          <w:rPr>
-            <w:noProof/>
-            <w:webHidden/>
-          </w:rPr>
-          <w:t>20</w:t>
-        </w:r>
-        <w:r>
-          <w:rPr>
-            <w:noProof/>
-            <w:webHidden/>
-          </w:rPr>
-          <w:fldChar w:fldCharType="end"/>
-        </w:r>
-      </w:hyperlink>
-    </w:p>
-    <w:p>
-      <w:pPr>
-        <w:pStyle w:val="2c"/>
-        <w:tabs>
-          <w:tab w:val="right" w:leader="dot" w:pos="9345"/>
-        </w:tabs>
-        <w:rPr>
-          <w:rFonts w:asciiTheme="minorHAnsi" w:eastAsiaTheme="minorEastAsia" w:hAnsiTheme="minorHAnsi"/>
-          <w:noProof/>
-          <w:kern w:val="2"/>
-          <w:sz w:val="24"/>
-          <w:szCs w:val="24"/>
-          <w14:ligatures w14:val="standardContextual"/>
-        </w:rPr>
-      </w:pPr>
-      <w:hyperlink w:anchor="_Toc242385966" w:history="1">
-        <w:r>
-          <w:rPr>
-            <w:rStyle w:val="aff8"/>
-            <w:noProof/>
-          </w:rPr>
-          <w:t xml:space="preserve">4.3 Разница между </w:t>
-        </w:r>
-        <w:r>
-          <w:rPr>
-            <w:rStyle w:val="aff8"/>
-            <w:i/>
-            <w:noProof/>
-          </w:rPr>
-          <w:t>GetType</w:t>
-        </w:r>
-        <w:r>
-          <w:rPr>
-            <w:rStyle w:val="aff8"/>
-            <w:noProof/>
-          </w:rPr>
-          <w:t xml:space="preserve">() и </w:t>
-        </w:r>
-        <w:r>
-          <w:rPr>
-            <w:rStyle w:val="aff8"/>
-            <w:i/>
-            <w:noProof/>
-          </w:rPr>
-          <w:t>typeof</w:t>
-        </w:r>
-        <w:r>
-          <w:rPr>
-            <w:rStyle w:val="aff8"/>
-            <w:noProof/>
-          </w:rPr>
-          <w:t>()</w:t>
-        </w:r>
-        <w:r>
-          <w:rPr>
-            <w:noProof/>
-            <w:webHidden/>
-          </w:rPr>
-          <w:tab/>
-        </w:r>
-        <w:r>
-          <w:rPr>
-            <w:noProof/>
-            <w:webHidden/>
-          </w:rPr>
-          <w:fldChar w:fldCharType="begin"/>
-        </w:r>
-        <w:r>
-          <w:rPr>
-            <w:noProof/>
-            <w:webHidden/>
-          </w:rPr>
-          <w:instrText xml:space="preserve"> PAGEREF _Toc242385966 \h </w:instrText>
-        </w:r>
-        <w:r>
-          <w:rPr>
-            <w:noProof/>
-            <w:webHidden/>
-          </w:rPr>
-        </w:r>
-        <w:r>
-          <w:rPr>
-            <w:noProof/>
-            <w:webHidden/>
-          </w:rPr>
-          <w:fldChar w:fldCharType="separate"/>
-        </w:r>
-        <w:r>
-          <w:rPr>
-            <w:noProof/>
-            <w:webHidden/>
-          </w:rPr>
-          <w:t>20</w:t>
-        </w:r>
-        <w:r>
-          <w:rPr>
-            <w:noProof/>
-            <w:webHidden/>
-          </w:rPr>
-          <w:fldChar w:fldCharType="end"/>
-        </w:r>
-      </w:hyperlink>
-    </w:p>
-    <w:p>
-      <w:pPr>
-        <w:pStyle w:val="2c"/>
-        <w:tabs>
-          <w:tab w:val="right" w:leader="dot" w:pos="9345"/>
-        </w:tabs>
-        <w:rPr>
-          <w:rFonts w:asciiTheme="minorHAnsi" w:eastAsiaTheme="minorEastAsia" w:hAnsiTheme="minorHAnsi"/>
-          <w:noProof/>
-          <w:kern w:val="2"/>
-          <w:sz w:val="24"/>
-          <w:szCs w:val="24"/>
-          <w14:ligatures w14:val="standardContextual"/>
-        </w:rPr>
-      </w:pPr>
-      <w:hyperlink w:anchor="_Toc242385967" w:history="1">
-        <w:r>
-          <w:rPr>
-            <w:rStyle w:val="aff8"/>
-            <w:noProof/>
-          </w:rPr>
-          <w:t>4.4 Как получить доступ к приватным членам</w:t>
-        </w:r>
-        <w:r>
-          <w:rPr>
-            <w:noProof/>
-            <w:webHidden/>
-          </w:rPr>
-          <w:tab/>
-        </w:r>
-        <w:r>
-          <w:rPr>
-            <w:noProof/>
-            <w:webHidden/>
-          </w:rPr>
-          <w:fldChar w:fldCharType="begin"/>
-        </w:r>
-        <w:r>
-          <w:rPr>
-            <w:noProof/>
-            <w:webHidden/>
-          </w:rPr>
-          <w:instrText xml:space="preserve"> PAGEREF _Toc242385967 \h </w:instrText>
-        </w:r>
-        <w:r>
-          <w:rPr>
-            <w:noProof/>
-            <w:webHidden/>
-          </w:rPr>
-        </w:r>
-        <w:r>
-          <w:rPr>
-            <w:noProof/>
-            <w:webHidden/>
-          </w:rPr>
-          <w:fldChar w:fldCharType="separate"/>
-        </w:r>
-        <w:r>
-          <w:rPr>
-            <w:noProof/>
-            <w:webHidden/>
-          </w:rPr>
-          <w:t>20</w:t>
-        </w:r>
-        <w:r>
-          <w:rPr>
-            <w:noProof/>
-            <w:webHidden/>
-          </w:rPr>
-          <w:fldChar w:fldCharType="end"/>
-        </w:r>
-      </w:hyperlink>
-    </w:p>
-    <w:p>
-      <w:pPr>
-        <w:pStyle w:val="2c"/>
-        <w:tabs>
-          <w:tab w:val="right" w:leader="dot" w:pos="9345"/>
-        </w:tabs>
-        <w:rPr>
-          <w:rFonts w:asciiTheme="minorHAnsi" w:eastAsiaTheme="minorEastAsia" w:hAnsiTheme="minorHAnsi"/>
-          <w:noProof/>
-          <w:kern w:val="2"/>
-          <w:sz w:val="24"/>
-          <w:szCs w:val="24"/>
-          <w14:ligatures w14:val="standardContextual"/>
-        </w:rPr>
-      </w:pPr>
-      <w:hyperlink w:anchor="_Toc242385968" w:history="1">
-        <w:r>
-          <w:rPr>
-            <w:rStyle w:val="aff8"/>
-            <w:noProof/>
-          </w:rPr>
-          <w:t>4.5 Ограничения и риски рефлексии</w:t>
-        </w:r>
-        <w:r>
-          <w:rPr>
-            <w:noProof/>
-            <w:webHidden/>
-          </w:rPr>
-          <w:tab/>
-        </w:r>
-        <w:r>
-          <w:rPr>
-            <w:noProof/>
-            <w:webHidden/>
-          </w:rPr>
-          <w:fldChar w:fldCharType="begin"/>
-        </w:r>
-        <w:r>
-          <w:rPr>
-            <w:noProof/>
-            <w:webHidden/>
-          </w:rPr>
-          <w:instrText xml:space="preserve"> PAGEREF _Toc242385968 \h </w:instrText>
-        </w:r>
-        <w:r>
-          <w:rPr>
-            <w:noProof/>
-            <w:webHidden/>
-          </w:rPr>
-        </w:r>
-        <w:r>
-          <w:rPr>
-            <w:noProof/>
-            <w:webHidden/>
-          </w:rPr>
-          <w:fldChar w:fldCharType="separate"/>
-        </w:r>
-        <w:r>
-          <w:rPr>
-            <w:noProof/>
-            <w:webHidden/>
-          </w:rPr>
-          <w:t>20</w:t>
-        </w:r>
-        <w:r>
-          <w:rPr>
-            <w:noProof/>
-            <w:webHidden/>
-          </w:rPr>
-          <w:fldChar w:fldCharType="end"/>
-        </w:r>
-      </w:hyperlink>
-    </w:p>
-    <w:p>
-      <w:pPr>
-        <w:pStyle w:val="2c"/>
-        <w:tabs>
-          <w:tab w:val="right" w:leader="dot" w:pos="9345"/>
-        </w:tabs>
-        <w:rPr>
-          <w:rFonts w:asciiTheme="minorHAnsi" w:eastAsiaTheme="minorEastAsia" w:hAnsiTheme="minorHAnsi"/>
-          <w:noProof/>
-          <w:kern w:val="2"/>
-          <w:sz w:val="24"/>
-          <w:szCs w:val="24"/>
-          <w14:ligatures w14:val="standardContextual"/>
-        </w:rPr>
-      </w:pPr>
-      <w:hyperlink w:anchor="_Toc242385969" w:history="1">
-        <w:r>
-          <w:rPr>
-            <w:rStyle w:val="aff8"/>
-            <w:noProof/>
-          </w:rPr>
-          <w:t xml:space="preserve">4.6 Что такое </w:t>
-        </w:r>
-        <w:r>
-          <w:rPr>
-            <w:rStyle w:val="aff8"/>
-            <w:i/>
-            <w:noProof/>
-          </w:rPr>
-          <w:t>BindingFlags</w:t>
-        </w:r>
-        <w:r>
-          <w:rPr>
-            <w:noProof/>
-            <w:webHidden/>
-          </w:rPr>
-          <w:tab/>
-        </w:r>
-        <w:r>
-          <w:rPr>
-            <w:noProof/>
-            <w:webHidden/>
-          </w:rPr>
-          <w:fldChar w:fldCharType="begin"/>
-        </w:r>
-        <w:r>
-          <w:rPr>
-            <w:noProof/>
-            <w:webHidden/>
-          </w:rPr>
-          <w:instrText xml:space="preserve"> PAGEREF _Toc242385969 \h </w:instrText>
-        </w:r>
-        <w:r>
-          <w:rPr>
-            <w:noProof/>
-            <w:webHidden/>
-          </w:rPr>
-        </w:r>
-        <w:r>
-          <w:rPr>
-            <w:noProof/>
-            <w:webHidden/>
-          </w:rPr>
-          <w:fldChar w:fldCharType="separate"/>
-        </w:r>
-        <w:r>
-          <w:rPr>
-            <w:noProof/>
-            <w:webHidden/>
-          </w:rPr>
-          <w:t>20</w:t>
-        </w:r>
-        <w:r>
-          <w:rPr>
-            <w:noProof/>
-            <w:webHidden/>
-          </w:rPr>
-          <w:fldChar w:fldCharType="end"/>
-        </w:r>
-      </w:hyperlink>
-    </w:p>
-    <w:p>
-      <w:pPr>
-        <w:pStyle w:val="2c"/>
-        <w:tabs>
-          <w:tab w:val="right" w:leader="dot" w:pos="9345"/>
-        </w:tabs>
-        <w:rPr>
-          <w:rFonts w:asciiTheme="minorHAnsi" w:eastAsiaTheme="minorEastAsia" w:hAnsiTheme="minorHAnsi"/>
-          <w:noProof/>
-          <w:kern w:val="2"/>
-          <w:sz w:val="24"/>
-          <w:szCs w:val="24"/>
-          <w14:ligatures w14:val="standardContextual"/>
-        </w:rPr>
-      </w:pPr>
-      <w:hyperlink w:anchor="_Toc242385970" w:history="1">
-        <w:r>
-          <w:rPr>
-            <w:rStyle w:val="aff8"/>
-            <w:noProof/>
-          </w:rPr>
-          <w:t>4.7 Как динамически создать экземпляр класса</w:t>
-        </w:r>
-        <w:r>
-          <w:rPr>
-            <w:noProof/>
-            <w:webHidden/>
-          </w:rPr>
-          <w:tab/>
-        </w:r>
-        <w:r>
-          <w:rPr>
-            <w:noProof/>
-            <w:webHidden/>
-          </w:rPr>
-          <w:fldChar w:fldCharType="begin"/>
-        </w:r>
-        <w:r>
-          <w:rPr>
-            <w:noProof/>
-            <w:webHidden/>
-          </w:rPr>
-          <w:instrText xml:space="preserve"> PAGEREF _Toc242385970 \h </w:instrText>
-        </w:r>
-        <w:r>
-          <w:rPr>
-            <w:noProof/>
-            <w:webHidden/>
-          </w:rPr>
-        </w:r>
-        <w:r>
-          <w:rPr>
-            <w:noProof/>
-            <w:webHidden/>
-          </w:rPr>
-          <w:fldChar w:fldCharType="separate"/>
-        </w:r>
-        <w:r>
-          <w:rPr>
-            <w:noProof/>
-            <w:webHidden/>
-          </w:rPr>
-          <w:t>21</w:t>
-        </w:r>
-        <w:r>
-          <w:rPr>
-            <w:noProof/>
-            <w:webHidden/>
-          </w:rPr>
-          <w:fldChar w:fldCharType="end"/>
-        </w:r>
-      </w:hyperlink>
-    </w:p>
-    <w:p>
-      <w:pPr>
-        <w:pStyle w:val="2c"/>
-        <w:tabs>
-          <w:tab w:val="right" w:leader="dot" w:pos="9345"/>
-        </w:tabs>
-        <w:rPr>
-          <w:rFonts w:asciiTheme="minorHAnsi" w:eastAsiaTheme="minorEastAsia" w:hAnsiTheme="minorHAnsi"/>
-          <w:noProof/>
-          <w:kern w:val="2"/>
-          <w:sz w:val="24"/>
-          <w:szCs w:val="24"/>
-          <w14:ligatures w14:val="standardContextual"/>
-        </w:rPr>
-      </w:pPr>
-      <w:hyperlink w:anchor="_Toc242385971" w:history="1">
-        <w:r>
-          <w:rPr>
-            <w:rStyle w:val="aff8"/>
-            <w:noProof/>
-          </w:rPr>
-          <w:t>4.8 Отличие позднего связывания от раннего</w:t>
-        </w:r>
-        <w:r>
-          <w:rPr>
-            <w:noProof/>
-            <w:webHidden/>
-          </w:rPr>
-          <w:tab/>
-        </w:r>
-        <w:r>
-          <w:rPr>
-            <w:noProof/>
-            <w:webHidden/>
-          </w:rPr>
-          <w:fldChar w:fldCharType="begin"/>
-        </w:r>
-        <w:r>
-          <w:rPr>
-            <w:noProof/>
-            <w:webHidden/>
-          </w:rPr>
-          <w:instrText xml:space="preserve"> PAGEREF _Toc242385971 \h </w:instrText>
-        </w:r>
-        <w:r>
-          <w:rPr>
-            <w:noProof/>
-            <w:webHidden/>
-          </w:rPr>
-        </w:r>
-        <w:r>
-          <w:rPr>
-            <w:noProof/>
-            <w:webHidden/>
-          </w:rPr>
-          <w:fldChar w:fldCharType="separate"/>
-        </w:r>
-        <w:r>
-          <w:rPr>
-            <w:noProof/>
-            <w:webHidden/>
-          </w:rPr>
-          <w:t>21</w:t>
-        </w:r>
-        <w:r>
-          <w:rPr>
-            <w:noProof/>
-            <w:webHidden/>
-          </w:rPr>
-          <w:fldChar w:fldCharType="end"/>
-        </w:r>
-      </w:hyperlink>
-    </w:p>
-    <w:p>
-      <w:pPr>
-        <w:pStyle w:val="2c"/>
-        <w:tabs>
-          <w:tab w:val="right" w:leader="dot" w:pos="9345"/>
-        </w:tabs>
-        <w:rPr>
-          <w:rFonts w:asciiTheme="minorHAnsi" w:eastAsiaTheme="minorEastAsia" w:hAnsiTheme="minorHAnsi"/>
-          <w:noProof/>
-          <w:kern w:val="2"/>
-          <w:sz w:val="24"/>
-          <w:szCs w:val="24"/>
-          <w14:ligatures w14:val="standardContextual"/>
-        </w:rPr>
-      </w:pPr>
-      <w:hyperlink w:anchor="_Toc242385972" w:history="1">
-        <w:r>
-          <w:rPr>
-            <w:rStyle w:val="aff8"/>
-            <w:noProof/>
-          </w:rPr>
-          <w:t>4.9 Недостатки рефлексии</w:t>
-        </w:r>
-        <w:r>
-          <w:rPr>
-            <w:noProof/>
-            <w:webHidden/>
-          </w:rPr>
-          <w:tab/>
-        </w:r>
-        <w:r>
-          <w:rPr>
-            <w:noProof/>
-            <w:webHidden/>
-          </w:rPr>
-          <w:fldChar w:fldCharType="begin"/>
-        </w:r>
-        <w:r>
-          <w:rPr>
-            <w:noProof/>
-            <w:webHidden/>
-          </w:rPr>
-          <w:instrText xml:space="preserve"> PAGEREF _Toc242385972 \h </w:instrText>
-        </w:r>
-        <w:r>
-          <w:rPr>
-            <w:noProof/>
-            <w:webHidden/>
-          </w:rPr>
-        </w:r>
-        <w:r>
-          <w:rPr>
-            <w:noProof/>
-            <w:webHidden/>
-          </w:rPr>
-          <w:fldChar w:fldCharType="separate"/>
-        </w:r>
-        <w:r>
-          <w:rPr>
-            <w:noProof/>
-            <w:webHidden/>
-          </w:rPr>
-          <w:t>21</w:t>
-        </w:r>
-        <w:r>
-          <w:rPr>
-            <w:noProof/>
-            <w:webHidden/>
-          </w:rPr>
-          <w:fldChar w:fldCharType="end"/>
-        </w:r>
-      </w:hyperlink>
-    </w:p>
-    <w:p>
-      <w:pPr>
-        <w:pStyle w:val="14"/>
-        <w:tabs>
-          <w:tab w:val="right" w:leader="dot" w:pos="9345"/>
-        </w:tabs>
-        <w:rPr>
-          <w:rFonts w:asciiTheme="minorHAnsi" w:eastAsiaTheme="minorEastAsia" w:hAnsiTheme="minorHAnsi"/>
-          <w:noProof/>
-          <w:kern w:val="2"/>
-          <w:sz w:val="24"/>
-          <w:szCs w:val="24"/>
-          <w14:ligatures w14:val="standardContextual"/>
-        </w:rPr>
-      </w:pPr>
-      <w:hyperlink w:anchor="_Toc242385973" w:history="1">
-        <w:r>
-          <w:rPr>
-            <w:rStyle w:val="aff8"/>
-            <w:noProof/>
-          </w:rPr>
-          <w:t>ЗАКЛЮЧЕНИЕ</w:t>
-        </w:r>
-        <w:r>
-          <w:rPr>
-            <w:noProof/>
-            <w:webHidden/>
-          </w:rPr>
-          <w:tab/>
-        </w:r>
-        <w:r>
-          <w:rPr>
-            <w:noProof/>
-            <w:webHidden/>
-          </w:rPr>
-          <w:fldChar w:fldCharType="begin"/>
-        </w:r>
-        <w:r>
-          <w:rPr>
-            <w:noProof/>
-            <w:webHidden/>
-          </w:rPr>
-          <w:instrText xml:space="preserve"> PAGEREF _Toc242385973 \h </w:instrText>
-        </w:r>
-        <w:r>
-          <w:rPr>
-            <w:noProof/>
-            <w:webHidden/>
-          </w:rPr>
-        </w:r>
-        <w:r>
-          <w:rPr>
-            <w:noProof/>
-            <w:webHidden/>
-          </w:rPr>
-          <w:fldChar w:fldCharType="separate"/>
-        </w:r>
-        <w:r>
-          <w:rPr>
-            <w:noProof/>
-            <w:webHidden/>
-          </w:rPr>
-          <w:t>22</w:t>
-        </w:r>
-        <w:r>
-          <w:rPr>
-            <w:noProof/>
-            <w:webHidden/>
-          </w:rPr>
-          <w:fldChar w:fldCharType="end"/>
-        </w:r>
-      </w:hyperlink>
-    </w:p>
-    <w:p>
       <w:r>
         <w:fldChar w:fldCharType="end"/>
       </w:r>
@@ -2183,13 +1619,13 @@
         <w:pStyle w:val="1"/>
         <w:ind w:firstLine="709"/>
       </w:pPr>
-      <w:bookmarkStart w:id="0" w:name="_Toc242385949"/>
+      <w:bookmarkStart w:id="0" w:name="_Toc242612792"/>
       <w:r>
         <w:rPr>
           <w:rFonts w:ascii="Times New Roman" w:hAnsi="Times New Roman"/>
         </w:rPr>
         <w:lastRenderedPageBreak/>
-        <w:t>1 ЦЕЛЬ РАБОТЫ</w:t>
+        <w:t>1 Цель работы</w:t>
       </w:r>
       <w:bookmarkEnd w:id="0"/>
     </w:p>
@@ -2199,7 +1635,16 @@
         <w:jc w:val="both"/>
       </w:pPr>
       <w:r>
-        <w:t xml:space="preserve">Изучить механизм рефлексии в </w:t>
+        <w:t>Изучить механизм рефлексии платформы .</w:t>
+      </w:r>
+      <w:r>
+        <w:rPr>
+          <w:i/>
+        </w:rPr>
+        <w:t>NET</w:t>
+      </w:r>
+      <w:r>
+        <w:t xml:space="preserve"> и позднее связывание в языке </w:t>
       </w:r>
       <w:r>
         <w:rPr>
@@ -2208,7 +1653,25 @@
         <w:t>C</w:t>
       </w:r>
       <w:r>
-        <w:t>#, научиться получать метаданные о типах во время выполнения, инспектировать члены классов (поля, методы, свойства, конструкторы), использовать позднее связывание для динамического создания и вызова методов и работать с приватными членами через рефлексию.</w:t>
+        <w:t xml:space="preserve">#: научиться получать метаданные о типах через </w:t>
+      </w:r>
+      <w:r>
+        <w:rPr>
+          <w:i/>
+        </w:rPr>
+        <w:t>System.Type</w:t>
+      </w:r>
+      <w:r>
+        <w:t xml:space="preserve">, инспектировать конструкторы, методы, свойства и поля, создавать объекты без оператора </w:t>
+      </w:r>
+      <w:r>
+        <w:rPr>
+          <w:i/>
+        </w:rPr>
+        <w:t>new</w:t>
+      </w:r>
+      <w:r>
+        <w:t>, обращаться к приватным полям и методам, а также построить расширяемую систему плагинов, загружаемых по имени из конфигурационного файла.</w:t>
       </w:r>
     </w:p>
     <w:p>
@@ -2221,13 +1684,13 @@
         <w:pStyle w:val="1"/>
         <w:ind w:firstLine="709"/>
       </w:pPr>
-      <w:bookmarkStart w:id="1" w:name="_Toc242385950"/>
+      <w:bookmarkStart w:id="1" w:name="_Toc242612793"/>
       <w:r>
         <w:rPr>
           <w:rFonts w:ascii="Times New Roman" w:hAnsi="Times New Roman"/>
         </w:rPr>
         <w:lastRenderedPageBreak/>
-        <w:t>2 ТЕОРЕТИЧЕСКИЕ СВЕДЕНИЯ</w:t>
+        <w:t>2 Ход работы</w:t>
       </w:r>
       <w:bookmarkEnd w:id="1"/>
     </w:p>
@@ -2237,301 +1700,35 @@
         <w:jc w:val="both"/>
       </w:pPr>
       <w:r>
-        <w:t xml:space="preserve">Рефлексия – механизм, позволяющий получать информацию о типах данных во время выполнения программы и динамически работать с ними. Основное пространство имен – </w:t>
-      </w:r>
-      <w:r>
-        <w:rPr>
-          <w:i/>
-        </w:rPr>
-        <w:t>System.Reflection</w:t>
-      </w:r>
-      <w:r>
-        <w:t xml:space="preserve">, основные классы – </w:t>
-      </w:r>
-      <w:r>
-        <w:rPr>
-          <w:i/>
-        </w:rPr>
-        <w:t>Type</w:t>
-      </w:r>
-      <w:r>
-        <w:t xml:space="preserve">, </w:t>
-      </w:r>
-      <w:r>
-        <w:rPr>
-          <w:i/>
-        </w:rPr>
-        <w:t>FieldInfo</w:t>
-      </w:r>
-      <w:r>
-        <w:t xml:space="preserve">, </w:t>
-      </w:r>
-      <w:r>
-        <w:rPr>
-          <w:i/>
-        </w:rPr>
-        <w:t>PropertyInfo</w:t>
-      </w:r>
-      <w:r>
-        <w:t xml:space="preserve">, </w:t>
-      </w:r>
-      <w:r>
-        <w:rPr>
-          <w:i/>
-        </w:rPr>
-        <w:t>MethodInfo</w:t>
-      </w:r>
-      <w:r>
-        <w:t xml:space="preserve">, </w:t>
-      </w:r>
-      <w:r>
-        <w:rPr>
-          <w:i/>
-        </w:rPr>
-        <w:t>ConstructorInfo</w:t>
-      </w:r>
-      <w:r>
-        <w:t xml:space="preserve">, </w:t>
-      </w:r>
-      <w:r>
-        <w:rPr>
-          <w:i/>
-        </w:rPr>
-        <w:t>Assembly</w:t>
-      </w:r>
-      <w:r>
-        <w:t xml:space="preserve">, </w:t>
-      </w:r>
-      <w:r>
-        <w:rPr>
-          <w:i/>
-        </w:rPr>
-        <w:t>Activator</w:t>
-      </w:r>
-      <w:r>
-        <w:t>.</w:t>
-      </w:r>
-    </w:p>
-    <w:p>
-      <w:pPr>
-        <w:ind w:firstLine="709"/>
-        <w:jc w:val="both"/>
-      </w:pPr>
-      <w:r>
-        <w:t xml:space="preserve">Объект </w:t>
-      </w:r>
-      <w:r>
-        <w:rPr>
-          <w:i/>
-        </w:rPr>
-        <w:t>Type</w:t>
-      </w:r>
-      <w:r>
-        <w:t xml:space="preserve"> получают тремя способами: оператором </w:t>
-      </w:r>
-      <w:r>
-        <w:rPr>
-          <w:i/>
-        </w:rPr>
-        <w:t>typeof</w:t>
-      </w:r>
-      <w:r>
-        <w:t>(</w:t>
-      </w:r>
-      <w:r>
-        <w:rPr>
-          <w:i/>
-        </w:rPr>
-        <w:t>T</w:t>
-      </w:r>
-      <w:r>
-        <w:t>)</w:t>
-      </w:r>
-      <w:r>
-        <w:t xml:space="preserve"> для типа, известного при компиляции, методом </w:t>
-      </w:r>
-      <w:r>
-        <w:rPr>
-          <w:i/>
-        </w:rPr>
-        <w:t>GetType</w:t>
-      </w:r>
-      <w:r>
-        <w:t>()</w:t>
-      </w:r>
-      <w:r>
-        <w:t xml:space="preserve"> для существующего объекта и методом </w:t>
-      </w:r>
-      <w:r>
-        <w:rPr>
-          <w:i/>
-        </w:rPr>
-        <w:t>Type.GetType</w:t>
-      </w:r>
-      <w:r>
-        <w:t>("имя")</w:t>
-      </w:r>
-      <w:r>
-        <w:t xml:space="preserve"> по строковому имени типа. Члены типа возвращают методы </w:t>
-      </w:r>
-      <w:r>
-        <w:rPr>
-          <w:i/>
-        </w:rPr>
-        <w:t>GetFields</w:t>
-      </w:r>
-      <w:r>
-        <w:t>()</w:t>
-      </w:r>
-      <w:r>
-        <w:t xml:space="preserve">, </w:t>
-      </w:r>
-      <w:r>
-        <w:rPr>
-          <w:i/>
-        </w:rPr>
-        <w:t>GetMethods</w:t>
-      </w:r>
-      <w:r>
-        <w:t>()</w:t>
-      </w:r>
-      <w:r>
-        <w:t xml:space="preserve">, </w:t>
-      </w:r>
-      <w:r>
-        <w:rPr>
-          <w:i/>
-        </w:rPr>
-        <w:t>GetProperties</w:t>
-      </w:r>
-      <w:r>
-        <w:t>()</w:t>
-      </w:r>
-      <w:r>
-        <w:t xml:space="preserve">, </w:t>
-      </w:r>
-      <w:r>
-        <w:rPr>
-          <w:i/>
-        </w:rPr>
-        <w:t>GetConstructors</w:t>
-      </w:r>
-      <w:r>
-        <w:t>()</w:t>
-      </w:r>
-      <w:r>
-        <w:t xml:space="preserve">. Набор искомых членов задается флагами </w:t>
-      </w:r>
-      <w:r>
-        <w:rPr>
-          <w:i/>
-        </w:rPr>
-        <w:t>BindingFlags</w:t>
-      </w:r>
-      <w:r>
-        <w:t xml:space="preserve">: </w:t>
-      </w:r>
-      <w:r>
-        <w:rPr>
-          <w:i/>
-        </w:rPr>
-        <w:t>Public</w:t>
-      </w:r>
-      <w:r>
-        <w:t xml:space="preserve">, </w:t>
-      </w:r>
-      <w:r>
-        <w:rPr>
-          <w:i/>
-        </w:rPr>
-        <w:t>NonPublic</w:t>
-      </w:r>
-      <w:r>
-        <w:t xml:space="preserve">, </w:t>
-      </w:r>
-      <w:r>
-        <w:rPr>
-          <w:i/>
-        </w:rPr>
-        <w:t>Instance</w:t>
-      </w:r>
-      <w:r>
-        <w:t xml:space="preserve">, </w:t>
-      </w:r>
-      <w:r>
-        <w:rPr>
-          <w:i/>
-        </w:rPr>
-        <w:t>Static</w:t>
-      </w:r>
-      <w:r>
-        <w:t>.</w:t>
-      </w:r>
-    </w:p>
-    <w:p>
-      <w:pPr>
-        <w:ind w:firstLine="709"/>
-        <w:jc w:val="both"/>
-      </w:pPr>
-      <w:r>
-        <w:t>Позднее связывание (</w:t>
-      </w:r>
-      <w:r>
-        <w:rPr>
-          <w:i/>
-        </w:rPr>
-        <w:t>Late Binding</w:t>
-      </w:r>
-      <w:r>
-        <w:t xml:space="preserve">) – выбор типа, конструктора или метода во время выполнения, а не при компиляции. Динамическое создание объекта выполняет </w:t>
-      </w:r>
-      <w:r>
-        <w:rPr>
-          <w:i/>
-        </w:rPr>
-        <w:t>Activator.CreateInstance</w:t>
-      </w:r>
-      <w:r>
-        <w:t xml:space="preserve">, вызов метода – </w:t>
-      </w:r>
-      <w:r>
-        <w:rPr>
-          <w:i/>
-        </w:rPr>
-        <w:t>MethodInfo.Invoke</w:t>
-      </w:r>
-      <w:r>
-        <w:t xml:space="preserve">. Атрибуты – дополнительные метаданные класса или метода, которые читаются методом </w:t>
-      </w:r>
-      <w:r>
-        <w:rPr>
-          <w:i/>
-        </w:rPr>
-        <w:t>GetCustomAttribute</w:t>
-      </w:r>
-      <w:r>
-        <w:t>. Рефлексия позволяет обращаться к приватным членам, поэтому нарушает инкапсуляцию, работает медленнее прямого вызова, а ошибки обнаруживаются только при выполнении.</w:t>
-      </w:r>
-    </w:p>
-    <w:p>
-      <w:r>
-        <w:br w:type="page"/>
-      </w:r>
-    </w:p>
-    <w:p>
-      <w:pPr>
-        <w:pStyle w:val="1"/>
-        <w:ind w:firstLine="709"/>
-      </w:pPr>
-      <w:bookmarkStart w:id="2" w:name="_Toc242385951"/>
-      <w:r>
-        <w:rPr>
-          <w:rFonts w:ascii="Times New Roman" w:hAnsi="Times New Roman"/>
-        </w:rPr>
-        <w:lastRenderedPageBreak/>
-        <w:t>3 ВЫПОЛНЕНИЕ РАБОТЫ</w:t>
-      </w:r>
-      <w:bookmarkEnd w:id="2"/>
+        <w:t xml:space="preserve">Работа выполнена в консольном приложении </w:t>
+      </w:r>
+      <w:r>
+        <w:rPr>
+          <w:i/>
+        </w:rPr>
+        <w:t>C</w:t>
+      </w:r>
+      <w:r>
+        <w:t># для платформы .</w:t>
+      </w:r>
+      <w:r>
+        <w:rPr>
+          <w:i/>
+        </w:rPr>
+        <w:t>NET</w:t>
+      </w:r>
+      <w:r>
+        <w:t xml:space="preserve"> 10 (</w:t>
+      </w:r>
+      <w:r>
+        <w:rPr>
+          <w:i/>
+        </w:rPr>
+        <w:t>SDK</w:t>
+      </w:r>
+      <w:r>
+        <w:t xml:space="preserve"> 10.0.401). Полный текст программы приведен в приложении А. Ниже последовательно описаны постановка задачи, теоретическая основа, реализация заданий и результаты проверки.</w:t>
+      </w:r>
     </w:p>
     <w:p>
       <w:pPr>
@@ -2539,14 +1736,14 @@
         <w:spacing w:before="360"/>
         <w:ind w:firstLine="709"/>
       </w:pPr>
-      <w:bookmarkStart w:id="3" w:name="_Toc242385952"/>
+      <w:bookmarkStart w:id="2" w:name="_Toc242612794"/>
       <w:r>
         <w:rPr>
           <w:rFonts w:ascii="Times New Roman" w:hAnsi="Times New Roman"/>
         </w:rPr>
-        <w:t>3.1 Подготовка среды разработки</w:t>
-      </w:r>
-      <w:bookmarkEnd w:id="3"/>
+        <w:t>2.1 Постановка задачи</w:t>
+      </w:r>
+      <w:bookmarkEnd w:id="2"/>
     </w:p>
     <w:p>
       <w:pPr>
@@ -2554,151 +1751,61 @@
         <w:jc w:val="both"/>
       </w:pPr>
       <w:r>
-        <w:t xml:space="preserve">Приложение </w:t>
-      </w:r>
-      <w:r>
-        <w:rPr>
-          <w:i/>
-        </w:rPr>
-        <w:t>Lab3</w:t>
-      </w:r>
-      <w:r>
-        <w:t xml:space="preserve"> создано как консольный проект .</w:t>
-      </w:r>
-      <w:r>
-        <w:rPr>
-          <w:i/>
-        </w:rPr>
-        <w:t>NET</w:t>
-      </w:r>
-      <w:r>
-        <w:t xml:space="preserve"> с целевой платформой </w:t>
-      </w:r>
-      <w:r>
-        <w:rPr>
-          <w:i/>
-        </w:rPr>
-        <w:t>net10.0</w:t>
-      </w:r>
-      <w:r>
-        <w:t xml:space="preserve"> (</w:t>
-      </w:r>
-      <w:r>
-        <w:rPr>
-          <w:i/>
-        </w:rPr>
-        <w:t>SDK</w:t>
-      </w:r>
-      <w:r>
-        <w:t xml:space="preserve"> 10.0.401). Конфигурационный файл </w:t>
-      </w:r>
-      <w:r>
-        <w:rPr>
-          <w:i/>
-        </w:rPr>
-        <w:t>plugins.config</w:t>
-      </w:r>
-      <w:r>
-        <w:t xml:space="preserve"> копируется в каталог сборки и содержит имена загружаемых плагинов. Запуск: </w:t>
-      </w:r>
-      <w:r>
-        <w:rPr>
-          <w:i/>
-        </w:rPr>
-        <w:t>dotnet build</w:t>
-      </w:r>
-      <w:r>
-        <w:t xml:space="preserve"> -</w:t>
-      </w:r>
-      <w:r>
-        <w:rPr>
-          <w:i/>
-        </w:rPr>
-        <w:t>c Release</w:t>
-      </w:r>
-      <w:r>
-        <w:t xml:space="preserve">, затем </w:t>
-      </w:r>
-      <w:r>
-        <w:rPr>
-          <w:i/>
-        </w:rPr>
-        <w:t>dotnet bin</w:t>
-      </w:r>
-      <w:r>
-        <w:t>\</w:t>
-      </w:r>
-      <w:r>
-        <w:rPr>
-          <w:i/>
-        </w:rPr>
-        <w:t>Release</w:t>
-      </w:r>
-      <w:r>
-        <w:t>\</w:t>
-      </w:r>
-      <w:r>
-        <w:rPr>
-          <w:i/>
-        </w:rPr>
-        <w:t>net10.0</w:t>
-      </w:r>
-      <w:r>
-        <w:t>\</w:t>
-      </w:r>
-      <w:r>
-        <w:rPr>
-          <w:i/>
-        </w:rPr>
-        <w:t>Lab3.dll</w:t>
-      </w:r>
-      <w:r>
-        <w:t xml:space="preserve">. Примеры из методических указаний (инспекция типа </w:t>
-      </w:r>
-      <w:r>
-        <w:rPr>
-          <w:i/>
-        </w:rPr>
-        <w:t>Product</w:t>
-      </w:r>
-      <w:r>
-        <w:t xml:space="preserve">, работа с приватными членами, позднее связывание на классе </w:t>
-      </w:r>
-      <w:r>
-        <w:rPr>
-          <w:i/>
-        </w:rPr>
-        <w:t>DynamicCalculator</w:t>
-      </w:r>
-      <w:r>
-        <w:t xml:space="preserve">) вынесены в файл </w:t>
-      </w:r>
-      <w:r>
-        <w:rPr>
-          <w:i/>
-        </w:rPr>
-        <w:t>Examples.cs</w:t>
-      </w:r>
-      <w:r>
-        <w:t xml:space="preserve">, задания 1–7 – в файлы </w:t>
-      </w:r>
-      <w:r>
-        <w:rPr>
-          <w:i/>
-        </w:rPr>
-        <w:t>Tasks.cs</w:t>
-      </w:r>
-      <w:r>
-        <w:t xml:space="preserve"> и </w:t>
-      </w:r>
-      <w:r>
-        <w:rPr>
-          <w:i/>
-        </w:rPr>
-        <w:t>Plugins.cs</w:t>
-      </w:r>
-      <w:r>
-        <w:t>.</w:t>
+        <w:t>Для изучения рефлексии в рамках работы требуется выполнить следующие задачи:</w:t>
+      </w:r>
+    </w:p>
+    <w:p>
+      <w:pPr>
+        <w:ind w:firstLine="709"/>
+        <w:jc w:val="both"/>
+      </w:pPr>
+      <w:r>
+        <w:t>1 создать класс с тремя приватными полями разных типов и публичными свойствами с проверкой значений;</w:t>
+      </w:r>
+    </w:p>
+    <w:p>
+      <w:pPr>
+        <w:ind w:firstLine="709"/>
+        <w:jc w:val="both"/>
+      </w:pPr>
+      <w:r>
+        <w:t>2 получить и вывести сведения о публичных и непубличных методах класса;</w:t>
+      </w:r>
+    </w:p>
+    <w:p>
+      <w:pPr>
+        <w:ind w:firstLine="709"/>
+        <w:jc w:val="both"/>
+      </w:pPr>
+      <w:r>
+        <w:t xml:space="preserve">3 создать экземпляры класса через </w:t>
+      </w:r>
+      <w:r>
+        <w:rPr>
+          <w:i/>
+        </w:rPr>
+        <w:t>Activator.CreateInstance</w:t>
+      </w:r>
+      <w:r>
+        <w:t xml:space="preserve"> конструкторами без параметров и с параметрами;</w:t>
+      </w:r>
+    </w:p>
+    <w:p>
+      <w:pPr>
+        <w:ind w:firstLine="709"/>
+        <w:jc w:val="both"/>
+      </w:pPr>
+      <w:r>
+        <w:t>4 создать класс «черный ящик» и получить доступ к его приватному полю и приватным методам через рефлексию;</w:t>
+      </w:r>
+    </w:p>
+    <w:p>
+      <w:pPr>
+        <w:ind w:firstLine="709"/>
+        <w:jc w:val="both"/>
+      </w:pPr>
+      <w:r>
+        <w:t>5 реализовать систему динамической загрузки плагинов по атрибуту, интерфейсу и имени типа из файла конфигурации.</w:t>
       </w:r>
     </w:p>
     <w:p>
@@ -2707,14 +1814,14 @@
         <w:spacing w:before="360"/>
         <w:ind w:firstLine="709"/>
       </w:pPr>
-      <w:bookmarkStart w:id="4" w:name="_Toc242385953"/>
+      <w:bookmarkStart w:id="3" w:name="_Toc242612795"/>
       <w:r>
         <w:rPr>
           <w:rFonts w:ascii="Times New Roman" w:hAnsi="Times New Roman"/>
         </w:rPr>
-        <w:t>3.2 Пример инспекции типа</w:t>
-      </w:r>
-      <w:bookmarkEnd w:id="4"/>
+        <w:t>2.2 Теоретические сведения</w:t>
+      </w:r>
+      <w:bookmarkEnd w:id="3"/>
     </w:p>
     <w:p>
       <w:pPr>
@@ -2722,6 +1829,475 @@
         <w:jc w:val="both"/>
       </w:pPr>
       <w:r>
+        <w:t xml:space="preserve">Рефлексия – механизм, позволяющий получать информацию о типах данных во время выполнения программы и динамически работать с ними. Основное пространство имен – </w:t>
+      </w:r>
+      <w:r>
+        <w:rPr>
+          <w:i/>
+        </w:rPr>
+        <w:t>System.Reflection</w:t>
+      </w:r>
+      <w:r>
+        <w:t xml:space="preserve">, основные классы – </w:t>
+      </w:r>
+      <w:r>
+        <w:rPr>
+          <w:i/>
+        </w:rPr>
+        <w:t>Type</w:t>
+      </w:r>
+      <w:r>
+        <w:t xml:space="preserve">, </w:t>
+      </w:r>
+      <w:r>
+        <w:rPr>
+          <w:i/>
+        </w:rPr>
+        <w:t>FieldInfo</w:t>
+      </w:r>
+      <w:r>
+        <w:t xml:space="preserve">, </w:t>
+      </w:r>
+      <w:r>
+        <w:rPr>
+          <w:i/>
+        </w:rPr>
+        <w:t>PropertyInfo</w:t>
+      </w:r>
+      <w:r>
+        <w:t xml:space="preserve">, </w:t>
+      </w:r>
+      <w:r>
+        <w:rPr>
+          <w:i/>
+        </w:rPr>
+        <w:t>MethodInfo</w:t>
+      </w:r>
+      <w:r>
+        <w:t xml:space="preserve">, </w:t>
+      </w:r>
+      <w:r>
+        <w:rPr>
+          <w:i/>
+        </w:rPr>
+        <w:t>ConstructorInfo</w:t>
+      </w:r>
+      <w:r>
+        <w:t xml:space="preserve">, </w:t>
+      </w:r>
+      <w:r>
+        <w:rPr>
+          <w:i/>
+        </w:rPr>
+        <w:t>Assembly</w:t>
+      </w:r>
+      <w:r>
+        <w:t xml:space="preserve">, </w:t>
+      </w:r>
+      <w:r>
+        <w:rPr>
+          <w:i/>
+        </w:rPr>
+        <w:t>Activator</w:t>
+      </w:r>
+      <w:r>
+        <w:t>.</w:t>
+      </w:r>
+    </w:p>
+    <w:p>
+      <w:pPr>
+        <w:ind w:firstLine="709"/>
+        <w:jc w:val="both"/>
+      </w:pPr>
+      <w:r>
+        <w:t xml:space="preserve">Объект </w:t>
+      </w:r>
+      <w:r>
+        <w:rPr>
+          <w:i/>
+        </w:rPr>
+        <w:t>Type</w:t>
+      </w:r>
+      <w:r>
+        <w:t xml:space="preserve"> получают тремя способами: оператором </w:t>
+      </w:r>
+      <w:r>
+        <w:rPr>
+          <w:i/>
+        </w:rPr>
+        <w:t>typeof</w:t>
+      </w:r>
+      <w:r>
+        <w:t>(</w:t>
+      </w:r>
+      <w:r>
+        <w:rPr>
+          <w:i/>
+        </w:rPr>
+        <w:t>T</w:t>
+      </w:r>
+      <w:r>
+        <w:t>)</w:t>
+      </w:r>
+      <w:r>
+        <w:t xml:space="preserve"> для типа, известного при компиляции, методом </w:t>
+      </w:r>
+      <w:r>
+        <w:rPr>
+          <w:i/>
+        </w:rPr>
+        <w:t>GetType</w:t>
+      </w:r>
+      <w:r>
+        <w:t>()</w:t>
+      </w:r>
+      <w:r>
+        <w:t xml:space="preserve"> для существующего объекта и методом </w:t>
+      </w:r>
+      <w:r>
+        <w:rPr>
+          <w:i/>
+        </w:rPr>
+        <w:t>Type.GetType</w:t>
+      </w:r>
+      <w:r>
+        <w:t>("имя")</w:t>
+      </w:r>
+      <w:r>
+        <w:t xml:space="preserve"> по строковому имени типа. Члены типа возвращают методы </w:t>
+      </w:r>
+      <w:r>
+        <w:rPr>
+          <w:i/>
+        </w:rPr>
+        <w:t>GetFields</w:t>
+      </w:r>
+      <w:r>
+        <w:t>()</w:t>
+      </w:r>
+      <w:r>
+        <w:t xml:space="preserve">, </w:t>
+      </w:r>
+      <w:r>
+        <w:rPr>
+          <w:i/>
+        </w:rPr>
+        <w:t>GetMethods</w:t>
+      </w:r>
+      <w:r>
+        <w:t>()</w:t>
+      </w:r>
+      <w:r>
+        <w:t xml:space="preserve">, </w:t>
+      </w:r>
+      <w:r>
+        <w:rPr>
+          <w:i/>
+        </w:rPr>
+        <w:t>GetProperties</w:t>
+      </w:r>
+      <w:r>
+        <w:t>()</w:t>
+      </w:r>
+      <w:r>
+        <w:t xml:space="preserve">, </w:t>
+      </w:r>
+      <w:r>
+        <w:rPr>
+          <w:i/>
+        </w:rPr>
+        <w:t>GetConstructors</w:t>
+      </w:r>
+      <w:r>
+        <w:t>()</w:t>
+      </w:r>
+      <w:r>
+        <w:t xml:space="preserve">. Набор искомых членов задается флагами </w:t>
+      </w:r>
+      <w:r>
+        <w:rPr>
+          <w:i/>
+        </w:rPr>
+        <w:t>BindingFlags</w:t>
+      </w:r>
+      <w:r>
+        <w:t xml:space="preserve">: </w:t>
+      </w:r>
+      <w:r>
+        <w:rPr>
+          <w:i/>
+        </w:rPr>
+        <w:t>Public</w:t>
+      </w:r>
+      <w:r>
+        <w:t xml:space="preserve">, </w:t>
+      </w:r>
+      <w:r>
+        <w:rPr>
+          <w:i/>
+        </w:rPr>
+        <w:t>NonPublic</w:t>
+      </w:r>
+      <w:r>
+        <w:t xml:space="preserve">, </w:t>
+      </w:r>
+      <w:r>
+        <w:rPr>
+          <w:i/>
+        </w:rPr>
+        <w:t>Instance</w:t>
+      </w:r>
+      <w:r>
+        <w:t xml:space="preserve">, </w:t>
+      </w:r>
+      <w:r>
+        <w:rPr>
+          <w:i/>
+        </w:rPr>
+        <w:t>Static</w:t>
+      </w:r>
+      <w:r>
+        <w:t>.</w:t>
+      </w:r>
+    </w:p>
+    <w:p>
+      <w:pPr>
+        <w:ind w:firstLine="709"/>
+        <w:jc w:val="both"/>
+      </w:pPr>
+      <w:r>
+        <w:t>Позднее связывание (</w:t>
+      </w:r>
+      <w:r>
+        <w:rPr>
+          <w:i/>
+        </w:rPr>
+        <w:t>Late Binding</w:t>
+      </w:r>
+      <w:r>
+        <w:t xml:space="preserve">) – выбор типа, конструктора или метода во время выполнения, а не при компиляции. Динамическое создание объекта выполняет </w:t>
+      </w:r>
+      <w:r>
+        <w:rPr>
+          <w:i/>
+        </w:rPr>
+        <w:t>Activator.CreateInstance</w:t>
+      </w:r>
+      <w:r>
+        <w:t xml:space="preserve">, вызов метода – </w:t>
+      </w:r>
+      <w:r>
+        <w:rPr>
+          <w:i/>
+        </w:rPr>
+        <w:t>MethodInfo.Invoke</w:t>
+      </w:r>
+      <w:r>
+        <w:t xml:space="preserve">. Атрибуты – дополнительные метаданные класса или метода, которые читаются методом </w:t>
+      </w:r>
+      <w:r>
+        <w:rPr>
+          <w:i/>
+        </w:rPr>
+        <w:t>GetCustomAttribute</w:t>
+      </w:r>
+      <w:r>
+        <w:t xml:space="preserve">. Рефлексия позволяет обращаться к приватным членам, поэтому нарушает инкапсуляцию, работает </w:t>
+      </w:r>
+      <w:r>
+        <w:lastRenderedPageBreak/>
+        <w:t>медленнее прямого вызова, а ошибки обнаруживаются только при выполнении.</w:t>
+      </w:r>
+    </w:p>
+    <w:p>
+      <w:pPr>
+        <w:pStyle w:val="21"/>
+        <w:spacing w:before="360"/>
+        <w:ind w:firstLine="709"/>
+      </w:pPr>
+      <w:bookmarkStart w:id="4" w:name="_Toc242612796"/>
+      <w:r>
+        <w:rPr>
+          <w:rFonts w:ascii="Times New Roman" w:hAnsi="Times New Roman"/>
+        </w:rPr>
+        <w:t>2.3 Подготовка среды разработки</w:t>
+      </w:r>
+      <w:bookmarkEnd w:id="4"/>
+    </w:p>
+    <w:p>
+      <w:pPr>
+        <w:ind w:firstLine="709"/>
+        <w:jc w:val="both"/>
+      </w:pPr>
+      <w:r>
+        <w:t xml:space="preserve">Приложение </w:t>
+      </w:r>
+      <w:r>
+        <w:rPr>
+          <w:i/>
+        </w:rPr>
+        <w:t>Lab3</w:t>
+      </w:r>
+      <w:r>
+        <w:t xml:space="preserve"> создано как консольный проект .</w:t>
+      </w:r>
+      <w:r>
+        <w:rPr>
+          <w:i/>
+        </w:rPr>
+        <w:t>NET</w:t>
+      </w:r>
+      <w:r>
+        <w:t xml:space="preserve"> с целевой платформой </w:t>
+      </w:r>
+      <w:r>
+        <w:rPr>
+          <w:i/>
+        </w:rPr>
+        <w:t>net10.0</w:t>
+      </w:r>
+      <w:r>
+        <w:t xml:space="preserve"> (</w:t>
+      </w:r>
+      <w:r>
+        <w:rPr>
+          <w:i/>
+        </w:rPr>
+        <w:t>SDK</w:t>
+      </w:r>
+      <w:r>
+        <w:t xml:space="preserve"> 10.0.401). Конфигурационный файл </w:t>
+      </w:r>
+      <w:r>
+        <w:rPr>
+          <w:i/>
+        </w:rPr>
+        <w:t>plugins.config</w:t>
+      </w:r>
+      <w:r>
+        <w:t xml:space="preserve"> копируется в каталог сборки и содержит имена загружаемых плагинов. Запуск: </w:t>
+      </w:r>
+      <w:r>
+        <w:rPr>
+          <w:i/>
+        </w:rPr>
+        <w:t>dotnet build</w:t>
+      </w:r>
+      <w:r>
+        <w:t xml:space="preserve"> -</w:t>
+      </w:r>
+      <w:r>
+        <w:rPr>
+          <w:i/>
+        </w:rPr>
+        <w:t>c Release</w:t>
+      </w:r>
+      <w:r>
+        <w:t xml:space="preserve">, затем </w:t>
+      </w:r>
+      <w:r>
+        <w:rPr>
+          <w:i/>
+        </w:rPr>
+        <w:t>dotnet bin</w:t>
+      </w:r>
+      <w:r>
+        <w:t>\</w:t>
+      </w:r>
+      <w:r>
+        <w:rPr>
+          <w:i/>
+        </w:rPr>
+        <w:t>Release</w:t>
+      </w:r>
+      <w:r>
+        <w:t>\</w:t>
+      </w:r>
+      <w:r>
+        <w:rPr>
+          <w:i/>
+        </w:rPr>
+        <w:t>net10.0</w:t>
+      </w:r>
+      <w:r>
+        <w:t>\</w:t>
+      </w:r>
+      <w:r>
+        <w:rPr>
+          <w:i/>
+        </w:rPr>
+        <w:t>Lab3.dll</w:t>
+      </w:r>
+      <w:r>
+        <w:t xml:space="preserve">. Примеры из методических указаний (инспекция типа </w:t>
+      </w:r>
+      <w:r>
+        <w:rPr>
+          <w:i/>
+        </w:rPr>
+        <w:t>Product</w:t>
+      </w:r>
+      <w:r>
+        <w:t xml:space="preserve">, работа с приватными членами, позднее связывание на классе </w:t>
+      </w:r>
+      <w:r>
+        <w:rPr>
+          <w:i/>
+        </w:rPr>
+        <w:t>DynamicCalculator</w:t>
+      </w:r>
+      <w:r>
+        <w:t xml:space="preserve">) вынесены в файл </w:t>
+      </w:r>
+      <w:r>
+        <w:rPr>
+          <w:i/>
+        </w:rPr>
+        <w:t>Examples.cs</w:t>
+      </w:r>
+      <w:r>
+        <w:t xml:space="preserve">, задания 1–7 – в файлы </w:t>
+      </w:r>
+      <w:r>
+        <w:rPr>
+          <w:i/>
+        </w:rPr>
+        <w:t>Tasks.cs</w:t>
+      </w:r>
+      <w:r>
+        <w:t xml:space="preserve"> и </w:t>
+      </w:r>
+      <w:r>
+        <w:rPr>
+          <w:i/>
+        </w:rPr>
+        <w:t>Plugins.cs</w:t>
+      </w:r>
+      <w:r>
+        <w:t>.</w:t>
+      </w:r>
+    </w:p>
+    <w:p>
+      <w:pPr>
+        <w:pStyle w:val="21"/>
+        <w:spacing w:before="360"/>
+        <w:ind w:firstLine="709"/>
+      </w:pPr>
+      <w:bookmarkStart w:id="5" w:name="_Toc242612797"/>
+      <w:r>
+        <w:rPr>
+          <w:rFonts w:ascii="Times New Roman" w:hAnsi="Times New Roman"/>
+        </w:rPr>
+        <w:t>2.4 Пример инспекции типа</w:t>
+      </w:r>
+      <w:bookmarkEnd w:id="5"/>
+    </w:p>
+    <w:p>
+      <w:pPr>
+        <w:ind w:firstLine="709"/>
+        <w:jc w:val="both"/>
+      </w:pPr>
+      <w:r>
         <w:t xml:space="preserve">Программа получает объект </w:t>
       </w:r>
       <w:r>
@@ -2740,7 +2316,7 @@
         <w:t>Product</w:t>
       </w:r>
       <w:r>
-        <w:t xml:space="preserve"> и выводит имя, полное имя, пространство имен, сборку, базовый тип, характеристики типа, конструкторы, методы, свойства и поля, включая приватные. Результат показан на рисунках 3.1 и 3.2.</w:t>
+        <w:t xml:space="preserve"> и выводит имя, полное имя, пространство имен, сборку, базовый тип, характеристики типа, конструкторы, методы, свойства и поля, включая приватные. Результат показан на рисунках 2.1 и 2.2.</w:t>
       </w:r>
     </w:p>
     <w:p>
@@ -2754,7 +2330,7 @@
           <w:noProof/>
         </w:rPr>
         <w:drawing>
-          <wp:inline distT="0" distB="0" distL="0" distR="0" wp14:anchorId="189E016D" wp14:editId="00A97450">
+          <wp:inline distT="0" distB="0" distL="0" distR="0" wp14:anchorId="77843B55" wp14:editId="26E532E7">
             <wp:extent cx="5580000" cy="3467184"/>
             <wp:effectExtent l="0" t="0" r="0" b="0"/>
             <wp:docPr id="1" name="Picture 1"/>
@@ -2796,7 +2372,7 @@
         <w:jc w:val="center"/>
       </w:pPr>
       <w:r>
-        <w:t xml:space="preserve">Рисунок 3.1 – Инспекция типа </w:t>
+        <w:t xml:space="preserve">Рисунок 2.1 – Инспекция типа </w:t>
       </w:r>
       <w:r>
         <w:rPr>
@@ -2815,6 +2391,7 @@
         <w:jc w:val="both"/>
       </w:pPr>
       <w:r>
+        <w:lastRenderedPageBreak/>
         <w:t xml:space="preserve">Полное имя типа </w:t>
       </w:r>
       <w:r>
@@ -2851,8 +2428,7 @@
         <w:jc w:val="both"/>
       </w:pPr>
       <w:r>
-        <w:lastRenderedPageBreak/>
-        <w:t>Продолжение вывода с методами, свойствами и полями показано на рисунке 3.2.</w:t>
+        <w:t>Продолжение вывода с методами, свойствами и полями показано на рисунке 2.2.</w:t>
       </w:r>
     </w:p>
     <w:p>
@@ -2866,7 +2442,7 @@
           <w:noProof/>
         </w:rPr>
         <w:drawing>
-          <wp:inline distT="0" distB="0" distL="0" distR="0" wp14:anchorId="7FDFE000" wp14:editId="4AA15005">
+          <wp:inline distT="0" distB="0" distL="0" distR="0" wp14:anchorId="41DE87AF" wp14:editId="11080E28">
             <wp:extent cx="5580000" cy="3337165"/>
             <wp:effectExtent l="0" t="0" r="0" b="0"/>
             <wp:docPr id="2" name="Picture 2"/>
@@ -2908,7 +2484,7 @@
         <w:jc w:val="center"/>
       </w:pPr>
       <w:r>
-        <w:t xml:space="preserve">Рисунок 3.2 – Инспекция типа </w:t>
+        <w:t xml:space="preserve">Рисунок 2.2 – Инспекция типа </w:t>
       </w:r>
       <w:r>
         <w:rPr>
@@ -3008,14 +2584,14 @@
         <w:spacing w:before="360"/>
         <w:ind w:firstLine="709"/>
       </w:pPr>
-      <w:bookmarkStart w:id="5" w:name="_Toc242385954"/>
+      <w:bookmarkStart w:id="6" w:name="_Toc242612798"/>
       <w:r>
         <w:rPr>
           <w:rFonts w:ascii="Times New Roman" w:hAnsi="Times New Roman"/>
         </w:rPr>
-        <w:t>3.3 Пример работы с приватными членами</w:t>
-      </w:r>
-      <w:bookmarkEnd w:id="5"/>
+        <w:t>2.5 Пример работы с приватными членами</w:t>
+      </w:r>
+      <w:bookmarkEnd w:id="6"/>
     </w:p>
     <w:p>
       <w:pPr>
@@ -3092,7 +2668,7 @@
         <w:t>UpdateCategory</w:t>
       </w:r>
       <w:r>
-        <w:t>. Результат показан на рисунке 3.3.</w:t>
+        <w:t>. Результат показан на рисунке 2.3.</w:t>
       </w:r>
     </w:p>
     <w:p>
@@ -3107,7 +2683,7 @@
         </w:rPr>
         <w:lastRenderedPageBreak/>
         <w:drawing>
-          <wp:inline distT="0" distB="0" distL="0" distR="0" wp14:anchorId="2987A41D" wp14:editId="53AFAD46">
+          <wp:inline distT="0" distB="0" distL="0" distR="0" wp14:anchorId="7D13D63D" wp14:editId="7D0EEDD3">
             <wp:extent cx="5580000" cy="2557049"/>
             <wp:effectExtent l="0" t="0" r="0" b="0"/>
             <wp:docPr id="3" name="Picture 3"/>
@@ -3149,7 +2725,7 @@
         <w:jc w:val="center"/>
       </w:pPr>
       <w:r>
-        <w:t xml:space="preserve">Рисунок 3.3 – Работа с приватными членами класса </w:t>
+        <w:t xml:space="preserve">Рисунок 2.3 – Работа с приватными членами класса </w:t>
       </w:r>
       <w:r>
         <w:rPr>
@@ -3231,14 +2807,14 @@
         <w:spacing w:before="360"/>
         <w:ind w:firstLine="709"/>
       </w:pPr>
-      <w:bookmarkStart w:id="6" w:name="_Toc242385955"/>
+      <w:bookmarkStart w:id="7" w:name="_Toc242612799"/>
       <w:r>
         <w:rPr>
           <w:rFonts w:ascii="Times New Roman" w:hAnsi="Times New Roman"/>
         </w:rPr>
-        <w:t>3.4 Пример позднего связывания</w:t>
-      </w:r>
-      <w:bookmarkEnd w:id="6"/>
+        <w:t>2.6 Пример позднего связывания</w:t>
+      </w:r>
+      <w:bookmarkEnd w:id="7"/>
     </w:p>
     <w:p>
       <w:pPr>
@@ -3327,7 +2903,7 @@
         <w:t>MethodInfo.Invoke</w:t>
       </w:r>
       <w:r>
-        <w:t>, второй экземпляр создается конструктором с параметром. Результат показан на рисунках 3.4 и 3.5.</w:t>
+        <w:t>, второй экземпляр создается конструктором с параметром. Результат показан на рисунках 2.4 и 2.5.</w:t>
       </w:r>
     </w:p>
     <w:p>
@@ -3342,7 +2918,7 @@
         </w:rPr>
         <w:lastRenderedPageBreak/>
         <w:drawing>
-          <wp:inline distT="0" distB="0" distL="0" distR="0" wp14:anchorId="15972DE0" wp14:editId="63C79CE0">
+          <wp:inline distT="0" distB="0" distL="0" distR="0" wp14:anchorId="40C6A7AC" wp14:editId="201B3A3E">
             <wp:extent cx="5580000" cy="2687068"/>
             <wp:effectExtent l="0" t="0" r="0" b="0"/>
             <wp:docPr id="4" name="Picture 4"/>
@@ -3384,7 +2960,7 @@
         <w:jc w:val="center"/>
       </w:pPr>
       <w:r>
-        <w:t>Рисунок 3.4 – Позднее связывание (начало)</w:t>
+        <w:t>Рисунок 2.4 – Позднее связывание (начало)</w:t>
       </w:r>
     </w:p>
     <w:p/>
@@ -3457,7 +3033,7 @@
         <w:jc w:val="both"/>
       </w:pPr>
       <w:r>
-        <w:t>Продолжение вывода программы показано на рисунке 3.5.</w:t>
+        <w:t>Продолжение вывода программы показано на рисунке 2.5.</w:t>
       </w:r>
     </w:p>
     <w:p>
@@ -3471,7 +3047,7 @@
           <w:noProof/>
         </w:rPr>
         <w:drawing>
-          <wp:inline distT="0" distB="0" distL="0" distR="0" wp14:anchorId="7BDA278C" wp14:editId="7B2C0E75">
+          <wp:inline distT="0" distB="0" distL="0" distR="0" wp14:anchorId="4F961E4F" wp14:editId="4D15A8F8">
             <wp:extent cx="5580000" cy="2557049"/>
             <wp:effectExtent l="0" t="0" r="0" b="0"/>
             <wp:docPr id="5" name="Picture 5"/>
@@ -3513,7 +3089,7 @@
         <w:jc w:val="center"/>
       </w:pPr>
       <w:r>
-        <w:t>Рисунок 3.5 – Позднее связывание (продолжение)</w:t>
+        <w:t>Рисунок 2.5 – Позднее связывание (продолжение)</w:t>
       </w:r>
     </w:p>
     <w:p/>
@@ -3589,15 +3165,15 @@
         <w:spacing w:before="360"/>
         <w:ind w:firstLine="709"/>
       </w:pPr>
-      <w:bookmarkStart w:id="7" w:name="_Toc242385956"/>
+      <w:bookmarkStart w:id="8" w:name="_Toc242612800"/>
       <w:r>
         <w:rPr>
           <w:rFonts w:ascii="Times New Roman" w:hAnsi="Times New Roman"/>
         </w:rPr>
         <w:lastRenderedPageBreak/>
-        <w:t>3.5 Задание 1. Класс с приватными полями и свойствами с валидацией</w:t>
-      </w:r>
-      <w:bookmarkEnd w:id="7"/>
+        <w:t>2.7 Задание 1. Класс с приватными полями и свойствами с валидацией</w:t>
+      </w:r>
+      <w:bookmarkEnd w:id="8"/>
     </w:p>
     <w:p>
       <w:pPr>
@@ -3680,334 +3256,16 @@
         <w:t>Unknown</w:t>
       </w:r>
       <w:r>
-        <w:t>, рейтинг ограничивается диапазоном от 0 до 5. Код приведен в листинге.</w:t>
-      </w:r>
-    </w:p>
-    <w:p>
-      <w:pPr>
-        <w:keepNext/>
+        <w:t>, рейтинг ограничивается диапазоном от 0 до 5. Код приведен в приложении А.</w:t>
+      </w:r>
+    </w:p>
+    <w:p>
+      <w:pPr>
         <w:ind w:firstLine="709"/>
         <w:jc w:val="both"/>
       </w:pPr>
       <w:r>
-        <w:t xml:space="preserve">Листинг 3.1 – Класс </w:t>
-      </w:r>
-      <w:r>
-        <w:rPr>
-          <w:i/>
-        </w:rPr>
-        <w:t>ReflectionTarget</w:t>
-      </w:r>
-      <w:r>
-        <w:t xml:space="preserve"> (задание 1)</w:t>
-      </w:r>
-    </w:p>
-    <w:p>
-      <w:pPr>
-        <w:pStyle w:val="Listing"/>
-      </w:pPr>
-      <w:r>
-        <w:t>// Задание 1: класс с тремя приватными полями разных типов и свойствами с валидацией</w:t>
-      </w:r>
-    </w:p>
-    <w:p>
-      <w:pPr>
-        <w:pStyle w:val="Listing"/>
-      </w:pPr>
-      <w:r>
-        <w:t>public class ReflectionTarget</w:t>
-      </w:r>
-    </w:p>
-    <w:p>
-      <w:pPr>
-        <w:pStyle w:val="Listing"/>
-      </w:pPr>
-      <w:r>
-        <w:t>{</w:t>
-      </w:r>
-    </w:p>
-    <w:p>
-      <w:pPr>
-        <w:pStyle w:val="Listing"/>
-      </w:pPr>
-      <w:r>
-        <w:t xml:space="preserve">    private int _age;</w:t>
-      </w:r>
-    </w:p>
-    <w:p>
-      <w:pPr>
-        <w:pStyle w:val="Listing"/>
-      </w:pPr>
-      <w:r>
-        <w:t xml:space="preserve">    private string _name;</w:t>
-      </w:r>
-    </w:p>
-    <w:p>
-      <w:pPr>
-        <w:pStyle w:val="Listing"/>
-      </w:pPr>
-      <w:r>
-        <w:t xml:space="preserve">    private double _rating;</w:t>
-      </w:r>
-    </w:p>
-    <w:p>
-      <w:pPr>
-        <w:pStyle w:val="Listing"/>
-      </w:pPr>
-    </w:p>
-    <w:p>
-      <w:pPr>
-        <w:pStyle w:val="Listing"/>
-      </w:pPr>
-      <w:r>
-        <w:t xml:space="preserve">    public ReflectionTarget()</w:t>
-      </w:r>
-    </w:p>
-    <w:p>
-      <w:pPr>
-        <w:pStyle w:val="Listing"/>
-      </w:pPr>
-      <w:r>
-        <w:t xml:space="preserve">    {</w:t>
-      </w:r>
-    </w:p>
-    <w:p>
-      <w:pPr>
-        <w:pStyle w:val="Listing"/>
-      </w:pPr>
-      <w:r>
-        <w:t xml:space="preserve">        _name = "Unknown";</w:t>
-      </w:r>
-    </w:p>
-    <w:p>
-      <w:pPr>
-        <w:pStyle w:val="Listing"/>
-      </w:pPr>
-      <w:r>
-        <w:t xml:space="preserve">    }</w:t>
-      </w:r>
-    </w:p>
-    <w:p>
-      <w:pPr>
-        <w:pStyle w:val="Listing"/>
-      </w:pPr>
-    </w:p>
-    <w:p>
-      <w:pPr>
-        <w:pStyle w:val="Listing"/>
-      </w:pPr>
-      <w:r>
-        <w:t xml:space="preserve">    public ReflectionTarget(int age, string name, double rating)</w:t>
-      </w:r>
-    </w:p>
-    <w:p>
-      <w:pPr>
-        <w:pStyle w:val="Listing"/>
-      </w:pPr>
-      <w:r>
-        <w:t xml:space="preserve">    {</w:t>
-      </w:r>
-    </w:p>
-    <w:p>
-      <w:pPr>
-        <w:pStyle w:val="Listing"/>
-      </w:pPr>
-      <w:r>
-        <w:t xml:space="preserve">        Age = age;</w:t>
-      </w:r>
-    </w:p>
-    <w:p>
-      <w:pPr>
-        <w:pStyle w:val="Listing"/>
-      </w:pPr>
-      <w:r>
-        <w:t xml:space="preserve">        Name = name;</w:t>
-      </w:r>
-    </w:p>
-    <w:p>
-      <w:pPr>
-        <w:pStyle w:val="Listing"/>
-      </w:pPr>
-      <w:r>
-        <w:t xml:space="preserve">        Rating = rating;</w:t>
-      </w:r>
-    </w:p>
-    <w:p>
-      <w:pPr>
-        <w:pStyle w:val="Listing"/>
-      </w:pPr>
-      <w:r>
-        <w:t xml:space="preserve">    }</w:t>
-      </w:r>
-    </w:p>
-    <w:p>
-      <w:pPr>
-        <w:pStyle w:val="Listing"/>
-      </w:pPr>
-    </w:p>
-    <w:p>
-      <w:pPr>
-        <w:pStyle w:val="Listing"/>
-      </w:pPr>
-      <w:r>
-        <w:t xml:space="preserve">    // Возраст не может быть меньше нуля</w:t>
-      </w:r>
-    </w:p>
-    <w:p>
-      <w:pPr>
-        <w:pStyle w:val="Listing"/>
-      </w:pPr>
-      <w:r>
-        <w:t xml:space="preserve">    public int Age</w:t>
-      </w:r>
-    </w:p>
-    <w:p>
-      <w:pPr>
-        <w:pStyle w:val="Listing"/>
-      </w:pPr>
-      <w:r>
-        <w:t xml:space="preserve">    {</w:t>
-      </w:r>
-    </w:p>
-    <w:p>
-      <w:pPr>
-        <w:pStyle w:val="Listing"/>
-      </w:pPr>
-      <w:r>
-        <w:t xml:space="preserve">        get { return _age; }</w:t>
-      </w:r>
-    </w:p>
-    <w:p>
-      <w:pPr>
-        <w:pStyle w:val="Listing"/>
-      </w:pPr>
-      <w:r>
-        <w:t xml:space="preserve">        set { _age = value &lt; 0 ? 0 : value; }</w:t>
-      </w:r>
-    </w:p>
-    <w:p>
-      <w:pPr>
-        <w:pStyle w:val="Listing"/>
-      </w:pPr>
-      <w:r>
-        <w:t xml:space="preserve">    }</w:t>
-      </w:r>
-    </w:p>
-    <w:p>
-      <w:pPr>
-        <w:pStyle w:val="Listing"/>
-      </w:pPr>
-    </w:p>
-    <w:p>
-      <w:pPr>
-        <w:pStyle w:val="Listing"/>
-      </w:pPr>
-      <w:r>
-        <w:t xml:space="preserve">    // Пустое имя заменяется на Unknown</w:t>
-      </w:r>
-    </w:p>
-    <w:p>
-      <w:pPr>
-        <w:pStyle w:val="Listing"/>
-      </w:pPr>
-      <w:r>
-        <w:t xml:space="preserve">    public string Name</w:t>
-      </w:r>
-    </w:p>
-    <w:p>
-      <w:pPr>
-        <w:pStyle w:val="Listing"/>
-      </w:pPr>
-      <w:r>
-        <w:t xml:space="preserve">    {</w:t>
-      </w:r>
-    </w:p>
-    <w:p>
-      <w:pPr>
-        <w:pStyle w:val="Listing"/>
-      </w:pPr>
-      <w:r>
-        <w:t xml:space="preserve">        get { return _name; }</w:t>
-      </w:r>
-    </w:p>
-    <w:p>
-      <w:pPr>
-        <w:pStyle w:val="Listing"/>
-      </w:pPr>
-      <w:r>
-        <w:t xml:space="preserve">        set { _name = string.IsNullOrWhiteSpace(value) ? "Unknown" : value; }</w:t>
-      </w:r>
-    </w:p>
-    <w:p>
-      <w:pPr>
-        <w:pStyle w:val="Listing"/>
-      </w:pPr>
-      <w:r>
-        <w:t xml:space="preserve">    }</w:t>
-      </w:r>
-    </w:p>
-    <w:p>
-      <w:pPr>
-        <w:pStyle w:val="Listing"/>
-      </w:pPr>
-    </w:p>
-    <w:p>
-      <w:pPr>
-        <w:pStyle w:val="Listing"/>
-      </w:pPr>
-      <w:r>
-        <w:t xml:space="preserve">    // Рейтинг ограничивается диапазоном от 0 до 5</w:t>
-      </w:r>
-    </w:p>
-    <w:p>
-      <w:pPr>
-        <w:pStyle w:val="Listing"/>
-      </w:pPr>
-      <w:r>
-        <w:t xml:space="preserve">    public double Rating</w:t>
-      </w:r>
-    </w:p>
-    <w:p>
-      <w:pPr>
-        <w:pStyle w:val="Listing"/>
-      </w:pPr>
-      <w:r>
-        <w:t xml:space="preserve">    {</w:t>
-      </w:r>
-    </w:p>
-    <w:p>
-      <w:pPr>
-        <w:pStyle w:val="Listing"/>
-      </w:pPr>
-      <w:r>
-        <w:t xml:space="preserve">        get { return _rating; }</w:t>
-      </w:r>
-    </w:p>
-    <w:p>
-      <w:pPr>
-        <w:pStyle w:val="Listing"/>
-      </w:pPr>
-      <w:r>
-        <w:t xml:space="preserve">        set { _rating = value &lt; 0 ? 0 : (value &gt; 5 ? 5 : value); }</w:t>
-      </w:r>
-    </w:p>
-    <w:p>
-      <w:pPr>
-        <w:pStyle w:val="Listing"/>
-      </w:pPr>
-      <w:r>
-        <w:t xml:space="preserve">    }</w:t>
-      </w:r>
-    </w:p>
-    <w:p/>
-    <w:p>
-      <w:pPr>
-        <w:ind w:firstLine="709"/>
-        <w:jc w:val="both"/>
-      </w:pPr>
-      <w:r>
-        <w:lastRenderedPageBreak/>
-        <w:t>Проверка валидации показана на рисунке 3.6.</w:t>
+        <w:t>Проверка валидации показана на рисунке 2.6.</w:t>
       </w:r>
     </w:p>
     <w:p>
@@ -4021,7 +3279,7 @@
           <w:noProof/>
         </w:rPr>
         <w:drawing>
-          <wp:inline distT="0" distB="0" distL="0" distR="0" wp14:anchorId="64338E38" wp14:editId="28E3F3F4">
+          <wp:inline distT="0" distB="0" distL="0" distR="0" wp14:anchorId="53001DFD" wp14:editId="468B6254">
             <wp:extent cx="5580000" cy="1126835"/>
             <wp:effectExtent l="0" t="0" r="0" b="0"/>
             <wp:docPr id="6" name="Picture 6"/>
@@ -4063,7 +3321,7 @@
         <w:jc w:val="center"/>
       </w:pPr>
       <w:r>
-        <w:t>Рисунок 3.6 – Проверка валидации свойств</w:t>
+        <w:t>Рисунок 2.6 – Проверка валидации свойств</w:t>
       </w:r>
     </w:p>
     <w:p/>
@@ -4100,14 +3358,14 @@
         <w:spacing w:before="360"/>
         <w:ind w:firstLine="709"/>
       </w:pPr>
-      <w:bookmarkStart w:id="8" w:name="_Toc242385957"/>
+      <w:bookmarkStart w:id="9" w:name="_Toc242612801"/>
       <w:r>
         <w:rPr>
           <w:rFonts w:ascii="Times New Roman" w:hAnsi="Times New Roman"/>
         </w:rPr>
-        <w:t>3.6 Задание 2. Информация о методах класса</w:t>
-      </w:r>
-      <w:bookmarkEnd w:id="8"/>
+        <w:t>2.8 Задание 2. Информация о методах класса</w:t>
+      </w:r>
+      <w:bookmarkEnd w:id="9"/>
     </w:p>
     <w:p>
       <w:pPr>
@@ -4193,317 +3451,16 @@
         <w:t>DynamicCalculator</w:t>
       </w:r>
       <w:r>
-        <w:t>, содержащий публичные, приватный, статический и экземплярные методы. Код приведен в листинге.</w:t>
-      </w:r>
-    </w:p>
-    <w:p>
-      <w:pPr>
-        <w:keepNext/>
+        <w:t>, содержащий публичные, приватный, статический и экземплярные методы. Код приведен в приложении А.</w:t>
+      </w:r>
+    </w:p>
+    <w:p>
+      <w:pPr>
         <w:ind w:firstLine="709"/>
         <w:jc w:val="both"/>
       </w:pPr>
       <w:r>
-        <w:t>Листинг 3.2 – Получение информации о методах (задание 2)</w:t>
-      </w:r>
-    </w:p>
-    <w:p>
-      <w:pPr>
-        <w:pStyle w:val="Listing"/>
-      </w:pPr>
-      <w:r>
-        <w:t>// Задание 2: информация о всех методах класса</w:t>
-      </w:r>
-    </w:p>
-    <w:p>
-      <w:pPr>
-        <w:pStyle w:val="Listing"/>
-      </w:pPr>
-      <w:r>
-        <w:t>public static void Task2()</w:t>
-      </w:r>
-    </w:p>
-    <w:p>
-      <w:pPr>
-        <w:pStyle w:val="Listing"/>
-      </w:pPr>
-      <w:r>
-        <w:t>{</w:t>
-      </w:r>
-    </w:p>
-    <w:p>
-      <w:pPr>
-        <w:pStyle w:val="Listing"/>
-      </w:pPr>
-      <w:r>
-        <w:t xml:space="preserve">    Console.WriteLine("\n=== ЗАДАНИЕ 2: МЕТОДЫ КЛАССА ЧЕРЕЗ РЕФЛЕКСИЮ ===\n");</w:t>
-      </w:r>
-    </w:p>
-    <w:p>
-      <w:pPr>
-        <w:pStyle w:val="Listing"/>
-      </w:pPr>
-    </w:p>
-    <w:p>
-      <w:pPr>
-        <w:pStyle w:val="Listing"/>
-      </w:pPr>
-      <w:r>
-        <w:t xml:space="preserve">    // Класс DynamicCalculator содержит публичные, приватные, статические и экземплярные методы</w:t>
-      </w:r>
-    </w:p>
-    <w:p>
-      <w:pPr>
-        <w:pStyle w:val="Listing"/>
-      </w:pPr>
-      <w:r>
-        <w:t xml:space="preserve">    Type type = typeof(DynamicCalculator);</w:t>
-      </w:r>
-    </w:p>
-    <w:p>
-      <w:pPr>
-        <w:pStyle w:val="Listing"/>
-      </w:pPr>
-    </w:p>
-    <w:p>
-      <w:pPr>
-        <w:pStyle w:val="Listing"/>
-      </w:pPr>
-      <w:r>
-        <w:t xml:space="preserve">    // Все методы: публичные, приватные, статические, экземплярные</w:t>
-      </w:r>
-    </w:p>
-    <w:p>
-      <w:pPr>
-        <w:pStyle w:val="Listing"/>
-      </w:pPr>
-      <w:r>
-        <w:t xml:space="preserve">    MethodInfo[] allMethods = type.GetMethods(</w:t>
-      </w:r>
-    </w:p>
-    <w:p>
-      <w:pPr>
-        <w:pStyle w:val="Listing"/>
-      </w:pPr>
-      <w:r>
-        <w:t xml:space="preserve">        BindingFlags.Public |</w:t>
-      </w:r>
-    </w:p>
-    <w:p>
-      <w:pPr>
-        <w:pStyle w:val="Listing"/>
-      </w:pPr>
-      <w:r>
-        <w:t xml:space="preserve">        BindingFlags.NonPublic |</w:t>
-      </w:r>
-    </w:p>
-    <w:p>
-      <w:pPr>
-        <w:pStyle w:val="Listing"/>
-      </w:pPr>
-      <w:r>
-        <w:t xml:space="preserve">        BindingFlags.Instance |</w:t>
-      </w:r>
-    </w:p>
-    <w:p>
-      <w:pPr>
-        <w:pStyle w:val="Listing"/>
-      </w:pPr>
-      <w:r>
-        <w:t xml:space="preserve">        BindingFlags.Static);</w:t>
-      </w:r>
-    </w:p>
-    <w:p>
-      <w:pPr>
-        <w:pStyle w:val="Listing"/>
-      </w:pPr>
-    </w:p>
-    <w:p>
-      <w:pPr>
-        <w:pStyle w:val="Listing"/>
-      </w:pPr>
-      <w:r>
-        <w:t xml:space="preserve">    Console.WriteLine("Все методы (BindingFlags.Public | NonPublic | Instance | Static):");</w:t>
-      </w:r>
-    </w:p>
-    <w:p>
-      <w:pPr>
-        <w:pStyle w:val="Listing"/>
-      </w:pPr>
-      <w:r>
-        <w:t xml:space="preserve">    foreach (MethodInfo method in allMethods)</w:t>
-      </w:r>
-    </w:p>
-    <w:p>
-      <w:pPr>
-        <w:pStyle w:val="Listing"/>
-      </w:pPr>
-      <w:r>
-        <w:t xml:space="preserve">    {</w:t>
-      </w:r>
-    </w:p>
-    <w:p>
-      <w:pPr>
-        <w:pStyle w:val="Listing"/>
-      </w:pPr>
-      <w:r>
-        <w:t xml:space="preserve">        // Отфильтровываем методы, сгенерированные для свойств</w:t>
-      </w:r>
-    </w:p>
-    <w:p>
-      <w:pPr>
-        <w:pStyle w:val="Listing"/>
-      </w:pPr>
-      <w:r>
-        <w:t xml:space="preserve">        if (method.Name.StartsWith("get_") || method.Name.StartsWith("set_"))</w:t>
-      </w:r>
-    </w:p>
-    <w:p>
-      <w:pPr>
-        <w:pStyle w:val="Listing"/>
-      </w:pPr>
-      <w:r>
-        <w:lastRenderedPageBreak/>
-        <w:t xml:space="preserve">            continue;</w:t>
-      </w:r>
-    </w:p>
-    <w:p>
-      <w:pPr>
-        <w:pStyle w:val="Listing"/>
-      </w:pPr>
-    </w:p>
-    <w:p>
-      <w:pPr>
-        <w:pStyle w:val="Listing"/>
-      </w:pPr>
-      <w:r>
-        <w:t xml:space="preserve">        string access = method.IsPublic ? "public" : (method.IsPrivate ? "private" : "protected");</w:t>
-      </w:r>
-    </w:p>
-    <w:p>
-      <w:pPr>
-        <w:pStyle w:val="Listing"/>
-      </w:pPr>
-      <w:r>
-        <w:t xml:space="preserve">        string isStatic = method.IsStatic ? " static" : "";</w:t>
-      </w:r>
-    </w:p>
-    <w:p>
-      <w:pPr>
-        <w:pStyle w:val="Listing"/>
-      </w:pPr>
-      <w:r>
-        <w:t xml:space="preserve">        string parameters = string.Join(", ",</w:t>
-      </w:r>
-    </w:p>
-    <w:p>
-      <w:pPr>
-        <w:pStyle w:val="Listing"/>
-      </w:pPr>
-      <w:r>
-        <w:t xml:space="preserve">            method.GetParameters().Select(p =&gt; $"{p.ParameterType.Name} {p.Name}"));</w:t>
-      </w:r>
-    </w:p>
-    <w:p>
-      <w:pPr>
-        <w:pStyle w:val="Listing"/>
-      </w:pPr>
-      <w:r>
-        <w:t xml:space="preserve">        Console.WriteLine($"  {access}{isStatic} {method.ReturnType.Name} {method.Name}({parameters})");</w:t>
-      </w:r>
-    </w:p>
-    <w:p>
-      <w:pPr>
-        <w:pStyle w:val="Listing"/>
-      </w:pPr>
-      <w:r>
-        <w:t xml:space="preserve">    }</w:t>
-      </w:r>
-    </w:p>
-    <w:p>
-      <w:pPr>
-        <w:pStyle w:val="Listing"/>
-      </w:pPr>
-    </w:p>
-    <w:p>
-      <w:pPr>
-        <w:pStyle w:val="Listing"/>
-      </w:pPr>
-      <w:r>
-        <w:t xml:space="preserve">    // Разница между флагами привязки</w:t>
-      </w:r>
-    </w:p>
-    <w:p>
-      <w:pPr>
-        <w:pStyle w:val="Listing"/>
-      </w:pPr>
-      <w:r>
-        <w:t xml:space="preserve">    int publicInstance = type.GetMethods(BindingFlags.Public | BindingFlags.Instance).Length;</w:t>
-      </w:r>
-    </w:p>
-    <w:p>
-      <w:pPr>
-        <w:pStyle w:val="Listing"/>
-      </w:pPr>
-      <w:r>
-        <w:t xml:space="preserve">    int nonPublicInstance = type.GetMethods(BindingFlags.NonPublic | BindingFlags.Instance).Length;</w:t>
-      </w:r>
-    </w:p>
-    <w:p>
-      <w:pPr>
-        <w:pStyle w:val="Listing"/>
-      </w:pPr>
-      <w:r>
-        <w:t xml:space="preserve">    int publicStatic = type.GetMethods(BindingFlags.Public | BindingFlags.Static).Length;</w:t>
-      </w:r>
-    </w:p>
-    <w:p>
-      <w:pPr>
-        <w:pStyle w:val="Listing"/>
-      </w:pPr>
-      <w:r>
-        <w:t xml:space="preserve">    Console.WriteLine("\nРазница между флагами привязки (с учётом get_/set_ и методов object):");</w:t>
-      </w:r>
-    </w:p>
-    <w:p>
-      <w:pPr>
-        <w:pStyle w:val="Listing"/>
-      </w:pPr>
-      <w:r>
-        <w:t xml:space="preserve">    Console.WriteLine($"  Public | Instance:    {publicInstance} методов");</w:t>
-      </w:r>
-    </w:p>
-    <w:p>
-      <w:pPr>
-        <w:pStyle w:val="Listing"/>
-      </w:pPr>
-      <w:r>
-        <w:t xml:space="preserve">    Console.WriteLine($"  NonPublic | Instance: {nonPublicInstance} методов");</w:t>
-      </w:r>
-    </w:p>
-    <w:p>
-      <w:pPr>
-        <w:pStyle w:val="Listing"/>
-      </w:pPr>
-      <w:r>
-        <w:t xml:space="preserve">    Console.WriteLine($"  Public | Static:     {publicStatic} методов");</w:t>
-      </w:r>
-    </w:p>
-    <w:p>
-      <w:pPr>
-        <w:pStyle w:val="Listing"/>
-      </w:pPr>
-      <w:r>
-        <w:t>}</w:t>
-      </w:r>
-    </w:p>
-    <w:p/>
-    <w:p>
-      <w:pPr>
-        <w:ind w:firstLine="709"/>
-        <w:jc w:val="both"/>
-      </w:pPr>
-      <w:r>
-        <w:t>Результат показан на рисунке 3.7.</w:t>
+        <w:t>Результат показан на рисунке 2.7.</w:t>
       </w:r>
     </w:p>
     <w:p>
@@ -4516,8 +3473,9 @@
         <w:rPr>
           <w:noProof/>
         </w:rPr>
+        <w:lastRenderedPageBreak/>
         <w:drawing>
-          <wp:inline distT="0" distB="0" distL="0" distR="0" wp14:anchorId="4C12A9E9" wp14:editId="030D3A6C">
+          <wp:inline distT="0" distB="0" distL="0" distR="0" wp14:anchorId="6C480E2C" wp14:editId="2354B023">
             <wp:extent cx="5580000" cy="2947107"/>
             <wp:effectExtent l="0" t="0" r="0" b="0"/>
             <wp:docPr id="7" name="Picture 7"/>
@@ -4559,7 +3517,7 @@
         <w:jc w:val="center"/>
       </w:pPr>
       <w:r>
-        <w:t xml:space="preserve">Рисунок 3.7 – Методы класса </w:t>
+        <w:t xml:space="preserve">Рисунок 2.7 – Методы класса </w:t>
       </w:r>
       <w:r>
         <w:rPr>
@@ -4710,13 +3668,12 @@
         <w:spacing w:before="360"/>
         <w:ind w:firstLine="709"/>
       </w:pPr>
-      <w:bookmarkStart w:id="9" w:name="_Toc242385958"/>
+      <w:bookmarkStart w:id="10" w:name="_Toc242612802"/>
       <w:r>
         <w:rPr>
           <w:rFonts w:ascii="Times New Roman" w:hAnsi="Times New Roman"/>
         </w:rPr>
-        <w:lastRenderedPageBreak/>
-        <w:t xml:space="preserve">3.7 Задание 3. Создание экземпляра через </w:t>
+        <w:t xml:space="preserve">2.9 Задание 3. Создание экземпляра через </w:t>
       </w:r>
       <w:r>
         <w:rPr>
@@ -4725,7 +3682,7 @@
         </w:rPr>
         <w:t>Activator.CreateInstance</w:t>
       </w:r>
-      <w:bookmarkEnd w:id="9"/>
+      <w:bookmarkEnd w:id="10"/>
     </w:p>
     <w:p>
       <w:pPr>
@@ -4751,245 +3708,16 @@
         <w:t>PropertyInfo</w:t>
       </w:r>
       <w:r>
-        <w:t>. Код приведен в листинге.</w:t>
-      </w:r>
-    </w:p>
-    <w:p>
-      <w:pPr>
-        <w:keepNext/>
+        <w:t>. Код приведен в приложении А.</w:t>
+      </w:r>
+    </w:p>
+    <w:p>
+      <w:pPr>
         <w:ind w:firstLine="709"/>
         <w:jc w:val="both"/>
       </w:pPr>
       <w:r>
-        <w:t xml:space="preserve">Листинг 3.3 – Создание экземпляров через </w:t>
-      </w:r>
-      <w:r>
-        <w:rPr>
-          <w:i/>
-        </w:rPr>
-        <w:t>Activator</w:t>
-      </w:r>
-      <w:r>
-        <w:t xml:space="preserve"> (задание 3)</w:t>
-      </w:r>
-    </w:p>
-    <w:p>
-      <w:pPr>
-        <w:pStyle w:val="Listing"/>
-      </w:pPr>
-      <w:r>
-        <w:t>// Задание 3: создание экземпляра через Activator.CreateInstance</w:t>
-      </w:r>
-    </w:p>
-    <w:p>
-      <w:pPr>
-        <w:pStyle w:val="Listing"/>
-      </w:pPr>
-      <w:r>
-        <w:t>public static void Task3()</w:t>
-      </w:r>
-    </w:p>
-    <w:p>
-      <w:pPr>
-        <w:pStyle w:val="Listing"/>
-      </w:pPr>
-      <w:r>
-        <w:t>{</w:t>
-      </w:r>
-    </w:p>
-    <w:p>
-      <w:pPr>
-        <w:pStyle w:val="Listing"/>
-      </w:pPr>
-      <w:r>
-        <w:t xml:space="preserve">    Console.WriteLine("\n=== ЗАДАНИЕ 3: Activator.CreateInstance ===\n");</w:t>
-      </w:r>
-    </w:p>
-    <w:p>
-      <w:pPr>
-        <w:pStyle w:val="Listing"/>
-      </w:pPr>
-    </w:p>
-    <w:p>
-      <w:pPr>
-        <w:pStyle w:val="Listing"/>
-      </w:pPr>
-      <w:r>
-        <w:t xml:space="preserve">    Type type = typeof(ReflectionTarget);</w:t>
-      </w:r>
-    </w:p>
-    <w:p>
-      <w:pPr>
-        <w:pStyle w:val="Listing"/>
-      </w:pPr>
-    </w:p>
-    <w:p>
-      <w:pPr>
-        <w:pStyle w:val="Listing"/>
-      </w:pPr>
-      <w:r>
-        <w:t xml:space="preserve">    // Способ 1: конструктор без параметров</w:t>
-      </w:r>
-    </w:p>
-    <w:p>
-      <w:pPr>
-        <w:pStyle w:val="Listing"/>
-      </w:pPr>
-      <w:r>
-        <w:t xml:space="preserve">    object target1 = Activator.CreateInstance(type);</w:t>
-      </w:r>
-    </w:p>
-    <w:p>
-      <w:pPr>
-        <w:pStyle w:val="Listing"/>
-      </w:pPr>
-      <w:r>
-        <w:t xml:space="preserve">    Console.WriteLine("Создан объект конструктором без параметров.");</w:t>
-      </w:r>
-    </w:p>
-    <w:p>
-      <w:pPr>
-        <w:pStyle w:val="Listing"/>
-      </w:pPr>
-    </w:p>
-    <w:p>
-      <w:pPr>
-        <w:pStyle w:val="Listing"/>
-      </w:pPr>
-      <w:r>
-        <w:t xml:space="preserve">    // Установка значений свойств через рефлексию</w:t>
-      </w:r>
-    </w:p>
-    <w:p>
-      <w:pPr>
-        <w:pStyle w:val="Listing"/>
-      </w:pPr>
-      <w:r>
-        <w:t xml:space="preserve">    type.GetProperty("Age").SetValue(target1, 30);</w:t>
-      </w:r>
-    </w:p>
-    <w:p>
-      <w:pPr>
-        <w:pStyle w:val="Listing"/>
-      </w:pPr>
-      <w:r>
-        <w:t xml:space="preserve">    type.GetProperty("Name").SetValue(target1, "Reflection object");</w:t>
-      </w:r>
-    </w:p>
-    <w:p>
-      <w:pPr>
-        <w:pStyle w:val="Listing"/>
-      </w:pPr>
-      <w:r>
-        <w:t xml:space="preserve">    type.GetProperty("Rating").SetValue(target1, 4.0);</w:t>
-      </w:r>
-    </w:p>
-    <w:p>
-      <w:pPr>
-        <w:pStyle w:val="Listing"/>
-      </w:pPr>
-    </w:p>
-    <w:p>
-      <w:pPr>
-        <w:pStyle w:val="Listing"/>
-      </w:pPr>
-      <w:r>
-        <w:t xml:space="preserve">    // Чтение значений через рефлексию</w:t>
-      </w:r>
-    </w:p>
-    <w:p>
-      <w:pPr>
-        <w:pStyle w:val="Listing"/>
-      </w:pPr>
-      <w:r>
-        <w:t xml:space="preserve">    Console.WriteLine($"  Age = {type.GetProperty("Age").GetValue(target1)}");</w:t>
-      </w:r>
-    </w:p>
-    <w:p>
-      <w:pPr>
-        <w:pStyle w:val="Listing"/>
-      </w:pPr>
-      <w:r>
-        <w:t xml:space="preserve">    Console.WriteLine($"  Name = {type.GetProperty("Name").GetValue(target1)}");</w:t>
-      </w:r>
-    </w:p>
-    <w:p>
-      <w:pPr>
-        <w:pStyle w:val="Listing"/>
-      </w:pPr>
-      <w:r>
-        <w:t xml:space="preserve">    Console.WriteLine($"  Rating = {type.GetProperty("Rating").GetValue(target1)}");</w:t>
-      </w:r>
-    </w:p>
-    <w:p>
-      <w:pPr>
-        <w:pStyle w:val="Listing"/>
-      </w:pPr>
-    </w:p>
-    <w:p>
-      <w:pPr>
-        <w:pStyle w:val="Listing"/>
-      </w:pPr>
-      <w:r>
-        <w:t xml:space="preserve">    // Способ 2: конструктор с параметрами</w:t>
-      </w:r>
-    </w:p>
-    <w:p>
-      <w:pPr>
-        <w:pStyle w:val="Listing"/>
-      </w:pPr>
-      <w:r>
-        <w:t xml:space="preserve">    object target2 = Activator.CreateInstance(type, new object[] { 25, "With params", 3.5 });</w:t>
-      </w:r>
-    </w:p>
-    <w:p>
-      <w:pPr>
-        <w:pStyle w:val="Listing"/>
-      </w:pPr>
-      <w:r>
-        <w:t xml:space="preserve">    Console.WriteLine("Создан объект конструктором с параметрами (25, \"With params\", 3.5).");</w:t>
-      </w:r>
-    </w:p>
-    <w:p>
-      <w:pPr>
-        <w:pStyle w:val="Listing"/>
-      </w:pPr>
-      <w:r>
-        <w:t xml:space="preserve">    Console.WriteLine($"  Age = {type.GetProperty("Age").GetValue(target2)}");</w:t>
-      </w:r>
-    </w:p>
-    <w:p>
-      <w:pPr>
-        <w:pStyle w:val="Listing"/>
-      </w:pPr>
-      <w:r>
-        <w:t xml:space="preserve">    Console.WriteLine($"  Name = {type.GetProperty("Name").GetValue(target2)}");</w:t>
-      </w:r>
-    </w:p>
-    <w:p>
-      <w:pPr>
-        <w:pStyle w:val="Listing"/>
-      </w:pPr>
-      <w:r>
-        <w:t xml:space="preserve">    Console.WriteLine($"  Rating = {type.GetProperty("Rating").GetValue(target2)}");</w:t>
-      </w:r>
-    </w:p>
-    <w:p>
-      <w:pPr>
-        <w:pStyle w:val="Listing"/>
-      </w:pPr>
-      <w:r>
-        <w:t>}</w:t>
-      </w:r>
-    </w:p>
-    <w:p/>
-    <w:p>
-      <w:pPr>
-        <w:ind w:firstLine="709"/>
-        <w:jc w:val="both"/>
-      </w:pPr>
-      <w:r>
-        <w:t>Результат показан на рисунке 3.8.</w:t>
+        <w:t>Результат показан на рисунке 2.8.</w:t>
       </w:r>
     </w:p>
     <w:p>
@@ -5003,7 +3731,7 @@
           <w:noProof/>
         </w:rPr>
         <w:drawing>
-          <wp:inline distT="0" distB="0" distL="0" distR="0" wp14:anchorId="2D86EE7E" wp14:editId="2C782687">
+          <wp:inline distT="0" distB="0" distL="0" distR="0" wp14:anchorId="02F5F5D3" wp14:editId="30E46197">
             <wp:extent cx="5580000" cy="1646913"/>
             <wp:effectExtent l="0" t="0" r="0" b="0"/>
             <wp:docPr id="8" name="Picture 8"/>
@@ -5045,7 +3773,7 @@
         <w:jc w:val="center"/>
       </w:pPr>
       <w:r>
-        <w:t xml:space="preserve">Рисунок 3.8 – Создание объектов через </w:t>
+        <w:t xml:space="preserve">Рисунок 2.8 – Создание объектов через </w:t>
       </w:r>
       <w:r>
         <w:rPr>
@@ -5061,6 +3789,7 @@
         <w:jc w:val="both"/>
       </w:pPr>
       <w:r>
+        <w:lastRenderedPageBreak/>
         <w:t xml:space="preserve">Первый объект после установки значений через рефлексию содержит возраст 30, имя </w:t>
       </w:r>
       <w:r>
@@ -5088,14 +3817,14 @@
         <w:spacing w:before="360"/>
         <w:ind w:firstLine="709"/>
       </w:pPr>
-      <w:bookmarkStart w:id="10" w:name="_Toc242385959"/>
+      <w:bookmarkStart w:id="11" w:name="_Toc242612803"/>
       <w:r>
         <w:rPr>
           <w:rFonts w:ascii="Times New Roman" w:hAnsi="Times New Roman"/>
         </w:rPr>
-        <w:t>3.8 Задание 4. Класс «черный ящик»</w:t>
-      </w:r>
-      <w:bookmarkEnd w:id="10"/>
+        <w:t>2.10 Задание 4. Класс «черный ящик»</w:t>
+      </w:r>
+      <w:bookmarkEnd w:id="11"/>
     </w:p>
     <w:p>
       <w:pPr>
@@ -5178,203 +3907,16 @@
         <w:t>()</w:t>
       </w:r>
       <w:r>
-        <w:t>. Прямого доступа к поле и методам извне нет. Код приведен в листинге.</w:t>
-      </w:r>
-    </w:p>
-    <w:p>
-      <w:pPr>
-        <w:keepNext/>
+        <w:t>. Прямого доступа к поле и методам извне нет. Код приведен в приложении А.</w:t>
+      </w:r>
+    </w:p>
+    <w:p>
+      <w:pPr>
         <w:ind w:firstLine="709"/>
         <w:jc w:val="both"/>
       </w:pPr>
       <w:r>
-        <w:t xml:space="preserve">Листинг 3.4 – Класс </w:t>
-      </w:r>
-      <w:r>
-        <w:rPr>
-          <w:i/>
-        </w:rPr>
-        <w:t>SecretCalculator</w:t>
-      </w:r>
-      <w:r>
-        <w:t xml:space="preserve"> (задание 4)</w:t>
-      </w:r>
-    </w:p>
-    <w:p>
-      <w:pPr>
-        <w:pStyle w:val="Listing"/>
-      </w:pPr>
-      <w:r>
-        <w:t>// Задание 4: "чёрный ящик" с приватным полем и приватным методом</w:t>
-      </w:r>
-    </w:p>
-    <w:p>
-      <w:pPr>
-        <w:pStyle w:val="Listing"/>
-      </w:pPr>
-      <w:r>
-        <w:t>public class SecretCalculator</w:t>
-      </w:r>
-    </w:p>
-    <w:p>
-      <w:pPr>
-        <w:pStyle w:val="Listing"/>
-      </w:pPr>
-      <w:r>
-        <w:t>{</w:t>
-      </w:r>
-    </w:p>
-    <w:p>
-      <w:pPr>
-        <w:pStyle w:val="Listing"/>
-      </w:pPr>
-      <w:r>
-        <w:t xml:space="preserve">    private int _secretValue = 10;</w:t>
-      </w:r>
-    </w:p>
-    <w:p>
-      <w:pPr>
-        <w:pStyle w:val="Listing"/>
-      </w:pPr>
-    </w:p>
-    <w:p>
-      <w:pPr>
-        <w:pStyle w:val="Listing"/>
-      </w:pPr>
-      <w:r>
-        <w:t xml:space="preserve">    // Публичный метод для чтения значения (для проверки)</w:t>
-      </w:r>
-    </w:p>
-    <w:p>
-      <w:pPr>
-        <w:pStyle w:val="Listing"/>
-      </w:pPr>
-      <w:r>
-        <w:t xml:space="preserve">    public int ReadValue()</w:t>
-      </w:r>
-    </w:p>
-    <w:p>
-      <w:pPr>
-        <w:pStyle w:val="Listing"/>
-      </w:pPr>
-      <w:r>
-        <w:t xml:space="preserve">    {</w:t>
-      </w:r>
-    </w:p>
-    <w:p>
-      <w:pPr>
-        <w:pStyle w:val="Listing"/>
-      </w:pPr>
-      <w:r>
-        <w:t xml:space="preserve">        return _secretValue;</w:t>
-      </w:r>
-    </w:p>
-    <w:p>
-      <w:pPr>
-        <w:pStyle w:val="Listing"/>
-      </w:pPr>
-      <w:r>
-        <w:t xml:space="preserve">    }</w:t>
-      </w:r>
-    </w:p>
-    <w:p>
-      <w:pPr>
-        <w:pStyle w:val="Listing"/>
-      </w:pPr>
-    </w:p>
-    <w:p>
-      <w:pPr>
-        <w:pStyle w:val="Listing"/>
-      </w:pPr>
-      <w:r>
-        <w:t xml:space="preserve">    // Приватный метод с логикой вычислений</w:t>
-      </w:r>
-    </w:p>
-    <w:p>
-      <w:pPr>
-        <w:pStyle w:val="Listing"/>
-      </w:pPr>
-      <w:r>
-        <w:t xml:space="preserve">    private int Calculate(int a, int b)</w:t>
-      </w:r>
-    </w:p>
-    <w:p>
-      <w:pPr>
-        <w:pStyle w:val="Listing"/>
-      </w:pPr>
-      <w:r>
-        <w:t xml:space="preserve">    {</w:t>
-      </w:r>
-    </w:p>
-    <w:p>
-      <w:pPr>
-        <w:pStyle w:val="Listing"/>
-      </w:pPr>
-      <w:r>
-        <w:t xml:space="preserve">        return a * b + _secretValue;</w:t>
-      </w:r>
-    </w:p>
-    <w:p>
-      <w:pPr>
-        <w:pStyle w:val="Listing"/>
-      </w:pPr>
-      <w:r>
-        <w:t xml:space="preserve">    }</w:t>
-      </w:r>
-    </w:p>
-    <w:p>
-      <w:pPr>
-        <w:pStyle w:val="Listing"/>
-      </w:pPr>
-    </w:p>
-    <w:p>
-      <w:pPr>
-        <w:pStyle w:val="Listing"/>
-      </w:pPr>
-      <w:r>
-        <w:t xml:space="preserve">    private void Reset()</w:t>
-      </w:r>
-    </w:p>
-    <w:p>
-      <w:pPr>
-        <w:pStyle w:val="Listing"/>
-      </w:pPr>
-      <w:r>
-        <w:t xml:space="preserve">    {</w:t>
-      </w:r>
-    </w:p>
-    <w:p>
-      <w:pPr>
-        <w:pStyle w:val="Listing"/>
-      </w:pPr>
-      <w:r>
-        <w:t xml:space="preserve">        _secretValue = 0;</w:t>
-      </w:r>
-    </w:p>
-    <w:p>
-      <w:pPr>
-        <w:pStyle w:val="Listing"/>
-      </w:pPr>
-      <w:r>
-        <w:t xml:space="preserve">    }</w:t>
-      </w:r>
-    </w:p>
-    <w:p>
-      <w:pPr>
-        <w:pStyle w:val="Listing"/>
-      </w:pPr>
-      <w:r>
-        <w:t>}</w:t>
-      </w:r>
-    </w:p>
-    <w:p/>
-    <w:p>
-      <w:pPr>
-        <w:ind w:firstLine="709"/>
-        <w:jc w:val="both"/>
-      </w:pPr>
-      <w:r>
-        <w:t>Начальное состояние объекта показано на рисунке 3.9.</w:t>
+        <w:t>Начальное состояние объекта показано на рисунке 2.9.</w:t>
       </w:r>
     </w:p>
     <w:p>
@@ -5388,7 +3930,7 @@
           <w:noProof/>
         </w:rPr>
         <w:drawing>
-          <wp:inline distT="0" distB="0" distL="0" distR="0" wp14:anchorId="186ACFDA" wp14:editId="54B4AA9F">
+          <wp:inline distT="0" distB="0" distL="0" distR="0" wp14:anchorId="4480B1B4" wp14:editId="182E1AB0">
             <wp:extent cx="5580000" cy="866796"/>
             <wp:effectExtent l="0" t="0" r="0" b="0"/>
             <wp:docPr id="9" name="Picture 9"/>
@@ -5430,7 +3972,7 @@
         <w:jc w:val="center"/>
       </w:pPr>
       <w:r>
-        <w:t xml:space="preserve">Рисунок 3.9 – Начальное состояние класса </w:t>
+        <w:t xml:space="preserve">Рисунок 2.9 – Начальное состояние класса </w:t>
       </w:r>
       <w:r>
         <w:rPr>
@@ -5446,7 +3988,6 @@
         <w:jc w:val="both"/>
       </w:pPr>
       <w:r>
-        <w:lastRenderedPageBreak/>
         <w:t xml:space="preserve">Публичный метод </w:t>
       </w:r>
       <w:r>
@@ -5489,14 +4030,14 @@
         <w:spacing w:before="360"/>
         <w:ind w:firstLine="709"/>
       </w:pPr>
-      <w:bookmarkStart w:id="11" w:name="_Toc242385960"/>
+      <w:bookmarkStart w:id="12" w:name="_Toc242612804"/>
       <w:r>
         <w:rPr>
           <w:rFonts w:ascii="Times New Roman" w:hAnsi="Times New Roman"/>
         </w:rPr>
-        <w:t>3.9 Задание 5. Доступ к приватному полю и его изменение</w:t>
-      </w:r>
-      <w:bookmarkEnd w:id="11"/>
+        <w:t>2.11 Задание 5. Доступ к приватному полю и его изменение</w:t>
+      </w:r>
+      <w:bookmarkEnd w:id="12"/>
     </w:p>
     <w:p>
       <w:pPr>
@@ -5582,300 +4123,16 @@
         <w:t>FieldAccessException</w:t>
       </w:r>
       <w:r>
-        <w:t>. Код приведен в листинге.</w:t>
-      </w:r>
-    </w:p>
-    <w:p>
-      <w:pPr>
-        <w:keepNext/>
+        <w:t>. Код приведен в приложении А.</w:t>
+      </w:r>
+    </w:p>
+    <w:p>
+      <w:pPr>
         <w:ind w:firstLine="709"/>
         <w:jc w:val="both"/>
       </w:pPr>
       <w:r>
-        <w:t>Листинг 3.5 – Изменение приватного поля (задание 5)</w:t>
-      </w:r>
-    </w:p>
-    <w:p>
-      <w:pPr>
-        <w:pStyle w:val="Listing"/>
-      </w:pPr>
-      <w:r>
-        <w:t>// Задание 5: доступ к приватному полю и его изменение</w:t>
-      </w:r>
-    </w:p>
-    <w:p>
-      <w:pPr>
-        <w:pStyle w:val="Listing"/>
-      </w:pPr>
-      <w:r>
-        <w:t>public static void Task5()</w:t>
-      </w:r>
-    </w:p>
-    <w:p>
-      <w:pPr>
-        <w:pStyle w:val="Listing"/>
-      </w:pPr>
-      <w:r>
-        <w:t>{</w:t>
-      </w:r>
-    </w:p>
-    <w:p>
-      <w:pPr>
-        <w:pStyle w:val="Listing"/>
-      </w:pPr>
-      <w:r>
-        <w:t xml:space="preserve">    Console.WriteLine("\n=== ЗАДАНИЕ 5: ИЗМЕНЕНИЕ ПРИВАТНОГО ПОЛЯ ===\n");</w:t>
-      </w:r>
-    </w:p>
-    <w:p>
-      <w:pPr>
-        <w:pStyle w:val="Listing"/>
-      </w:pPr>
-    </w:p>
-    <w:p>
-      <w:pPr>
-        <w:pStyle w:val="Listing"/>
-      </w:pPr>
-      <w:r>
-        <w:t xml:space="preserve">    var calculator = new SecretCalculator();</w:t>
-      </w:r>
-    </w:p>
-    <w:p>
-      <w:pPr>
-        <w:pStyle w:val="Listing"/>
-      </w:pPr>
-      <w:r>
-        <w:t xml:space="preserve">    Type type = typeof(SecretCalculator);</w:t>
-      </w:r>
-    </w:p>
-    <w:p>
-      <w:pPr>
-        <w:pStyle w:val="Listing"/>
-      </w:pPr>
-    </w:p>
-    <w:p>
-      <w:pPr>
-        <w:pStyle w:val="Listing"/>
-      </w:pPr>
-      <w:r>
-        <w:t xml:space="preserve">    try</w:t>
-      </w:r>
-    </w:p>
-    <w:p>
-      <w:pPr>
-        <w:pStyle w:val="Listing"/>
-      </w:pPr>
-      <w:r>
-        <w:t xml:space="preserve">    {</w:t>
-      </w:r>
-    </w:p>
-    <w:p>
-      <w:pPr>
-        <w:pStyle w:val="Listing"/>
-      </w:pPr>
-      <w:r>
-        <w:t xml:space="preserve">        FieldInfo field = type.GetField("_secretValue",</w:t>
-      </w:r>
-    </w:p>
-    <w:p>
-      <w:pPr>
-        <w:pStyle w:val="Listing"/>
-      </w:pPr>
-      <w:r>
-        <w:t xml:space="preserve">            BindingFlags.NonPublic | BindingFlags.Instance);</w:t>
-      </w:r>
-    </w:p>
-    <w:p>
-      <w:pPr>
-        <w:pStyle w:val="Listing"/>
-      </w:pPr>
-    </w:p>
-    <w:p>
-      <w:pPr>
-        <w:pStyle w:val="Listing"/>
-      </w:pPr>
-      <w:r>
-        <w:t xml:space="preserve">        if (field == null)</w:t>
-      </w:r>
-    </w:p>
-    <w:p>
-      <w:pPr>
-        <w:pStyle w:val="Listing"/>
-      </w:pPr>
-      <w:r>
-        <w:t xml:space="preserve">            throw new MissingFieldException("Поле _secretValue не найдено");</w:t>
-      </w:r>
-    </w:p>
-    <w:p>
-      <w:pPr>
-        <w:pStyle w:val="Listing"/>
-      </w:pPr>
-    </w:p>
-    <w:p>
-      <w:pPr>
-        <w:pStyle w:val="Listing"/>
-      </w:pPr>
-      <w:r>
-        <w:t xml:space="preserve">        Console.WriteLine($"Значение до изменения: {field.GetValue(calculator)}");</w:t>
-      </w:r>
-    </w:p>
-    <w:p>
-      <w:pPr>
-        <w:pStyle w:val="Listing"/>
-      </w:pPr>
-      <w:r>
-        <w:t xml:space="preserve">        field.SetValue(calculator, 25);</w:t>
-      </w:r>
-    </w:p>
-    <w:p>
-      <w:pPr>
-        <w:pStyle w:val="Listing"/>
-      </w:pPr>
-      <w:r>
-        <w:t xml:space="preserve">        Console.WriteLine($"Значение через публичный метод ReadValue() после SetValue: {calculator.ReadValue()}");</w:t>
-      </w:r>
-    </w:p>
-    <w:p>
-      <w:pPr>
-        <w:pStyle w:val="Listing"/>
-      </w:pPr>
-      <w:r>
-        <w:t xml:space="preserve">        Console.WriteLine("Рефлексия нарушила инкапсуляцию: приватное поле изменено.");</w:t>
-      </w:r>
-    </w:p>
-    <w:p>
-      <w:pPr>
-        <w:pStyle w:val="Listing"/>
-      </w:pPr>
-    </w:p>
-    <w:p>
-      <w:pPr>
-        <w:pStyle w:val="Listing"/>
-      </w:pPr>
-      <w:r>
-        <w:t xml:space="preserve">        // Поле, которого нет в классе</w:t>
-      </w:r>
-    </w:p>
-    <w:p>
-      <w:pPr>
-        <w:pStyle w:val="Listing"/>
-      </w:pPr>
-      <w:r>
-        <w:t xml:space="preserve">        FieldInfo missing = type.GetField("_unknown",</w:t>
-      </w:r>
-    </w:p>
-    <w:p>
-      <w:pPr>
-        <w:pStyle w:val="Listing"/>
-      </w:pPr>
-      <w:r>
-        <w:t xml:space="preserve">            BindingFlags.NonPublic | BindingFlags.Instance);</w:t>
-      </w:r>
-    </w:p>
-    <w:p>
-      <w:pPr>
-        <w:pStyle w:val="Listing"/>
-      </w:pPr>
-      <w:r>
-        <w:t xml:space="preserve">        if (missing == null)</w:t>
-      </w:r>
-    </w:p>
-    <w:p>
-      <w:pPr>
-        <w:pStyle w:val="Listing"/>
-      </w:pPr>
-      <w:r>
-        <w:t xml:space="preserve">            throw new MissingFieldException("Поле _unknown не найдено");</w:t>
-      </w:r>
-    </w:p>
-    <w:p>
-      <w:pPr>
-        <w:pStyle w:val="Listing"/>
-      </w:pPr>
-      <w:r>
-        <w:t xml:space="preserve">    }</w:t>
-      </w:r>
-    </w:p>
-    <w:p>
-      <w:pPr>
-        <w:pStyle w:val="Listing"/>
-      </w:pPr>
-      <w:r>
-        <w:t xml:space="preserve">    catch (MissingFieldException ex)</w:t>
-      </w:r>
-    </w:p>
-    <w:p>
-      <w:pPr>
-        <w:pStyle w:val="Listing"/>
-      </w:pPr>
-      <w:r>
-        <w:t xml:space="preserve">    {</w:t>
-      </w:r>
-    </w:p>
-    <w:p>
-      <w:pPr>
-        <w:pStyle w:val="Listing"/>
-      </w:pPr>
-      <w:r>
-        <w:t xml:space="preserve">        Console.WriteLine($"Ошибка: {ex.Message}");</w:t>
-      </w:r>
-    </w:p>
-    <w:p>
-      <w:pPr>
-        <w:pStyle w:val="Listing"/>
-      </w:pPr>
-      <w:r>
-        <w:t xml:space="preserve">    }</w:t>
-      </w:r>
-    </w:p>
-    <w:p>
-      <w:pPr>
-        <w:pStyle w:val="Listing"/>
-      </w:pPr>
-      <w:r>
-        <w:t xml:space="preserve">    catch (FieldAccessException ex)</w:t>
-      </w:r>
-    </w:p>
-    <w:p>
-      <w:pPr>
-        <w:pStyle w:val="Listing"/>
-      </w:pPr>
-      <w:r>
-        <w:t xml:space="preserve">    {</w:t>
-      </w:r>
-    </w:p>
-    <w:p>
-      <w:pPr>
-        <w:pStyle w:val="Listing"/>
-      </w:pPr>
-      <w:r>
-        <w:t xml:space="preserve">        Console.WriteLine($"Недостаточно прав: {ex.Message}");</w:t>
-      </w:r>
-    </w:p>
-    <w:p>
-      <w:pPr>
-        <w:pStyle w:val="Listing"/>
-      </w:pPr>
-      <w:r>
-        <w:t xml:space="preserve">    }</w:t>
-      </w:r>
-    </w:p>
-    <w:p>
-      <w:pPr>
-        <w:pStyle w:val="Listing"/>
-      </w:pPr>
-      <w:r>
-        <w:t>}</w:t>
-      </w:r>
-    </w:p>
-    <w:p/>
-    <w:p>
-      <w:pPr>
-        <w:ind w:firstLine="709"/>
-        <w:jc w:val="both"/>
-      </w:pPr>
-      <w:r>
-        <w:t>Результат показан на рисунке 3.10.</w:t>
+        <w:t>Результат показан на рисунке 2.10.</w:t>
       </w:r>
     </w:p>
     <w:p>
@@ -5889,7 +4146,7 @@
           <w:noProof/>
         </w:rPr>
         <w:drawing>
-          <wp:inline distT="0" distB="0" distL="0" distR="0" wp14:anchorId="32027A18" wp14:editId="2412A683">
+          <wp:inline distT="0" distB="0" distL="0" distR="0" wp14:anchorId="3BC292AD" wp14:editId="3281CE4A">
             <wp:extent cx="5580000" cy="1126835"/>
             <wp:effectExtent l="0" t="0" r="0" b="0"/>
             <wp:docPr id="10" name="Picture 10"/>
@@ -5931,7 +4188,7 @@
         <w:jc w:val="center"/>
       </w:pPr>
       <w:r>
-        <w:t>Рисунок 3.10 – Изменение приватного поля через рефлексию</w:t>
+        <w:t>Рисунок 2.10 – Изменение приватного поля через рефлексию</w:t>
       </w:r>
     </w:p>
     <w:p/>
@@ -5962,14 +4219,14 @@
         <w:spacing w:before="360"/>
         <w:ind w:firstLine="709"/>
       </w:pPr>
-      <w:bookmarkStart w:id="12" w:name="_Toc242385961"/>
+      <w:bookmarkStart w:id="13" w:name="_Toc242612805"/>
       <w:r>
         <w:rPr>
           <w:rFonts w:ascii="Times New Roman" w:hAnsi="Times New Roman"/>
         </w:rPr>
-        <w:t>3.10 Задание 6. Вызов приватного метода</w:t>
-      </w:r>
-      <w:bookmarkEnd w:id="12"/>
+        <w:t>2.12 Задание 6. Вызов приватного метода</w:t>
+      </w:r>
+      <w:bookmarkEnd w:id="13"/>
     </w:p>
     <w:p>
       <w:pPr>
@@ -6088,229 +4345,16 @@
         <w:t>Invoke</w:t>
       </w:r>
       <w:r>
-        <w:t>. Код приведен в листинге.</w:t>
-      </w:r>
-    </w:p>
-    <w:p>
-      <w:pPr>
-        <w:keepNext/>
+        <w:t>. Код приведен в приложении А.</w:t>
+      </w:r>
+    </w:p>
+    <w:p>
+      <w:pPr>
         <w:ind w:firstLine="709"/>
         <w:jc w:val="both"/>
       </w:pPr>
       <w:r>
-        <w:t>Листинг 3.6 – Вызов приватных методов (задание 6)</w:t>
-      </w:r>
-    </w:p>
-    <w:p>
-      <w:pPr>
-        <w:pStyle w:val="Listing"/>
-      </w:pPr>
-      <w:r>
-        <w:t>// Задание 6: вызов приватного метода</w:t>
-      </w:r>
-    </w:p>
-    <w:p>
-      <w:pPr>
-        <w:pStyle w:val="Listing"/>
-      </w:pPr>
-      <w:r>
-        <w:t>public static void Task6()</w:t>
-      </w:r>
-    </w:p>
-    <w:p>
-      <w:pPr>
-        <w:pStyle w:val="Listing"/>
-      </w:pPr>
-      <w:r>
-        <w:t>{</w:t>
-      </w:r>
-    </w:p>
-    <w:p>
-      <w:pPr>
-        <w:pStyle w:val="Listing"/>
-      </w:pPr>
-      <w:r>
-        <w:t xml:space="preserve">    Console.WriteLine("\n=== ЗАДАНИЕ 6: ВЫЗОВ ПРИВАТНОГО МЕТОДА ===\n");</w:t>
-      </w:r>
-    </w:p>
-    <w:p>
-      <w:pPr>
-        <w:pStyle w:val="Listing"/>
-      </w:pPr>
-    </w:p>
-    <w:p>
-      <w:pPr>
-        <w:pStyle w:val="Listing"/>
-      </w:pPr>
-      <w:r>
-        <w:t xml:space="preserve">    var calculator = new SecretCalculator();</w:t>
-      </w:r>
-    </w:p>
-    <w:p>
-      <w:pPr>
-        <w:pStyle w:val="Listing"/>
-      </w:pPr>
-      <w:r>
-        <w:t xml:space="preserve">    Type type = typeof(SecretCalculator);</w:t>
-      </w:r>
-    </w:p>
-    <w:p>
-      <w:pPr>
-        <w:pStyle w:val="Listing"/>
-      </w:pPr>
-    </w:p>
-    <w:p>
-      <w:pPr>
-        <w:pStyle w:val="Listing"/>
-      </w:pPr>
-      <w:r>
-        <w:t xml:space="preserve">    MethodInfo calculate = type.GetMethod("Calculate",</w:t>
-      </w:r>
-    </w:p>
-    <w:p>
-      <w:pPr>
-        <w:pStyle w:val="Listing"/>
-      </w:pPr>
-      <w:r>
-        <w:t xml:space="preserve">        BindingFlags.NonPublic | BindingFlags.Instance);</w:t>
-      </w:r>
-    </w:p>
-    <w:p>
-      <w:pPr>
-        <w:pStyle w:val="Listing"/>
-      </w:pPr>
-      <w:r>
-        <w:t xml:space="preserve">    MethodInfo reset = type.GetMethod("Reset",</w:t>
-      </w:r>
-    </w:p>
-    <w:p>
-      <w:pPr>
-        <w:pStyle w:val="Listing"/>
-      </w:pPr>
-      <w:r>
-        <w:t xml:space="preserve">        BindingFlags.NonPublic | BindingFlags.Instance);</w:t>
-      </w:r>
-    </w:p>
-    <w:p>
-      <w:pPr>
-        <w:pStyle w:val="Listing"/>
-      </w:pPr>
-    </w:p>
-    <w:p>
-      <w:pPr>
-        <w:pStyle w:val="Listing"/>
-      </w:pPr>
-      <w:r>
-        <w:t xml:space="preserve">    // Способ 1: MethodInfo.Invoke, метод с двумя параметрами</w:t>
-      </w:r>
-    </w:p>
-    <w:p>
-      <w:pPr>
-        <w:pStyle w:val="Listing"/>
-      </w:pPr>
-      <w:r>
-        <w:t xml:space="preserve">    object result = calculate.Invoke(calculator, new object[] { 3, 4 });</w:t>
-      </w:r>
-    </w:p>
-    <w:p>
-      <w:pPr>
-        <w:pStyle w:val="Listing"/>
-      </w:pPr>
-      <w:r>
-        <w:t xml:space="preserve">    Console.WriteLine($"Способ 1 (Invoke) Calculate(3, 4) = {result}");</w:t>
-      </w:r>
-    </w:p>
-    <w:p>
-      <w:pPr>
-        <w:pStyle w:val="Listing"/>
-      </w:pPr>
-    </w:p>
-    <w:p>
-      <w:pPr>
-        <w:pStyle w:val="Listing"/>
-      </w:pPr>
-      <w:r>
-        <w:t xml:space="preserve">    // Способ 2: делегат</w:t>
-      </w:r>
-    </w:p>
-    <w:p>
-      <w:pPr>
-        <w:pStyle w:val="Listing"/>
-      </w:pPr>
-      <w:r>
-        <w:t xml:space="preserve">    Func&lt;int, int, int&gt; delegateMethod =</w:t>
-      </w:r>
-    </w:p>
-    <w:p>
-      <w:pPr>
-        <w:pStyle w:val="Listing"/>
-      </w:pPr>
-      <w:r>
-        <w:t xml:space="preserve">        (Func&lt;int, int, int&gt;)calculate.CreateDelegate(typeof(Func&lt;int, int, int&gt;), calculator);</w:t>
-      </w:r>
-    </w:p>
-    <w:p>
-      <w:pPr>
-        <w:pStyle w:val="Listing"/>
-      </w:pPr>
-      <w:r>
-        <w:t xml:space="preserve">    Console.WriteLine($"Способ 2 (делегат) Calculate(5, 6) = {delegateMethod(5, 6)}");</w:t>
-      </w:r>
-    </w:p>
-    <w:p>
-      <w:pPr>
-        <w:pStyle w:val="Listing"/>
-      </w:pPr>
-    </w:p>
-    <w:p>
-      <w:pPr>
-        <w:pStyle w:val="Listing"/>
-      </w:pPr>
-      <w:r>
-        <w:lastRenderedPageBreak/>
-        <w:t xml:space="preserve">    // Метод без параметров</w:t>
-      </w:r>
-    </w:p>
-    <w:p>
-      <w:pPr>
-        <w:pStyle w:val="Listing"/>
-      </w:pPr>
-      <w:r>
-        <w:t xml:space="preserve">    Console.WriteLine($"Перед Reset(): ReadValue() = {calculator.ReadValue()}");</w:t>
-      </w:r>
-    </w:p>
-    <w:p>
-      <w:pPr>
-        <w:pStyle w:val="Listing"/>
-      </w:pPr>
-      <w:r>
-        <w:t xml:space="preserve">    reset.Invoke(calculator, null);</w:t>
-      </w:r>
-    </w:p>
-    <w:p>
-      <w:pPr>
-        <w:pStyle w:val="Listing"/>
-      </w:pPr>
-      <w:r>
-        <w:t xml:space="preserve">    Console.WriteLine($"После Reset() (Invoke без параметров): ReadValue() = {calculator.ReadValue()}");</w:t>
-      </w:r>
-    </w:p>
-    <w:p>
-      <w:pPr>
-        <w:pStyle w:val="Listing"/>
-      </w:pPr>
-      <w:r>
-        <w:t>}</w:t>
-      </w:r>
-    </w:p>
-    <w:p/>
-    <w:p>
-      <w:pPr>
-        <w:ind w:firstLine="709"/>
-        <w:jc w:val="both"/>
-      </w:pPr>
-      <w:r>
-        <w:t>Результат показан на рисунке 3.11.</w:t>
+        <w:t>Результат показан на рисунке 2.11.</w:t>
       </w:r>
     </w:p>
     <w:p>
@@ -6324,7 +4368,7 @@
           <w:noProof/>
         </w:rPr>
         <w:drawing>
-          <wp:inline distT="0" distB="0" distL="0" distR="0" wp14:anchorId="7A8AC77A" wp14:editId="391395FF">
+          <wp:inline distT="0" distB="0" distL="0" distR="0" wp14:anchorId="38D3C5C0" wp14:editId="2F561A90">
             <wp:extent cx="5580000" cy="1126835"/>
             <wp:effectExtent l="0" t="0" r="0" b="0"/>
             <wp:docPr id="11" name="Picture 11"/>
@@ -6366,7 +4410,7 @@
         <w:jc w:val="center"/>
       </w:pPr>
       <w:r>
-        <w:t>Рисунок 3.11 – Вызов приватных методов</w:t>
+        <w:t>Рисунок 2.11 – Вызов приватных методов</w:t>
       </w:r>
     </w:p>
     <w:p/>
@@ -6442,14 +4486,14 @@
         <w:spacing w:before="360"/>
         <w:ind w:firstLine="709"/>
       </w:pPr>
-      <w:bookmarkStart w:id="13" w:name="_Toc242385962"/>
+      <w:bookmarkStart w:id="14" w:name="_Toc242612806"/>
       <w:r>
         <w:rPr>
           <w:rFonts w:ascii="Times New Roman" w:hAnsi="Times New Roman"/>
         </w:rPr>
-        <w:t>3.11 Задание 7. Система динамической загрузки плагинов</w:t>
-      </w:r>
-      <w:bookmarkEnd w:id="13"/>
+        <w:t>2.13 Задание 7. Система динамической загрузки плагинов</w:t>
+      </w:r>
+      <w:bookmarkEnd w:id="14"/>
     </w:p>
     <w:p>
       <w:pPr>
@@ -6550,517 +4594,24 @@
         <w:t>Invoke</w:t>
       </w:r>
       <w:r>
-        <w:t>. Интерфейс и атрибуты приведены в листинге.</w:t>
-      </w:r>
-    </w:p>
-    <w:p>
-      <w:pPr>
-        <w:keepNext/>
+        <w:t>. Интерфейс и атрибуты приведены в приложении А.</w:t>
+      </w:r>
+    </w:p>
+    <w:p>
+      <w:pPr>
         <w:ind w:firstLine="709"/>
         <w:jc w:val="both"/>
       </w:pPr>
       <w:r>
-        <w:t>Листинг 3.7 – Интерфейс и атрибуты плагинов</w:t>
-      </w:r>
-    </w:p>
-    <w:p>
-      <w:pPr>
-        <w:pStyle w:val="Listing"/>
-      </w:pPr>
-      <w:r>
-        <w:t>[AttributeUsage(AttributeTargets.Class)]</w:t>
-      </w:r>
-    </w:p>
-    <w:p>
-      <w:pPr>
-        <w:pStyle w:val="Listing"/>
-      </w:pPr>
-      <w:r>
-        <w:t>public class PluginAttribute : Attribute</w:t>
-      </w:r>
-    </w:p>
-    <w:p>
-      <w:pPr>
-        <w:pStyle w:val="Listing"/>
-      </w:pPr>
-      <w:r>
-        <w:t>{</w:t>
-      </w:r>
-    </w:p>
-    <w:p>
-      <w:pPr>
-        <w:pStyle w:val="Listing"/>
-      </w:pPr>
-      <w:r>
-        <w:t xml:space="preserve">    public string Name { get; }</w:t>
-      </w:r>
-    </w:p>
-    <w:p>
-      <w:pPr>
-        <w:pStyle w:val="Listing"/>
-      </w:pPr>
-      <w:r>
-        <w:t xml:space="preserve">    public PluginAttribute(string name) =&gt; Name = name;</w:t>
-      </w:r>
-    </w:p>
-    <w:p>
-      <w:pPr>
-        <w:pStyle w:val="Listing"/>
-      </w:pPr>
-      <w:r>
-        <w:t>}</w:t>
-      </w:r>
-    </w:p>
-    <w:p>
-      <w:pPr>
-        <w:pStyle w:val="Listing"/>
-      </w:pPr>
-    </w:p>
-    <w:p>
-      <w:pPr>
-        <w:pStyle w:val="Listing"/>
-      </w:pPr>
-      <w:r>
-        <w:t>[AttributeUsage(AttributeTargets.Method)]</w:t>
-      </w:r>
-    </w:p>
-    <w:p>
-      <w:pPr>
-        <w:pStyle w:val="Listing"/>
-      </w:pPr>
-      <w:r>
-        <w:t>public class PluginMethodAttribute : Attribute</w:t>
-      </w:r>
-    </w:p>
-    <w:p>
-      <w:pPr>
-        <w:pStyle w:val="Listing"/>
-      </w:pPr>
-      <w:r>
-        <w:t>{</w:t>
-      </w:r>
-    </w:p>
-    <w:p>
-      <w:pPr>
-        <w:pStyle w:val="Listing"/>
-      </w:pPr>
-      <w:r>
-        <w:t xml:space="preserve">    public string Description { get; }</w:t>
-      </w:r>
-    </w:p>
-    <w:p>
-      <w:pPr>
-        <w:pStyle w:val="Listing"/>
-      </w:pPr>
-      <w:r>
-        <w:t xml:space="preserve">    public PluginMethodAttribute(string description) =&gt; Description = description;</w:t>
-      </w:r>
-    </w:p>
-    <w:p>
-      <w:pPr>
-        <w:pStyle w:val="Listing"/>
-      </w:pPr>
-      <w:r>
-        <w:t>}</w:t>
-      </w:r>
-    </w:p>
-    <w:p>
-      <w:pPr>
-        <w:pStyle w:val="Listing"/>
-      </w:pPr>
-    </w:p>
-    <w:p>
-      <w:pPr>
-        <w:pStyle w:val="Listing"/>
-      </w:pPr>
-      <w:r>
-        <w:lastRenderedPageBreak/>
-        <w:t>// ============ ИНТЕРФЕЙС ============</w:t>
-      </w:r>
-    </w:p>
-    <w:p>
-      <w:pPr>
-        <w:pStyle w:val="Listing"/>
-      </w:pPr>
-    </w:p>
-    <w:p>
-      <w:pPr>
-        <w:pStyle w:val="Listing"/>
-      </w:pPr>
-      <w:r>
-        <w:t>public interface IPlugin</w:t>
-      </w:r>
-    </w:p>
-    <w:p>
-      <w:pPr>
-        <w:pStyle w:val="Listing"/>
-      </w:pPr>
-      <w:r>
-        <w:t>{</w:t>
-      </w:r>
-    </w:p>
-    <w:p>
-      <w:pPr>
-        <w:pStyle w:val="Listing"/>
-      </w:pPr>
-      <w:r>
-        <w:t xml:space="preserve">    void Execute();</w:t>
-      </w:r>
-    </w:p>
-    <w:p>
-      <w:pPr>
-        <w:pStyle w:val="Listing"/>
-      </w:pPr>
-      <w:r>
-        <w:t>}</w:t>
-      </w:r>
-    </w:p>
-    <w:p/>
+        <w:t>Код загрузчика плагинов приведен в приложении А.</w:t>
+      </w:r>
+    </w:p>
     <w:p>
       <w:pPr>
         <w:ind w:firstLine="709"/>
         <w:jc w:val="both"/>
       </w:pPr>
       <w:r>
-        <w:t>Код загрузчика плагинов приведен в листинге.</w:t>
-      </w:r>
-    </w:p>
-    <w:p>
-      <w:pPr>
-        <w:keepNext/>
-        <w:ind w:firstLine="709"/>
-        <w:jc w:val="both"/>
-      </w:pPr>
-      <w:r>
-        <w:t>Листинг 3.8 – Загрузчик плагинов</w:t>
-      </w:r>
-    </w:p>
-    <w:p>
-      <w:pPr>
-        <w:pStyle w:val="Listing"/>
-      </w:pPr>
-      <w:r>
-        <w:t>public static void Load(string configPath)</w:t>
-      </w:r>
-    </w:p>
-    <w:p>
-      <w:pPr>
-        <w:pStyle w:val="Listing"/>
-      </w:pPr>
-      <w:r>
-        <w:t>{</w:t>
-      </w:r>
-    </w:p>
-    <w:p>
-      <w:pPr>
-        <w:pStyle w:val="Listing"/>
-      </w:pPr>
-      <w:r>
-        <w:t xml:space="preserve">    string[] names = File.ReadAllLines(configPath)</w:t>
-      </w:r>
-    </w:p>
-    <w:p>
-      <w:pPr>
-        <w:pStyle w:val="Listing"/>
-      </w:pPr>
-      <w:r>
-        <w:t xml:space="preserve">        .Select(line =&gt; line.Trim())</w:t>
-      </w:r>
-    </w:p>
-    <w:p>
-      <w:pPr>
-        <w:pStyle w:val="Listing"/>
-      </w:pPr>
-      <w:r>
-        <w:t xml:space="preserve">        .Where(line =&gt; line.Length &gt; 0)</w:t>
-      </w:r>
-    </w:p>
-    <w:p>
-      <w:pPr>
-        <w:pStyle w:val="Listing"/>
-      </w:pPr>
-      <w:r>
-        <w:t xml:space="preserve">        .ToArray();</w:t>
-      </w:r>
-    </w:p>
-    <w:p>
-      <w:pPr>
-        <w:pStyle w:val="Listing"/>
-      </w:pPr>
-      <w:r>
-        <w:t xml:space="preserve">    Console.WriteLine($"Плагины в {Path.GetFileName(configPath)}: {string.Join(", ", names)}");</w:t>
-      </w:r>
-    </w:p>
-    <w:p>
-      <w:pPr>
-        <w:pStyle w:val="Listing"/>
-      </w:pPr>
-    </w:p>
-    <w:p>
-      <w:pPr>
-        <w:pStyle w:val="Listing"/>
-      </w:pPr>
-      <w:r>
-        <w:t xml:space="preserve">    // Сборка и все её типы</w:t>
-      </w:r>
-    </w:p>
-    <w:p>
-      <w:pPr>
-        <w:pStyle w:val="Listing"/>
-      </w:pPr>
-      <w:r>
-        <w:t xml:space="preserve">    Assembly assembly = Assembly.GetExecutingAssembly();</w:t>
-      </w:r>
-    </w:p>
-    <w:p>
-      <w:pPr>
-        <w:pStyle w:val="Listing"/>
-      </w:pPr>
-      <w:r>
-        <w:t xml:space="preserve">    Type[] types = assembly.GetTypes();</w:t>
-      </w:r>
-    </w:p>
-    <w:p>
-      <w:pPr>
-        <w:pStyle w:val="Listing"/>
-      </w:pPr>
-    </w:p>
-    <w:p>
-      <w:pPr>
-        <w:pStyle w:val="Listing"/>
-      </w:pPr>
-      <w:r>
-        <w:t xml:space="preserve">    foreach (Type type in types)</w:t>
-      </w:r>
-    </w:p>
-    <w:p>
-      <w:pPr>
-        <w:pStyle w:val="Listing"/>
-      </w:pPr>
-      <w:r>
-        <w:t xml:space="preserve">    {</w:t>
-      </w:r>
-    </w:p>
-    <w:p>
-      <w:pPr>
-        <w:pStyle w:val="Listing"/>
-      </w:pPr>
-      <w:r>
-        <w:t xml:space="preserve">        // Класс должен реализовывать интерфейс IPlugin</w:t>
-      </w:r>
-    </w:p>
-    <w:p>
-      <w:pPr>
-        <w:pStyle w:val="Listing"/>
-      </w:pPr>
-      <w:r>
-        <w:t xml:space="preserve">        if (!typeof(IPlugin).IsAssignableFrom(type) || type.IsInterface || type.IsAbstract)</w:t>
-      </w:r>
-    </w:p>
-    <w:p>
-      <w:pPr>
-        <w:pStyle w:val="Listing"/>
-      </w:pPr>
-      <w:r>
-        <w:t xml:space="preserve">            continue;</w:t>
-      </w:r>
-    </w:p>
-    <w:p>
-      <w:pPr>
-        <w:pStyle w:val="Listing"/>
-      </w:pPr>
-    </w:p>
-    <w:p>
-      <w:pPr>
-        <w:pStyle w:val="Listing"/>
-      </w:pPr>
-      <w:r>
-        <w:t xml:space="preserve">        // Атрибут PluginAttribute</w:t>
-      </w:r>
-    </w:p>
-    <w:p>
-      <w:pPr>
-        <w:pStyle w:val="Listing"/>
-      </w:pPr>
-      <w:r>
-        <w:t xml:space="preserve">        PluginAttribute attribute = type.GetCustomAttribute&lt;PluginAttribute&gt;();</w:t>
-      </w:r>
-    </w:p>
-    <w:p>
-      <w:pPr>
-        <w:pStyle w:val="Listing"/>
-      </w:pPr>
-      <w:r>
-        <w:t xml:space="preserve">        if (attribute == null || !names.Contains(attribute.Name))</w:t>
-      </w:r>
-    </w:p>
-    <w:p>
-      <w:pPr>
-        <w:pStyle w:val="Listing"/>
-      </w:pPr>
-      <w:r>
-        <w:t xml:space="preserve">            continue;</w:t>
-      </w:r>
-    </w:p>
-    <w:p>
-      <w:pPr>
-        <w:pStyle w:val="Listing"/>
-      </w:pPr>
-    </w:p>
-    <w:p>
-      <w:pPr>
-        <w:pStyle w:val="Listing"/>
-      </w:pPr>
-      <w:r>
-        <w:t xml:space="preserve">        // Создание экземпляра через Activator.CreateInstance</w:t>
-      </w:r>
-    </w:p>
-    <w:p>
-      <w:pPr>
-        <w:pStyle w:val="Listing"/>
-      </w:pPr>
-      <w:r>
-        <w:t xml:space="preserve">        IPlugin plugin = (IPlugin)Activator.CreateInstance(type);</w:t>
-      </w:r>
-    </w:p>
-    <w:p>
-      <w:pPr>
-        <w:pStyle w:val="Listing"/>
-      </w:pPr>
-      <w:r>
-        <w:t xml:space="preserve">        Console.WriteLine($"\nЗагружен плагин: {attribute.Name} ({type.Name})");</w:t>
-      </w:r>
-    </w:p>
-    <w:p>
-      <w:pPr>
-        <w:pStyle w:val="Listing"/>
-      </w:pPr>
-    </w:p>
-    <w:p>
-      <w:pPr>
-        <w:pStyle w:val="Listing"/>
-      </w:pPr>
-      <w:r>
-        <w:t xml:space="preserve">        // Вызов методов плагина через рефлексию</w:t>
-      </w:r>
-    </w:p>
-    <w:p>
-      <w:pPr>
-        <w:pStyle w:val="Listing"/>
-      </w:pPr>
-      <w:r>
-        <w:t xml:space="preserve">        foreach (MethodInfo method in type.GetMethods(BindingFlags.Public | BindingFlags.Instance | BindingFlags.DeclaredOnly))</w:t>
-      </w:r>
-    </w:p>
-    <w:p>
-      <w:pPr>
-        <w:pStyle w:val="Listing"/>
-      </w:pPr>
-      <w:r>
-        <w:t xml:space="preserve">        {</w:t>
-      </w:r>
-    </w:p>
-    <w:p>
-      <w:pPr>
-        <w:pStyle w:val="Listing"/>
-      </w:pPr>
-      <w:r>
-        <w:t xml:space="preserve">            PluginMethodAttribute methodAttribute = method.GetCustomAttribute&lt;PluginMethodAttribute&gt;();</w:t>
-      </w:r>
-    </w:p>
-    <w:p>
-      <w:pPr>
-        <w:pStyle w:val="Listing"/>
-      </w:pPr>
-      <w:r>
-        <w:t xml:space="preserve">            if (methodAttribute == null)</w:t>
-      </w:r>
-    </w:p>
-    <w:p>
-      <w:pPr>
-        <w:pStyle w:val="Listing"/>
-      </w:pPr>
-      <w:r>
-        <w:t xml:space="preserve">                continue;</w:t>
-      </w:r>
-    </w:p>
-    <w:p>
-      <w:pPr>
-        <w:pStyle w:val="Listing"/>
-      </w:pPr>
-    </w:p>
-    <w:p>
-      <w:pPr>
-        <w:pStyle w:val="Listing"/>
-      </w:pPr>
-      <w:r>
-        <w:t xml:space="preserve">            Console.WriteLine($"  Метод {method.Name}: {methodAttribute.Description}");</w:t>
-      </w:r>
-    </w:p>
-    <w:p>
-      <w:pPr>
-        <w:pStyle w:val="Listing"/>
-      </w:pPr>
-      <w:r>
-        <w:t xml:space="preserve">            if (method.Name == "Add")</w:t>
-      </w:r>
-    </w:p>
-    <w:p>
-      <w:pPr>
-        <w:pStyle w:val="Listing"/>
-      </w:pPr>
-      <w:r>
-        <w:t xml:space="preserve">                Console.WriteLine($"    Результат Add(5, 3) = {method.Invoke(plugin, new object[] { 5, 3 })}");</w:t>
-      </w:r>
-    </w:p>
-    <w:p>
-      <w:pPr>
-        <w:pStyle w:val="Listing"/>
-      </w:pPr>
-      <w:r>
-        <w:t xml:space="preserve">            else</w:t>
-      </w:r>
-    </w:p>
-    <w:p>
-      <w:pPr>
-        <w:pStyle w:val="Listing"/>
-      </w:pPr>
-      <w:r>
-        <w:lastRenderedPageBreak/>
-        <w:t xml:space="preserve">                method.Invoke(plugin, null);</w:t>
-      </w:r>
-    </w:p>
-    <w:p>
-      <w:pPr>
-        <w:pStyle w:val="Listing"/>
-      </w:pPr>
-      <w:r>
-        <w:t xml:space="preserve">        }</w:t>
-      </w:r>
-    </w:p>
-    <w:p>
-      <w:pPr>
-        <w:pStyle w:val="Listing"/>
-      </w:pPr>
-      <w:r>
-        <w:t xml:space="preserve">    }</w:t>
-      </w:r>
-    </w:p>
-    <w:p>
-      <w:pPr>
-        <w:pStyle w:val="Listing"/>
-      </w:pPr>
-      <w:r>
-        <w:t>}</w:t>
-      </w:r>
-    </w:p>
-    <w:p/>
-    <w:p>
-      <w:pPr>
-        <w:ind w:firstLine="709"/>
-        <w:jc w:val="both"/>
-      </w:pPr>
-      <w:r>
         <w:t xml:space="preserve">Для демонстрации гибкости файл </w:t>
       </w:r>
       <w:r>
@@ -7097,7 +4648,7 @@
         <w:t>Greeter</w:t>
       </w:r>
       <w:r>
-        <w:t>, а код загрузчика не меняется. Результат показан на рисунках 3.12 и 3.13.</w:t>
+        <w:t>, а код загрузчика не меняется. Результат показан на рисунках 2.12 и 2.13.</w:t>
       </w:r>
     </w:p>
     <w:p>
@@ -7110,8 +4661,9 @@
         <w:rPr>
           <w:noProof/>
         </w:rPr>
+        <w:lastRenderedPageBreak/>
         <w:drawing>
-          <wp:inline distT="0" distB="0" distL="0" distR="0" wp14:anchorId="3F6E2916" wp14:editId="002AF57B">
+          <wp:inline distT="0" distB="0" distL="0" distR="0" wp14:anchorId="1545C88D" wp14:editId="312B9294">
             <wp:extent cx="5580000" cy="2557049"/>
             <wp:effectExtent l="0" t="0" r="0" b="0"/>
             <wp:docPr id="12" name="Picture 12"/>
@@ -7153,7 +4705,7 @@
         <w:jc w:val="center"/>
       </w:pPr>
       <w:r>
-        <w:t>Рисунок 3.12 – Загрузка плагинов из конфигурации</w:t>
+        <w:t>Рисунок 2.12 – Загрузка плагинов из конфигурации</w:t>
       </w:r>
     </w:p>
     <w:p/>
@@ -7208,7 +4760,7 @@
         <w:jc w:val="both"/>
       </w:pPr>
       <w:r>
-        <w:t>Продолжение вывода программы показано на рисунке 3.13.</w:t>
+        <w:t>Продолжение вывода программы показано на рисунке 2.13.</w:t>
       </w:r>
     </w:p>
     <w:p>
@@ -7222,7 +4774,7 @@
           <w:noProof/>
         </w:rPr>
         <w:drawing>
-          <wp:inline distT="0" distB="0" distL="0" distR="0" wp14:anchorId="0B1823EA" wp14:editId="38266C46">
+          <wp:inline distT="0" distB="0" distL="0" distR="0" wp14:anchorId="6FA30AEF" wp14:editId="5CE7647D">
             <wp:extent cx="5580000" cy="2557049"/>
             <wp:effectExtent l="0" t="0" r="0" b="0"/>
             <wp:docPr id="13" name="Picture 13"/>
@@ -7264,7 +4816,7 @@
         <w:jc w:val="center"/>
       </w:pPr>
       <w:r>
-        <w:t>Рисунок 3.13 – Загрузка нового плагина без изменения кода</w:t>
+        <w:t>Рисунок 2.13 – Загрузка нового плагина без изменения кода</w:t>
       </w:r>
     </w:p>
     <w:p/>
@@ -7305,41 +4857,13 @@
         <w:pStyle w:val="1"/>
         <w:ind w:firstLine="709"/>
       </w:pPr>
-      <w:bookmarkStart w:id="14" w:name="_Toc242385963"/>
+      <w:bookmarkStart w:id="15" w:name="_Toc242612807"/>
       <w:r>
         <w:rPr>
           <w:rFonts w:ascii="Times New Roman" w:hAnsi="Times New Roman"/>
         </w:rPr>
         <w:lastRenderedPageBreak/>
-        <w:t>4 КОНТРОЛЬНЫЕ ВОПРОСЫ</w:t>
-      </w:r>
-      <w:bookmarkEnd w:id="14"/>
-    </w:p>
-    <w:p>
-      <w:pPr>
-        <w:pStyle w:val="21"/>
-        <w:spacing w:before="360"/>
-        <w:ind w:firstLine="709"/>
-      </w:pPr>
-      <w:bookmarkStart w:id="15" w:name="_Toc242385964"/>
-      <w:r>
-        <w:rPr>
-          <w:rFonts w:ascii="Times New Roman" w:hAnsi="Times New Roman"/>
-        </w:rPr>
-        <w:t xml:space="preserve">4.1 Что такое рефлексия и для чего она используется в </w:t>
-      </w:r>
-      <w:r>
-        <w:rPr>
-          <w:rFonts w:ascii="Times New Roman" w:hAnsi="Times New Roman"/>
-          <w:i/>
-        </w:rPr>
-        <w:t>C</w:t>
-      </w:r>
-      <w:r>
-        <w:rPr>
-          <w:rFonts w:ascii="Times New Roman" w:hAnsi="Times New Roman"/>
-        </w:rPr>
-        <w:t>#</w:t>
+        <w:t>3 Ответы на контрольные вопросы</w:t>
       </w:r>
       <w:bookmarkEnd w:id="15"/>
     </w:p>
@@ -7349,41 +4873,17 @@
         <w:jc w:val="both"/>
       </w:pPr>
       <w:r>
-        <w:t xml:space="preserve">Рефлексия – механизм получения информации о типах во время выполнения программы. С ее помощью находят поля, свойства, методы и конструкторы, динамически создают объекты и вызывают методы. Рефлексию используют сериализаторы, </w:t>
-      </w:r>
-      <w:r>
-        <w:rPr>
-          <w:i/>
-        </w:rPr>
-        <w:t>ORM</w:t>
-      </w:r>
-      <w:r>
-        <w:t xml:space="preserve">, </w:t>
-      </w:r>
-      <w:r>
-        <w:rPr>
-          <w:i/>
-        </w:rPr>
-        <w:t>DI</w:t>
-      </w:r>
-      <w:r>
-        <w:t>-контейнеры, системы плагинов и тестовые библиотеки.</w:t>
-      </w:r>
-    </w:p>
-    <w:p>
-      <w:pPr>
-        <w:pStyle w:val="21"/>
-        <w:spacing w:before="360"/>
-        <w:ind w:firstLine="709"/>
-      </w:pPr>
-      <w:bookmarkStart w:id="16" w:name="_Toc242385965"/>
-      <w:r>
-        <w:rPr>
-          <w:rFonts w:ascii="Times New Roman" w:hAnsi="Times New Roman"/>
-        </w:rPr>
-        <w:t>4.2 Какие пространства имен и классы необходимы</w:t>
-      </w:r>
-      <w:bookmarkEnd w:id="16"/>
+        <w:t xml:space="preserve">1. Что такое рефлексия и для чего она используется в </w:t>
+      </w:r>
+      <w:r>
+        <w:rPr>
+          <w:i/>
+        </w:rPr>
+        <w:t>C</w:t>
+      </w:r>
+      <w:r>
+        <w:t>#?</w:t>
+      </w:r>
     </w:p>
     <w:p>
       <w:pPr>
@@ -7391,22 +4891,13 @@
         <w:jc w:val="both"/>
       </w:pPr>
       <w:r>
-        <w:t xml:space="preserve">Основное пространство имен – </w:t>
-      </w:r>
-      <w:r>
-        <w:rPr>
-          <w:i/>
-        </w:rPr>
-        <w:t>System.Reflection</w:t>
-      </w:r>
-      <w:r>
-        <w:t xml:space="preserve">. Используются классы </w:t>
-      </w:r>
-      <w:r>
-        <w:rPr>
-          <w:i/>
-        </w:rPr>
-        <w:t>Type</w:t>
+        <w:t xml:space="preserve">Рефлексия – механизм получения информации о типах во время выполнения программы. С ее помощью находят поля, свойства, методы и конструкторы, динамически создают объекты и вызывают методы. Рефлексию используют сериализаторы, </w:t>
+      </w:r>
+      <w:r>
+        <w:rPr>
+          <w:i/>
+        </w:rPr>
+        <w:t>ORM</w:t>
       </w:r>
       <w:r>
         <w:t xml:space="preserve">, </w:t>
@@ -7415,97 +4906,11 @@
         <w:rPr>
           <w:i/>
         </w:rPr>
-        <w:t>FieldInfo</w:t>
-      </w:r>
-      <w:r>
-        <w:t xml:space="preserve">, </w:t>
-      </w:r>
-      <w:r>
-        <w:rPr>
-          <w:i/>
-        </w:rPr>
-        <w:t>PropertyInfo</w:t>
-      </w:r>
-      <w:r>
-        <w:t xml:space="preserve">, </w:t>
-      </w:r>
-      <w:r>
-        <w:rPr>
-          <w:i/>
-        </w:rPr>
-        <w:t>MethodInfo</w:t>
-      </w:r>
-      <w:r>
-        <w:t xml:space="preserve">, </w:t>
-      </w:r>
-      <w:r>
-        <w:rPr>
-          <w:i/>
-        </w:rPr>
-        <w:t>ConstructorInfo</w:t>
-      </w:r>
-      <w:r>
-        <w:t xml:space="preserve">, </w:t>
-      </w:r>
-      <w:r>
-        <w:rPr>
-          <w:i/>
-        </w:rPr>
-        <w:t>Assembly</w:t>
-      </w:r>
-      <w:r>
-        <w:t xml:space="preserve"> и </w:t>
-      </w:r>
-      <w:r>
-        <w:rPr>
-          <w:i/>
-        </w:rPr>
-        <w:t>Activator</w:t>
-      </w:r>
-      <w:r>
-        <w:t>.</w:t>
-      </w:r>
-    </w:p>
-    <w:p>
-      <w:pPr>
-        <w:pStyle w:val="21"/>
-        <w:spacing w:before="360"/>
-        <w:ind w:firstLine="709"/>
-      </w:pPr>
-      <w:bookmarkStart w:id="17" w:name="_Toc242385966"/>
-      <w:r>
-        <w:rPr>
-          <w:rFonts w:ascii="Times New Roman" w:hAnsi="Times New Roman"/>
-        </w:rPr>
-        <w:t xml:space="preserve">4.3 Разница между </w:t>
-      </w:r>
-      <w:r>
-        <w:rPr>
-          <w:rFonts w:ascii="Times New Roman" w:hAnsi="Times New Roman"/>
-          <w:i/>
-        </w:rPr>
-        <w:t>GetType</w:t>
-      </w:r>
-      <w:r>
-        <w:rPr>
-          <w:rFonts w:ascii="Times New Roman" w:hAnsi="Times New Roman"/>
-        </w:rPr>
-        <w:t xml:space="preserve">() и </w:t>
-      </w:r>
-      <w:r>
-        <w:rPr>
-          <w:rFonts w:ascii="Times New Roman" w:hAnsi="Times New Roman"/>
-          <w:i/>
-        </w:rPr>
-        <w:t>typeof</w:t>
-      </w:r>
-      <w:r>
-        <w:rPr>
-          <w:rFonts w:ascii="Times New Roman" w:hAnsi="Times New Roman"/>
-        </w:rPr>
-        <w:t>()</w:t>
-      </w:r>
-      <w:bookmarkEnd w:id="17"/>
+        <w:t>DI</w:t>
+      </w:r>
+      <w:r>
+        <w:t>-контейнеры, системы плагинов и тестовые библиотеки.</w:t>
+      </w:r>
     </w:p>
     <w:p>
       <w:pPr>
@@ -7513,56 +4918,8 @@
         <w:jc w:val="both"/>
       </w:pPr>
       <w:r>
-        <w:t xml:space="preserve">Оператор </w:t>
-      </w:r>
-      <w:r>
-        <w:rPr>
-          <w:i/>
-        </w:rPr>
-        <w:t>typeof</w:t>
-      </w:r>
-      <w:r>
-        <w:t>(</w:t>
-      </w:r>
-      <w:r>
-        <w:rPr>
-          <w:i/>
-        </w:rPr>
-        <w:t>T</w:t>
-      </w:r>
-      <w:r>
-        <w:t>)</w:t>
-      </w:r>
-      <w:r>
-        <w:t xml:space="preserve"> получает тип, известный при компиляции. Метод </w:t>
-      </w:r>
-      <w:r>
-        <w:rPr>
-          <w:i/>
-        </w:rPr>
-        <w:t>GetType</w:t>
-      </w:r>
-      <w:r>
-        <w:t>()</w:t>
-      </w:r>
-      <w:r>
-        <w:t xml:space="preserve"> вызывается у объекта и возвращает его фактический тип во время выполнения.</w:t>
-      </w:r>
-    </w:p>
-    <w:p>
-      <w:pPr>
-        <w:pStyle w:val="21"/>
-        <w:spacing w:before="360"/>
-        <w:ind w:firstLine="709"/>
-      </w:pPr>
-      <w:bookmarkStart w:id="18" w:name="_Toc242385967"/>
-      <w:r>
-        <w:rPr>
-          <w:rFonts w:ascii="Times New Roman" w:hAnsi="Times New Roman"/>
-        </w:rPr>
-        <w:t>4.4 Как получить доступ к приватным членам</w:t>
-      </w:r>
-      <w:bookmarkEnd w:id="18"/>
+        <w:t>2. Какие пространства имен и классы необходимы?</w:t>
+      </w:r>
     </w:p>
     <w:p>
       <w:pPr>
@@ -7570,37 +4927,67 @@
         <w:jc w:val="both"/>
       </w:pPr>
       <w:r>
-        <w:t xml:space="preserve">Нужно найти поле или метод методами </w:t>
-      </w:r>
-      <w:r>
-        <w:rPr>
-          <w:i/>
-        </w:rPr>
-        <w:t>GetField</w:t>
-      </w:r>
-      <w:r>
-        <w:t>()</w:t>
-      </w:r>
-      <w:r>
-        <w:t xml:space="preserve"> или </w:t>
-      </w:r>
-      <w:r>
-        <w:rPr>
-          <w:i/>
-        </w:rPr>
-        <w:t>GetMethod</w:t>
-      </w:r>
-      <w:r>
-        <w:t>()</w:t>
-      </w:r>
-      <w:r>
-        <w:t xml:space="preserve"> с флагами </w:t>
-      </w:r>
-      <w:r>
-        <w:rPr>
-          <w:i/>
-        </w:rPr>
-        <w:t>BindingFlags.NonPublic</w:t>
+        <w:t xml:space="preserve">Основное пространство имен – </w:t>
+      </w:r>
+      <w:r>
+        <w:rPr>
+          <w:i/>
+        </w:rPr>
+        <w:t>System.Reflection</w:t>
+      </w:r>
+      <w:r>
+        <w:t xml:space="preserve">. Используются классы </w:t>
+      </w:r>
+      <w:r>
+        <w:rPr>
+          <w:i/>
+        </w:rPr>
+        <w:t>Type</w:t>
+      </w:r>
+      <w:r>
+        <w:t xml:space="preserve">, </w:t>
+      </w:r>
+      <w:r>
+        <w:rPr>
+          <w:i/>
+        </w:rPr>
+        <w:t>FieldInfo</w:t>
+      </w:r>
+      <w:r>
+        <w:t xml:space="preserve">, </w:t>
+      </w:r>
+      <w:r>
+        <w:rPr>
+          <w:i/>
+        </w:rPr>
+        <w:t>PropertyInfo</w:t>
+      </w:r>
+      <w:r>
+        <w:t xml:space="preserve">, </w:t>
+      </w:r>
+      <w:r>
+        <w:rPr>
+          <w:i/>
+        </w:rPr>
+        <w:t>MethodInfo</w:t>
+      </w:r>
+      <w:r>
+        <w:t xml:space="preserve">, </w:t>
+      </w:r>
+      <w:r>
+        <w:rPr>
+          <w:i/>
+        </w:rPr>
+        <w:t>ConstructorInfo</w:t>
+      </w:r>
+      <w:r>
+        <w:t xml:space="preserve">, </w:t>
+      </w:r>
+      <w:r>
+        <w:rPr>
+          <w:i/>
+        </w:rPr>
+        <w:t>Assembly</w:t>
       </w:r>
       <w:r>
         <w:t xml:space="preserve"> и </w:t>
@@ -7609,62 +4996,11 @@
         <w:rPr>
           <w:i/>
         </w:rPr>
-        <w:t>BindingFlags.Instance</w:t>
-      </w:r>
-      <w:r>
-        <w:t xml:space="preserve"> (или </w:t>
-      </w:r>
-      <w:r>
-        <w:rPr>
-          <w:i/>
-        </w:rPr>
-        <w:t>Static</w:t>
-      </w:r>
-      <w:r>
-        <w:t xml:space="preserve">), а затем применить </w:t>
-      </w:r>
-      <w:r>
-        <w:rPr>
-          <w:i/>
-        </w:rPr>
-        <w:t>GetValue</w:t>
-      </w:r>
-      <w:r>
-        <w:t xml:space="preserve">, </w:t>
-      </w:r>
-      <w:r>
-        <w:rPr>
-          <w:i/>
-        </w:rPr>
-        <w:t>SetValue</w:t>
-      </w:r>
-      <w:r>
-        <w:t xml:space="preserve"> или </w:t>
-      </w:r>
-      <w:r>
-        <w:rPr>
-          <w:i/>
-        </w:rPr>
-        <w:t>Invoke</w:t>
-      </w:r>
-      <w:r>
-        <w:t>, как показано в заданиях 5 и 6.</w:t>
-      </w:r>
-    </w:p>
-    <w:p>
-      <w:pPr>
-        <w:pStyle w:val="21"/>
-        <w:spacing w:before="360"/>
-        <w:ind w:firstLine="709"/>
-      </w:pPr>
-      <w:bookmarkStart w:id="19" w:name="_Toc242385968"/>
-      <w:r>
-        <w:rPr>
-          <w:rFonts w:ascii="Times New Roman" w:hAnsi="Times New Roman"/>
-        </w:rPr>
-        <w:t>4.5 Ограничения и риски рефлексии</w:t>
-      </w:r>
-      <w:bookmarkEnd w:id="19"/>
+        <w:t>Activator</w:t>
+      </w:r>
+      <w:r>
+        <w:t>.</w:t>
+      </w:r>
     </w:p>
     <w:p>
       <w:pPr>
@@ -7672,30 +5008,26 @@
         <w:jc w:val="both"/>
       </w:pPr>
       <w:r>
-        <w:t>Рефлексия медленнее прямого обращения, ошибки обнаруживаются только при выполнении, код сложнее сопровождать. Она позволяет обходить инкапсуляцию и случайно изменять приватные данные, а несоответствие реальной структуры типа ожидаемой приводит к исключениям.</w:t>
-      </w:r>
-    </w:p>
-    <w:p>
-      <w:pPr>
-        <w:pStyle w:val="21"/>
-        <w:spacing w:before="360"/>
-        <w:ind w:firstLine="709"/>
-      </w:pPr>
-      <w:bookmarkStart w:id="20" w:name="_Toc242385969"/>
-      <w:r>
-        <w:rPr>
-          <w:rFonts w:ascii="Times New Roman" w:hAnsi="Times New Roman"/>
-        </w:rPr>
-        <w:t xml:space="preserve">4.6 Что такое </w:t>
-      </w:r>
-      <w:r>
-        <w:rPr>
-          <w:rFonts w:ascii="Times New Roman" w:hAnsi="Times New Roman"/>
-          <w:i/>
-        </w:rPr>
-        <w:t>BindingFlags</w:t>
-      </w:r>
-      <w:bookmarkEnd w:id="20"/>
+        <w:t xml:space="preserve">3. В чем разница между </w:t>
+      </w:r>
+      <w:r>
+        <w:rPr>
+          <w:i/>
+        </w:rPr>
+        <w:t>GetType</w:t>
+      </w:r>
+      <w:r>
+        <w:t xml:space="preserve">() и </w:t>
+      </w:r>
+      <w:r>
+        <w:rPr>
+          <w:i/>
+        </w:rPr>
+        <w:t>typeof</w:t>
+      </w:r>
+      <w:r>
+        <w:t>()?</w:t>
+      </w:r>
     </w:p>
     <w:p>
       <w:pPr>
@@ -7703,66 +5035,41 @@
         <w:jc w:val="both"/>
       </w:pPr>
       <w:r>
-        <w:rPr>
-          <w:i/>
-        </w:rPr>
-        <w:t>BindingFlags</w:t>
-      </w:r>
-      <w:r>
-        <w:t xml:space="preserve"> – набор флагов, определяющих, какие члены искать: </w:t>
-      </w:r>
-      <w:r>
-        <w:rPr>
-          <w:i/>
-        </w:rPr>
-        <w:t>Public</w:t>
-      </w:r>
-      <w:r>
-        <w:t xml:space="preserve"> (публичные), </w:t>
-      </w:r>
-      <w:r>
-        <w:rPr>
-          <w:i/>
-        </w:rPr>
-        <w:t>NonPublic</w:t>
-      </w:r>
-      <w:r>
-        <w:t xml:space="preserve"> (приватные и защищенные), </w:t>
-      </w:r>
-      <w:r>
-        <w:rPr>
-          <w:i/>
-        </w:rPr>
-        <w:t>Instance</w:t>
-      </w:r>
-      <w:r>
-        <w:t xml:space="preserve"> (члены экземпляра), </w:t>
-      </w:r>
-      <w:r>
-        <w:rPr>
-          <w:i/>
-        </w:rPr>
-        <w:t>Static</w:t>
-      </w:r>
-      <w:r>
-        <w:t xml:space="preserve"> (статические).</w:t>
-      </w:r>
-    </w:p>
-    <w:p>
-      <w:pPr>
-        <w:pStyle w:val="21"/>
-        <w:spacing w:before="360"/>
-        <w:ind w:firstLine="709"/>
-      </w:pPr>
-      <w:bookmarkStart w:id="21" w:name="_Toc242385970"/>
-      <w:r>
-        <w:rPr>
-          <w:rFonts w:ascii="Times New Roman" w:hAnsi="Times New Roman"/>
-        </w:rPr>
-        <w:lastRenderedPageBreak/>
-        <w:t>4.7 Как динамически создать экземпляр класса</w:t>
-      </w:r>
-      <w:bookmarkEnd w:id="21"/>
+        <w:t xml:space="preserve">Оператор </w:t>
+      </w:r>
+      <w:r>
+        <w:rPr>
+          <w:i/>
+        </w:rPr>
+        <w:t>typeof</w:t>
+      </w:r>
+      <w:r>
+        <w:t>(</w:t>
+      </w:r>
+      <w:r>
+        <w:rPr>
+          <w:i/>
+        </w:rPr>
+        <w:t>T</w:t>
+      </w:r>
+      <w:r>
+        <w:t>)</w:t>
+      </w:r>
+      <w:r>
+        <w:t xml:space="preserve"> получает тип, известный при компиляции. Метод </w:t>
+      </w:r>
+      <w:r>
+        <w:rPr>
+          <w:i/>
+        </w:rPr>
+        <w:t>GetType</w:t>
+      </w:r>
+      <w:r>
+        <w:t>()</w:t>
+      </w:r>
+      <w:r>
+        <w:t xml:space="preserve"> вызывается у объекта и возвращает его фактический тип во время выполнения.</w:t>
+      </w:r>
     </w:p>
     <w:p>
       <w:pPr>
@@ -7770,95 +5077,8 @@
         <w:jc w:val="both"/>
       </w:pPr>
       <w:r>
-        <w:t xml:space="preserve">Получают объект </w:t>
-      </w:r>
-      <w:r>
-        <w:rPr>
-          <w:i/>
-        </w:rPr>
-        <w:t>Type</w:t>
-      </w:r>
-      <w:r>
-        <w:t xml:space="preserve"> и вызывают </w:t>
-      </w:r>
-      <w:r>
-        <w:rPr>
-          <w:i/>
-        </w:rPr>
-        <w:t>Activator.CreateInstance</w:t>
-      </w:r>
-      <w:r>
-        <w:t>(</w:t>
-      </w:r>
-      <w:r>
-        <w:rPr>
-          <w:i/>
-        </w:rPr>
-        <w:t>type</w:t>
-      </w:r>
-      <w:r>
-        <w:t>)</w:t>
-      </w:r>
-      <w:r>
-        <w:t xml:space="preserve">. Конструктор с параметрами вызывают передачей аргументов в </w:t>
-      </w:r>
-      <w:r>
-        <w:rPr>
-          <w:i/>
-        </w:rPr>
-        <w:t>Activator.CreateInstance</w:t>
-      </w:r>
-      <w:r>
-        <w:t>(</w:t>
-      </w:r>
-      <w:r>
-        <w:rPr>
-          <w:i/>
-        </w:rPr>
-        <w:t>type</w:t>
-      </w:r>
-      <w:r>
-        <w:t xml:space="preserve">, </w:t>
-      </w:r>
-      <w:r>
-        <w:rPr>
-          <w:i/>
-        </w:rPr>
-        <w:t>args</w:t>
-      </w:r>
-      <w:r>
-        <w:t>)</w:t>
-      </w:r>
-      <w:r>
-        <w:t xml:space="preserve"> или через </w:t>
-      </w:r>
-      <w:r>
-        <w:rPr>
-          <w:i/>
-        </w:rPr>
-        <w:t>ConstructorInfo.Invoke</w:t>
-      </w:r>
-      <w:r>
-        <w:t>()</w:t>
-      </w:r>
-      <w:r>
-        <w:t>.</w:t>
-      </w:r>
-    </w:p>
-    <w:p>
-      <w:pPr>
-        <w:pStyle w:val="21"/>
-        <w:spacing w:before="360"/>
-        <w:ind w:firstLine="709"/>
-      </w:pPr>
-      <w:bookmarkStart w:id="22" w:name="_Toc242385971"/>
-      <w:r>
-        <w:rPr>
-          <w:rFonts w:ascii="Times New Roman" w:hAnsi="Times New Roman"/>
-        </w:rPr>
-        <w:t>4.8 Отличие позднего связывания от раннего</w:t>
-      </w:r>
-      <w:bookmarkEnd w:id="22"/>
+        <w:t>4. Как получить доступ к приватным членам?</w:t>
+      </w:r>
     </w:p>
     <w:p>
       <w:pPr>
@@ -7866,23 +5086,86 @@
         <w:jc w:val="both"/>
       </w:pPr>
       <w:r>
-        <w:t>При раннем связывании типы и методы известны и проверяются компилятором. При позднем связывании тип, конструктор или метод выбираются по имени во время выполнения.</w:t>
-      </w:r>
-    </w:p>
-    <w:p>
-      <w:pPr>
-        <w:pStyle w:val="21"/>
-        <w:spacing w:before="360"/>
-        <w:ind w:firstLine="709"/>
-      </w:pPr>
-      <w:bookmarkStart w:id="23" w:name="_Toc242385972"/>
-      <w:r>
-        <w:rPr>
-          <w:rFonts w:ascii="Times New Roman" w:hAnsi="Times New Roman"/>
-        </w:rPr>
-        <w:t>4.9 Недостатки рефлексии</w:t>
-      </w:r>
-      <w:bookmarkEnd w:id="23"/>
+        <w:t xml:space="preserve">Нужно найти поле или метод методами </w:t>
+      </w:r>
+      <w:r>
+        <w:rPr>
+          <w:i/>
+        </w:rPr>
+        <w:t>GetField</w:t>
+      </w:r>
+      <w:r>
+        <w:t>()</w:t>
+      </w:r>
+      <w:r>
+        <w:t xml:space="preserve"> или </w:t>
+      </w:r>
+      <w:r>
+        <w:rPr>
+          <w:i/>
+        </w:rPr>
+        <w:t>GetMethod</w:t>
+      </w:r>
+      <w:r>
+        <w:t>()</w:t>
+      </w:r>
+      <w:r>
+        <w:t xml:space="preserve"> с флагами </w:t>
+      </w:r>
+      <w:r>
+        <w:rPr>
+          <w:i/>
+        </w:rPr>
+        <w:t>BindingFlags.NonPublic</w:t>
+      </w:r>
+      <w:r>
+        <w:t xml:space="preserve"> и </w:t>
+      </w:r>
+      <w:r>
+        <w:rPr>
+          <w:i/>
+        </w:rPr>
+        <w:t>BindingFlags.Instance</w:t>
+      </w:r>
+      <w:r>
+        <w:t xml:space="preserve"> (или </w:t>
+      </w:r>
+      <w:r>
+        <w:rPr>
+          <w:i/>
+        </w:rPr>
+        <w:t>Static</w:t>
+      </w:r>
+      <w:r>
+        <w:t xml:space="preserve">), а затем применить </w:t>
+      </w:r>
+      <w:r>
+        <w:rPr>
+          <w:i/>
+        </w:rPr>
+        <w:t>GetValue</w:t>
+      </w:r>
+      <w:r>
+        <w:t xml:space="preserve">, </w:t>
+      </w:r>
+      <w:r>
+        <w:rPr>
+          <w:i/>
+        </w:rPr>
+        <w:t>SetValue</w:t>
+      </w:r>
+      <w:r>
+        <w:t xml:space="preserve"> или </w:t>
+      </w:r>
+      <w:r>
+        <w:rPr>
+          <w:i/>
+        </w:rPr>
+        <w:t>Invoke</w:t>
+      </w:r>
+      <w:r>
+        <w:t>, как показано в заданиях 5 и 6.</w:t>
+      </w:r>
     </w:p>
     <w:p>
       <w:pPr>
@@ -7890,7 +5173,215 @@
         <w:jc w:val="both"/>
       </w:pPr>
       <w:r>
-        <w:t>Более низкая производительность, отсутствие полной проверки компилятором, ошибки во время выполнения, сложный рефакторинг и отладка, возможность нарушить инкапсуляцию, необходимость обработки исключений.</w:t>
+        <w:t>5. Какие ограничения и риски есть у рефлексии?</w:t>
+      </w:r>
+    </w:p>
+    <w:p>
+      <w:pPr>
+        <w:ind w:firstLine="709"/>
+        <w:jc w:val="both"/>
+      </w:pPr>
+      <w:r>
+        <w:t>Рефлексия медленнее прямого обращения, ошибки обнаруживаются только при выполнении, код сложнее сопровождать. Она позволяет обходить инкапсуляцию и случайно изменять приватные данные, а несоответствие реальной структуры типа ожидаемой приводит к исключениям.</w:t>
+      </w:r>
+    </w:p>
+    <w:p>
+      <w:pPr>
+        <w:ind w:firstLine="709"/>
+        <w:jc w:val="both"/>
+      </w:pPr>
+      <w:r>
+        <w:t xml:space="preserve">6. Что такое </w:t>
+      </w:r>
+      <w:r>
+        <w:rPr>
+          <w:i/>
+        </w:rPr>
+        <w:t>BindingFlags</w:t>
+      </w:r>
+      <w:r>
+        <w:t>?</w:t>
+      </w:r>
+    </w:p>
+    <w:p>
+      <w:pPr>
+        <w:ind w:firstLine="709"/>
+        <w:jc w:val="both"/>
+      </w:pPr>
+      <w:r>
+        <w:rPr>
+          <w:i/>
+        </w:rPr>
+        <w:t>BindingFlags</w:t>
+      </w:r>
+      <w:r>
+        <w:t xml:space="preserve"> – набор флагов, определяющих, какие члены искать: </w:t>
+      </w:r>
+      <w:r>
+        <w:rPr>
+          <w:i/>
+        </w:rPr>
+        <w:t>Public</w:t>
+      </w:r>
+      <w:r>
+        <w:t xml:space="preserve"> (публичные), </w:t>
+      </w:r>
+      <w:r>
+        <w:rPr>
+          <w:i/>
+        </w:rPr>
+        <w:t>NonPublic</w:t>
+      </w:r>
+      <w:r>
+        <w:t xml:space="preserve"> (приватные и защищенные), </w:t>
+      </w:r>
+      <w:r>
+        <w:rPr>
+          <w:i/>
+        </w:rPr>
+        <w:t>Instance</w:t>
+      </w:r>
+      <w:r>
+        <w:t xml:space="preserve"> (члены экземпляра), </w:t>
+      </w:r>
+      <w:r>
+        <w:rPr>
+          <w:i/>
+        </w:rPr>
+        <w:t>Static</w:t>
+      </w:r>
+      <w:r>
+        <w:t xml:space="preserve"> (статические).</w:t>
+      </w:r>
+    </w:p>
+    <w:p>
+      <w:pPr>
+        <w:ind w:firstLine="709"/>
+        <w:jc w:val="both"/>
+      </w:pPr>
+      <w:r>
+        <w:t>7. Как динамически создать экземпляр класса?</w:t>
+      </w:r>
+    </w:p>
+    <w:p>
+      <w:pPr>
+        <w:ind w:firstLine="709"/>
+        <w:jc w:val="both"/>
+      </w:pPr>
+      <w:r>
+        <w:t xml:space="preserve">Получают объект </w:t>
+      </w:r>
+      <w:r>
+        <w:rPr>
+          <w:i/>
+        </w:rPr>
+        <w:t>Type</w:t>
+      </w:r>
+      <w:r>
+        <w:t xml:space="preserve"> и вызывают </w:t>
+      </w:r>
+      <w:r>
+        <w:rPr>
+          <w:i/>
+        </w:rPr>
+        <w:t>Activator.CreateInstance</w:t>
+      </w:r>
+      <w:r>
+        <w:t>(</w:t>
+      </w:r>
+      <w:r>
+        <w:rPr>
+          <w:i/>
+        </w:rPr>
+        <w:t>type</w:t>
+      </w:r>
+      <w:r>
+        <w:t>)</w:t>
+      </w:r>
+      <w:r>
+        <w:t xml:space="preserve">. Конструктор с параметрами вызывают передачей аргументов в </w:t>
+      </w:r>
+      <w:r>
+        <w:rPr>
+          <w:i/>
+        </w:rPr>
+        <w:t>Activator.CreateInstance</w:t>
+      </w:r>
+      <w:r>
+        <w:t>(</w:t>
+      </w:r>
+      <w:r>
+        <w:rPr>
+          <w:i/>
+        </w:rPr>
+        <w:t>type</w:t>
+      </w:r>
+      <w:r>
+        <w:t xml:space="preserve">, </w:t>
+      </w:r>
+      <w:r>
+        <w:rPr>
+          <w:i/>
+        </w:rPr>
+        <w:t>args</w:t>
+      </w:r>
+      <w:r>
+        <w:t>)</w:t>
+      </w:r>
+      <w:r>
+        <w:t xml:space="preserve"> или через </w:t>
+      </w:r>
+      <w:r>
+        <w:rPr>
+          <w:i/>
+        </w:rPr>
+        <w:t>ConstructorInfo.Invoke</w:t>
+      </w:r>
+      <w:r>
+        <w:t>()</w:t>
+      </w:r>
+      <w:r>
+        <w:t>.</w:t>
+      </w:r>
+    </w:p>
+    <w:p>
+      <w:pPr>
+        <w:ind w:firstLine="709"/>
+        <w:jc w:val="both"/>
+      </w:pPr>
+      <w:r>
+        <w:t>8. Чем позднее связывание отличается от раннего?</w:t>
+      </w:r>
+    </w:p>
+    <w:p>
+      <w:pPr>
+        <w:ind w:firstLine="709"/>
+        <w:jc w:val="both"/>
+      </w:pPr>
+      <w:r>
+        <w:t>При раннем связывании типы и методы известны и проверяются компилятором. При позднем связывании тип, конструктор или метод выбираются по имени во время выполнения.</w:t>
+      </w:r>
+    </w:p>
+    <w:p>
+      <w:pPr>
+        <w:ind w:firstLine="709"/>
+        <w:jc w:val="both"/>
+      </w:pPr>
+      <w:r>
+        <w:t>9. Каковы недостатки рефлексии?</w:t>
+      </w:r>
+    </w:p>
+    <w:p>
+      <w:pPr>
+        <w:ind w:firstLine="709"/>
+        <w:jc w:val="both"/>
+      </w:pPr>
+      <w:r>
+        <w:t xml:space="preserve">Более низкая производительность, отсутствие полной проверки компилятором, ошибки во время выполнения, сложный рефакторинг и </w:t>
+      </w:r>
+      <w:r>
+        <w:lastRenderedPageBreak/>
+        <w:t>отладка, возможность нарушить инкапсуляцию, необходимость обработки исключений.</w:t>
       </w:r>
     </w:p>
     <w:p>
@@ -7903,15 +5394,15 @@
         <w:pStyle w:val="1"/>
         <w:jc w:val="center"/>
       </w:pPr>
-      <w:bookmarkStart w:id="24" w:name="_Toc242385973"/>
+      <w:bookmarkStart w:id="16" w:name="_Toc242612808"/>
       <w:r>
         <w:rPr>
           <w:rFonts w:ascii="Times New Roman" w:hAnsi="Times New Roman"/>
         </w:rPr>
         <w:lastRenderedPageBreak/>
-        <w:t>ЗАКЛЮЧЕНИЕ</w:t>
-      </w:r>
-      <w:bookmarkEnd w:id="24"/>
+        <w:t>Выводы</w:t>
+      </w:r>
+      <w:bookmarkEnd w:id="16"/>
     </w:p>
     <w:p>
       <w:pPr>
@@ -7955,9 +5446,2065 @@
         <w:t>MethodInfo</w:t>
       </w:r>
       <w:r>
-        <w:t>, что показало нарушение инкапсуляции. Реализована система плагинов, загружающая классы по имени из конфигурационного файла, причем добавление плагина не потребовало изменения основного кода. Цель работы достигнута.</w:t>
-      </w:r>
-    </w:p>
+        <w:t>, что показало нарушение инкапсуляции. Реализована система плагинов, загружающая классы по имени из конфигурационного файла, причем добавление плагина не потребовало изменения основного кода. Поставленная цель достигнута.</w:t>
+      </w:r>
+    </w:p>
+    <w:p>
+      <w:r>
+        <w:br w:type="page"/>
+      </w:r>
+    </w:p>
+    <w:p>
+      <w:pPr>
+        <w:pStyle w:val="1"/>
+        <w:jc w:val="center"/>
+      </w:pPr>
+      <w:bookmarkStart w:id="17" w:name="_Toc242612809"/>
+      <w:r>
+        <w:lastRenderedPageBreak/>
+        <w:t>Приложение А</w:t>
+      </w:r>
+      <w:r>
+        <w:br/>
+      </w:r>
+      <w:r>
+        <w:rPr>
+          <w:caps w:val="0"/>
+        </w:rPr>
+        <w:t>(обязательное)</w:t>
+      </w:r>
+      <w:r>
+        <w:rPr>
+          <w:caps w:val="0"/>
+        </w:rPr>
+        <w:br/>
+        <w:t>Листинги программного кода</w:t>
+      </w:r>
+      <w:bookmarkEnd w:id="17"/>
+    </w:p>
+    <w:p>
+      <w:pPr>
+        <w:keepNext/>
+        <w:ind w:firstLine="709"/>
+        <w:jc w:val="both"/>
+      </w:pPr>
+      <w:r>
+        <w:t xml:space="preserve">Листинг А.1 – Класс </w:t>
+      </w:r>
+      <w:r>
+        <w:rPr>
+          <w:i/>
+        </w:rPr>
+        <w:t>ReflectionTarget</w:t>
+      </w:r>
+      <w:r>
+        <w:t xml:space="preserve"> (задание 1)</w:t>
+      </w:r>
+    </w:p>
+    <w:p>
+      <w:pPr>
+        <w:pStyle w:val="Listing"/>
+      </w:pPr>
+      <w:r>
+        <w:t>// Задание 1: класс с тремя приватными полями разных типов и свойствами с валидацией</w:t>
+      </w:r>
+    </w:p>
+    <w:p>
+      <w:pPr>
+        <w:pStyle w:val="Listing"/>
+      </w:pPr>
+      <w:r>
+        <w:t>public class ReflectionTarget</w:t>
+      </w:r>
+    </w:p>
+    <w:p>
+      <w:pPr>
+        <w:pStyle w:val="Listing"/>
+      </w:pPr>
+      <w:r>
+        <w:t>{</w:t>
+      </w:r>
+    </w:p>
+    <w:p>
+      <w:pPr>
+        <w:pStyle w:val="Listing"/>
+      </w:pPr>
+      <w:r>
+        <w:t xml:space="preserve">    private int _age;</w:t>
+      </w:r>
+    </w:p>
+    <w:p>
+      <w:pPr>
+        <w:pStyle w:val="Listing"/>
+      </w:pPr>
+      <w:r>
+        <w:t xml:space="preserve">    private string _name;</w:t>
+      </w:r>
+    </w:p>
+    <w:p>
+      <w:pPr>
+        <w:pStyle w:val="Listing"/>
+      </w:pPr>
+      <w:r>
+        <w:t xml:space="preserve">    private double _rating;</w:t>
+      </w:r>
+    </w:p>
+    <w:p>
+      <w:pPr>
+        <w:pStyle w:val="Listing"/>
+      </w:pPr>
+    </w:p>
+    <w:p>
+      <w:pPr>
+        <w:pStyle w:val="Listing"/>
+      </w:pPr>
+      <w:r>
+        <w:t xml:space="preserve">    public ReflectionTarget()</w:t>
+      </w:r>
+    </w:p>
+    <w:p>
+      <w:pPr>
+        <w:pStyle w:val="Listing"/>
+      </w:pPr>
+      <w:r>
+        <w:t xml:space="preserve">    {</w:t>
+      </w:r>
+    </w:p>
+    <w:p>
+      <w:pPr>
+        <w:pStyle w:val="Listing"/>
+      </w:pPr>
+      <w:r>
+        <w:t xml:space="preserve">        _name = "Unknown";</w:t>
+      </w:r>
+    </w:p>
+    <w:p>
+      <w:pPr>
+        <w:pStyle w:val="Listing"/>
+      </w:pPr>
+      <w:r>
+        <w:t xml:space="preserve">    }</w:t>
+      </w:r>
+    </w:p>
+    <w:p>
+      <w:pPr>
+        <w:pStyle w:val="Listing"/>
+      </w:pPr>
+    </w:p>
+    <w:p>
+      <w:pPr>
+        <w:pStyle w:val="Listing"/>
+      </w:pPr>
+      <w:r>
+        <w:t xml:space="preserve">    public ReflectionTarget(int age, string name, double rating)</w:t>
+      </w:r>
+    </w:p>
+    <w:p>
+      <w:pPr>
+        <w:pStyle w:val="Listing"/>
+      </w:pPr>
+      <w:r>
+        <w:t xml:space="preserve">    {</w:t>
+      </w:r>
+    </w:p>
+    <w:p>
+      <w:pPr>
+        <w:pStyle w:val="Listing"/>
+      </w:pPr>
+      <w:r>
+        <w:t xml:space="preserve">        Age = age;</w:t>
+      </w:r>
+    </w:p>
+    <w:p>
+      <w:pPr>
+        <w:pStyle w:val="Listing"/>
+      </w:pPr>
+      <w:r>
+        <w:t xml:space="preserve">        Name = name;</w:t>
+      </w:r>
+    </w:p>
+    <w:p>
+      <w:pPr>
+        <w:pStyle w:val="Listing"/>
+      </w:pPr>
+      <w:r>
+        <w:t xml:space="preserve">        Rating = rating;</w:t>
+      </w:r>
+    </w:p>
+    <w:p>
+      <w:pPr>
+        <w:pStyle w:val="Listing"/>
+      </w:pPr>
+      <w:r>
+        <w:t xml:space="preserve">    }</w:t>
+      </w:r>
+    </w:p>
+    <w:p>
+      <w:pPr>
+        <w:pStyle w:val="Listing"/>
+      </w:pPr>
+    </w:p>
+    <w:p>
+      <w:pPr>
+        <w:pStyle w:val="Listing"/>
+      </w:pPr>
+      <w:r>
+        <w:t xml:space="preserve">    // Возраст не может быть меньше нуля</w:t>
+      </w:r>
+    </w:p>
+    <w:p>
+      <w:pPr>
+        <w:pStyle w:val="Listing"/>
+      </w:pPr>
+      <w:r>
+        <w:t xml:space="preserve">    public int Age</w:t>
+      </w:r>
+    </w:p>
+    <w:p>
+      <w:pPr>
+        <w:pStyle w:val="Listing"/>
+      </w:pPr>
+      <w:r>
+        <w:t xml:space="preserve">    {</w:t>
+      </w:r>
+    </w:p>
+    <w:p>
+      <w:pPr>
+        <w:pStyle w:val="Listing"/>
+      </w:pPr>
+      <w:r>
+        <w:t xml:space="preserve">        get { return _age; }</w:t>
+      </w:r>
+    </w:p>
+    <w:p>
+      <w:pPr>
+        <w:pStyle w:val="Listing"/>
+      </w:pPr>
+      <w:r>
+        <w:t xml:space="preserve">        set { _age = value &lt; 0 ? 0 : value; }</w:t>
+      </w:r>
+    </w:p>
+    <w:p>
+      <w:pPr>
+        <w:pStyle w:val="Listing"/>
+      </w:pPr>
+      <w:r>
+        <w:t xml:space="preserve">    }</w:t>
+      </w:r>
+    </w:p>
+    <w:p>
+      <w:pPr>
+        <w:pStyle w:val="Listing"/>
+      </w:pPr>
+    </w:p>
+    <w:p>
+      <w:pPr>
+        <w:pStyle w:val="Listing"/>
+      </w:pPr>
+      <w:r>
+        <w:t xml:space="preserve">    // Пустое имя заменяется на Unknown</w:t>
+      </w:r>
+    </w:p>
+    <w:p>
+      <w:pPr>
+        <w:pStyle w:val="Listing"/>
+      </w:pPr>
+      <w:r>
+        <w:t xml:space="preserve">    public string Name</w:t>
+      </w:r>
+    </w:p>
+    <w:p>
+      <w:pPr>
+        <w:pStyle w:val="Listing"/>
+      </w:pPr>
+      <w:r>
+        <w:t xml:space="preserve">    {</w:t>
+      </w:r>
+    </w:p>
+    <w:p>
+      <w:pPr>
+        <w:pStyle w:val="Listing"/>
+      </w:pPr>
+      <w:r>
+        <w:t xml:space="preserve">        get { return _name; }</w:t>
+      </w:r>
+    </w:p>
+    <w:p>
+      <w:pPr>
+        <w:pStyle w:val="Listing"/>
+      </w:pPr>
+      <w:r>
+        <w:t xml:space="preserve">        set { _name = string.IsNullOrWhiteSpace(value) ? "Unknown" : value; }</w:t>
+      </w:r>
+    </w:p>
+    <w:p>
+      <w:pPr>
+        <w:pStyle w:val="Listing"/>
+      </w:pPr>
+      <w:r>
+        <w:t xml:space="preserve">    }</w:t>
+      </w:r>
+    </w:p>
+    <w:p>
+      <w:pPr>
+        <w:pStyle w:val="Listing"/>
+      </w:pPr>
+    </w:p>
+    <w:p>
+      <w:pPr>
+        <w:pStyle w:val="Listing"/>
+      </w:pPr>
+      <w:r>
+        <w:t xml:space="preserve">    // Рейтинг ограничивается диапазоном от 0 до 5</w:t>
+      </w:r>
+    </w:p>
+    <w:p>
+      <w:pPr>
+        <w:pStyle w:val="Listing"/>
+      </w:pPr>
+      <w:r>
+        <w:t xml:space="preserve">    public double Rating</w:t>
+      </w:r>
+    </w:p>
+    <w:p>
+      <w:pPr>
+        <w:pStyle w:val="Listing"/>
+      </w:pPr>
+      <w:r>
+        <w:t xml:space="preserve">    {</w:t>
+      </w:r>
+    </w:p>
+    <w:p>
+      <w:pPr>
+        <w:pStyle w:val="Listing"/>
+      </w:pPr>
+      <w:r>
+        <w:t xml:space="preserve">        get { return _rating; }</w:t>
+      </w:r>
+    </w:p>
+    <w:p>
+      <w:pPr>
+        <w:pStyle w:val="Listing"/>
+      </w:pPr>
+      <w:r>
+        <w:t xml:space="preserve">        set { _rating = value &lt; 0 ? 0 : (value &gt; 5 ? 5 : value); }</w:t>
+      </w:r>
+    </w:p>
+    <w:p>
+      <w:pPr>
+        <w:pStyle w:val="Listing"/>
+      </w:pPr>
+      <w:r>
+        <w:t xml:space="preserve">    }</w:t>
+      </w:r>
+    </w:p>
+    <w:p/>
+    <w:p>
+      <w:pPr>
+        <w:keepNext/>
+        <w:ind w:firstLine="709"/>
+        <w:jc w:val="both"/>
+      </w:pPr>
+      <w:r>
+        <w:t>Листинг А.2 – Получение информации о методах (задание 2)</w:t>
+      </w:r>
+    </w:p>
+    <w:p>
+      <w:pPr>
+        <w:pStyle w:val="Listing"/>
+      </w:pPr>
+      <w:r>
+        <w:t>// Задание 2: информация о всех методах класса</w:t>
+      </w:r>
+    </w:p>
+    <w:p>
+      <w:pPr>
+        <w:pStyle w:val="Listing"/>
+      </w:pPr>
+      <w:r>
+        <w:t>public static void Task2()</w:t>
+      </w:r>
+    </w:p>
+    <w:p>
+      <w:pPr>
+        <w:pStyle w:val="Listing"/>
+      </w:pPr>
+      <w:r>
+        <w:t>{</w:t>
+      </w:r>
+    </w:p>
+    <w:p>
+      <w:pPr>
+        <w:pStyle w:val="Listing"/>
+      </w:pPr>
+      <w:r>
+        <w:lastRenderedPageBreak/>
+        <w:t xml:space="preserve">    Console.WriteLine("\n=== ЗАДАНИЕ 2: МЕТОДЫ КЛАССА ЧЕРЕЗ РЕФЛЕКСИЮ ===\n");</w:t>
+      </w:r>
+    </w:p>
+    <w:p>
+      <w:pPr>
+        <w:pStyle w:val="Listing"/>
+      </w:pPr>
+    </w:p>
+    <w:p>
+      <w:pPr>
+        <w:pStyle w:val="Listing"/>
+      </w:pPr>
+      <w:r>
+        <w:t xml:space="preserve">    // Класс DynamicCalculator содержит публичные, приватные, статические и экземплярные методы</w:t>
+      </w:r>
+    </w:p>
+    <w:p>
+      <w:pPr>
+        <w:pStyle w:val="Listing"/>
+      </w:pPr>
+      <w:r>
+        <w:t xml:space="preserve">    Type type = typeof(DynamicCalculator);</w:t>
+      </w:r>
+    </w:p>
+    <w:p>
+      <w:pPr>
+        <w:pStyle w:val="Listing"/>
+      </w:pPr>
+    </w:p>
+    <w:p>
+      <w:pPr>
+        <w:pStyle w:val="Listing"/>
+      </w:pPr>
+      <w:r>
+        <w:t xml:space="preserve">    // Все методы: публичные, приватные, статические, экземплярные</w:t>
+      </w:r>
+    </w:p>
+    <w:p>
+      <w:pPr>
+        <w:pStyle w:val="Listing"/>
+      </w:pPr>
+      <w:r>
+        <w:t xml:space="preserve">    MethodInfo[] allMethods = type.GetMethods(</w:t>
+      </w:r>
+    </w:p>
+    <w:p>
+      <w:pPr>
+        <w:pStyle w:val="Listing"/>
+      </w:pPr>
+      <w:r>
+        <w:t xml:space="preserve">        BindingFlags.Public |</w:t>
+      </w:r>
+    </w:p>
+    <w:p>
+      <w:pPr>
+        <w:pStyle w:val="Listing"/>
+      </w:pPr>
+      <w:r>
+        <w:t xml:space="preserve">        BindingFlags.NonPublic |</w:t>
+      </w:r>
+    </w:p>
+    <w:p>
+      <w:pPr>
+        <w:pStyle w:val="Listing"/>
+      </w:pPr>
+      <w:r>
+        <w:t xml:space="preserve">        BindingFlags.Instance |</w:t>
+      </w:r>
+    </w:p>
+    <w:p>
+      <w:pPr>
+        <w:pStyle w:val="Listing"/>
+      </w:pPr>
+      <w:r>
+        <w:t xml:space="preserve">        BindingFlags.Static);</w:t>
+      </w:r>
+    </w:p>
+    <w:p>
+      <w:pPr>
+        <w:pStyle w:val="Listing"/>
+      </w:pPr>
+    </w:p>
+    <w:p>
+      <w:pPr>
+        <w:pStyle w:val="Listing"/>
+      </w:pPr>
+      <w:r>
+        <w:t xml:space="preserve">    Console.WriteLine("Все методы (BindingFlags.Public | NonPublic | Instance | Static):");</w:t>
+      </w:r>
+    </w:p>
+    <w:p>
+      <w:pPr>
+        <w:pStyle w:val="Listing"/>
+      </w:pPr>
+      <w:r>
+        <w:t xml:space="preserve">    foreach (MethodInfo method in allMethods)</w:t>
+      </w:r>
+    </w:p>
+    <w:p>
+      <w:pPr>
+        <w:pStyle w:val="Listing"/>
+      </w:pPr>
+      <w:r>
+        <w:t xml:space="preserve">    {</w:t>
+      </w:r>
+    </w:p>
+    <w:p>
+      <w:pPr>
+        <w:pStyle w:val="Listing"/>
+      </w:pPr>
+      <w:r>
+        <w:t xml:space="preserve">        // Отфильтровываем методы, сгенерированные для свойств</w:t>
+      </w:r>
+    </w:p>
+    <w:p>
+      <w:pPr>
+        <w:pStyle w:val="Listing"/>
+      </w:pPr>
+      <w:r>
+        <w:t xml:space="preserve">        if (method.Name.StartsWith("get_") || method.Name.StartsWith("set_"))</w:t>
+      </w:r>
+    </w:p>
+    <w:p>
+      <w:pPr>
+        <w:pStyle w:val="Listing"/>
+      </w:pPr>
+      <w:r>
+        <w:t xml:space="preserve">            continue;</w:t>
+      </w:r>
+    </w:p>
+    <w:p>
+      <w:pPr>
+        <w:pStyle w:val="Listing"/>
+      </w:pPr>
+    </w:p>
+    <w:p>
+      <w:pPr>
+        <w:pStyle w:val="Listing"/>
+      </w:pPr>
+      <w:r>
+        <w:t xml:space="preserve">        string access = method.IsPublic ? "public" : (method.IsPrivate ? "private" : "protected");</w:t>
+      </w:r>
+    </w:p>
+    <w:p>
+      <w:pPr>
+        <w:pStyle w:val="Listing"/>
+      </w:pPr>
+      <w:r>
+        <w:t xml:space="preserve">        string isStatic = method.IsStatic ? " static" : "";</w:t>
+      </w:r>
+    </w:p>
+    <w:p>
+      <w:pPr>
+        <w:pStyle w:val="Listing"/>
+      </w:pPr>
+      <w:r>
+        <w:t xml:space="preserve">        string parameters = string.Join(", ",</w:t>
+      </w:r>
+    </w:p>
+    <w:p>
+      <w:pPr>
+        <w:pStyle w:val="Listing"/>
+      </w:pPr>
+      <w:r>
+        <w:t xml:space="preserve">            method.GetParameters().Select(p =&gt; $"{p.ParameterType.Name} {p.Name}"));</w:t>
+      </w:r>
+    </w:p>
+    <w:p>
+      <w:pPr>
+        <w:pStyle w:val="Listing"/>
+      </w:pPr>
+      <w:r>
+        <w:t xml:space="preserve">        Console.WriteLine($"  {access}{isStatic} {method.ReturnType.Name} {method.Name}({parameters})");</w:t>
+      </w:r>
+    </w:p>
+    <w:p>
+      <w:pPr>
+        <w:pStyle w:val="Listing"/>
+      </w:pPr>
+      <w:r>
+        <w:t xml:space="preserve">    }</w:t>
+      </w:r>
+    </w:p>
+    <w:p>
+      <w:pPr>
+        <w:pStyle w:val="Listing"/>
+      </w:pPr>
+    </w:p>
+    <w:p>
+      <w:pPr>
+        <w:pStyle w:val="Listing"/>
+      </w:pPr>
+      <w:r>
+        <w:t xml:space="preserve">    // Разница между флагами привязки</w:t>
+      </w:r>
+    </w:p>
+    <w:p>
+      <w:pPr>
+        <w:pStyle w:val="Listing"/>
+      </w:pPr>
+      <w:r>
+        <w:t xml:space="preserve">    int publicInstance = type.GetMethods(BindingFlags.Public | BindingFlags.Instance).Length;</w:t>
+      </w:r>
+    </w:p>
+    <w:p>
+      <w:pPr>
+        <w:pStyle w:val="Listing"/>
+      </w:pPr>
+      <w:r>
+        <w:t xml:space="preserve">    int nonPublicInstance = type.GetMethods(BindingFlags.NonPublic | BindingFlags.Instance).Length;</w:t>
+      </w:r>
+    </w:p>
+    <w:p>
+      <w:pPr>
+        <w:pStyle w:val="Listing"/>
+      </w:pPr>
+      <w:r>
+        <w:t xml:space="preserve">    int publicStatic = type.GetMethods(BindingFlags.Public | BindingFlags.Static).Length;</w:t>
+      </w:r>
+    </w:p>
+    <w:p>
+      <w:pPr>
+        <w:pStyle w:val="Listing"/>
+      </w:pPr>
+      <w:r>
+        <w:t xml:space="preserve">    Console.WriteLine("\nРазница между флагами привязки (с учётом get_/set_ и методов object):");</w:t>
+      </w:r>
+    </w:p>
+    <w:p>
+      <w:pPr>
+        <w:pStyle w:val="Listing"/>
+      </w:pPr>
+      <w:r>
+        <w:t xml:space="preserve">    Console.WriteLine($"  Public | Instance:    {publicInstance} методов");</w:t>
+      </w:r>
+    </w:p>
+    <w:p>
+      <w:pPr>
+        <w:pStyle w:val="Listing"/>
+      </w:pPr>
+      <w:r>
+        <w:t xml:space="preserve">    Console.WriteLine($"  NonPublic | Instance: {nonPublicInstance} методов");</w:t>
+      </w:r>
+    </w:p>
+    <w:p>
+      <w:pPr>
+        <w:pStyle w:val="Listing"/>
+      </w:pPr>
+      <w:r>
+        <w:t xml:space="preserve">    Console.WriteLine($"  Public | Static:     {publicStatic} методов");</w:t>
+      </w:r>
+    </w:p>
+    <w:p>
+      <w:pPr>
+        <w:pStyle w:val="Listing"/>
+      </w:pPr>
+      <w:r>
+        <w:t>}</w:t>
+      </w:r>
+    </w:p>
+    <w:p/>
+    <w:p>
+      <w:pPr>
+        <w:keepNext/>
+        <w:ind w:firstLine="709"/>
+        <w:jc w:val="both"/>
+      </w:pPr>
+      <w:r>
+        <w:t xml:space="preserve">Листинг А.3 – Создание экземпляров через </w:t>
+      </w:r>
+      <w:r>
+        <w:rPr>
+          <w:i/>
+        </w:rPr>
+        <w:t>Activator</w:t>
+      </w:r>
+      <w:r>
+        <w:t xml:space="preserve"> (задание 3)</w:t>
+      </w:r>
+    </w:p>
+    <w:p>
+      <w:pPr>
+        <w:pStyle w:val="Listing"/>
+      </w:pPr>
+      <w:r>
+        <w:t>// Задание 3: создание экземпляра через Activator.CreateInstance</w:t>
+      </w:r>
+    </w:p>
+    <w:p>
+      <w:pPr>
+        <w:pStyle w:val="Listing"/>
+      </w:pPr>
+      <w:r>
+        <w:t>public static void Task3()</w:t>
+      </w:r>
+    </w:p>
+    <w:p>
+      <w:pPr>
+        <w:pStyle w:val="Listing"/>
+      </w:pPr>
+      <w:r>
+        <w:t>{</w:t>
+      </w:r>
+    </w:p>
+    <w:p>
+      <w:pPr>
+        <w:pStyle w:val="Listing"/>
+      </w:pPr>
+      <w:r>
+        <w:t xml:space="preserve">    Console.WriteLine("\n=== ЗАДАНИЕ 3: Activator.CreateInstance ===\n");</w:t>
+      </w:r>
+    </w:p>
+    <w:p>
+      <w:pPr>
+        <w:pStyle w:val="Listing"/>
+      </w:pPr>
+    </w:p>
+    <w:p>
+      <w:pPr>
+        <w:pStyle w:val="Listing"/>
+      </w:pPr>
+      <w:r>
+        <w:t xml:space="preserve">    Type type = typeof(ReflectionTarget);</w:t>
+      </w:r>
+    </w:p>
+    <w:p>
+      <w:pPr>
+        <w:pStyle w:val="Listing"/>
+      </w:pPr>
+    </w:p>
+    <w:p>
+      <w:pPr>
+        <w:pStyle w:val="Listing"/>
+      </w:pPr>
+      <w:r>
+        <w:t xml:space="preserve">    // Способ 1: конструктор без параметров</w:t>
+      </w:r>
+    </w:p>
+    <w:p>
+      <w:pPr>
+        <w:pStyle w:val="Listing"/>
+      </w:pPr>
+      <w:r>
+        <w:t xml:space="preserve">    object target1 = Activator.CreateInstance(type);</w:t>
+      </w:r>
+    </w:p>
+    <w:p>
+      <w:pPr>
+        <w:pStyle w:val="Listing"/>
+      </w:pPr>
+      <w:r>
+        <w:t xml:space="preserve">    Console.WriteLine("Создан объект конструктором без параметров.");</w:t>
+      </w:r>
+    </w:p>
+    <w:p>
+      <w:pPr>
+        <w:pStyle w:val="Listing"/>
+      </w:pPr>
+    </w:p>
+    <w:p>
+      <w:pPr>
+        <w:pStyle w:val="Listing"/>
+      </w:pPr>
+      <w:r>
+        <w:t xml:space="preserve">    // Установка значений свойств через рефлексию</w:t>
+      </w:r>
+    </w:p>
+    <w:p>
+      <w:pPr>
+        <w:pStyle w:val="Listing"/>
+      </w:pPr>
+      <w:r>
+        <w:t xml:space="preserve">    type.GetProperty("Age").SetValue(target1, 30);</w:t>
+      </w:r>
+    </w:p>
+    <w:p>
+      <w:pPr>
+        <w:pStyle w:val="Listing"/>
+      </w:pPr>
+      <w:r>
+        <w:t xml:space="preserve">    type.GetProperty("Name").SetValue(target1, "Reflection object");</w:t>
+      </w:r>
+    </w:p>
+    <w:p>
+      <w:pPr>
+        <w:pStyle w:val="Listing"/>
+      </w:pPr>
+      <w:r>
+        <w:t xml:space="preserve">    type.GetProperty("Rating").SetValue(target1, 4.0);</w:t>
+      </w:r>
+    </w:p>
+    <w:p>
+      <w:pPr>
+        <w:pStyle w:val="Listing"/>
+      </w:pPr>
+    </w:p>
+    <w:p>
+      <w:pPr>
+        <w:pStyle w:val="Listing"/>
+      </w:pPr>
+      <w:r>
+        <w:t xml:space="preserve">    // Чтение значений через рефлексию</w:t>
+      </w:r>
+    </w:p>
+    <w:p>
+      <w:pPr>
+        <w:pStyle w:val="Listing"/>
+      </w:pPr>
+      <w:r>
+        <w:t xml:space="preserve">    Console.WriteLine($"  Age = {type.GetProperty("Age").GetValue(target1)}");</w:t>
+      </w:r>
+    </w:p>
+    <w:p>
+      <w:pPr>
+        <w:pStyle w:val="Listing"/>
+      </w:pPr>
+      <w:r>
+        <w:t xml:space="preserve">    Console.WriteLine($"  Name = {type.GetProperty("Name").GetValue(target1)}");</w:t>
+      </w:r>
+    </w:p>
+    <w:p>
+      <w:pPr>
+        <w:pStyle w:val="Listing"/>
+      </w:pPr>
+      <w:r>
+        <w:t xml:space="preserve">    Console.WriteLine($"  Rating = {type.GetProperty("Rating").GetValue(target1)}");</w:t>
+      </w:r>
+    </w:p>
+    <w:p>
+      <w:pPr>
+        <w:pStyle w:val="Listing"/>
+      </w:pPr>
+    </w:p>
+    <w:p>
+      <w:pPr>
+        <w:pStyle w:val="Listing"/>
+      </w:pPr>
+      <w:r>
+        <w:t xml:space="preserve">    // Способ 2: конструктор с параметрами</w:t>
+      </w:r>
+    </w:p>
+    <w:p>
+      <w:pPr>
+        <w:pStyle w:val="Listing"/>
+      </w:pPr>
+      <w:r>
+        <w:t xml:space="preserve">    object target2 = Activator.CreateInstance(type, new object[] { 25, "With params", 3.5 });</w:t>
+      </w:r>
+    </w:p>
+    <w:p>
+      <w:pPr>
+        <w:pStyle w:val="Listing"/>
+      </w:pPr>
+      <w:r>
+        <w:t xml:space="preserve">    Console.WriteLine("Создан объект конструктором с параметрами (25, \"With params\", 3.5).");</w:t>
+      </w:r>
+    </w:p>
+    <w:p>
+      <w:pPr>
+        <w:pStyle w:val="Listing"/>
+      </w:pPr>
+      <w:r>
+        <w:t xml:space="preserve">    Console.WriteLine($"  Age = {type.GetProperty("Age").GetValue(target2)}");</w:t>
+      </w:r>
+    </w:p>
+    <w:p>
+      <w:pPr>
+        <w:pStyle w:val="Listing"/>
+      </w:pPr>
+      <w:r>
+        <w:t xml:space="preserve">    Console.WriteLine($"  Name = {type.GetProperty("Name").GetValue(target2)}");</w:t>
+      </w:r>
+    </w:p>
+    <w:p>
+      <w:pPr>
+        <w:pStyle w:val="Listing"/>
+      </w:pPr>
+      <w:r>
+        <w:t xml:space="preserve">    Console.WriteLine($"  Rating = {type.GetProperty("Rating").GetValue(target2)}");</w:t>
+      </w:r>
+    </w:p>
+    <w:p>
+      <w:pPr>
+        <w:pStyle w:val="Listing"/>
+      </w:pPr>
+      <w:r>
+        <w:t>}</w:t>
+      </w:r>
+    </w:p>
+    <w:p/>
+    <w:p>
+      <w:pPr>
+        <w:keepNext/>
+        <w:ind w:firstLine="709"/>
+        <w:jc w:val="both"/>
+      </w:pPr>
+      <w:r>
+        <w:t xml:space="preserve">Листинг А.4 – Класс </w:t>
+      </w:r>
+      <w:r>
+        <w:rPr>
+          <w:i/>
+        </w:rPr>
+        <w:t>SecretCalculator</w:t>
+      </w:r>
+      <w:r>
+        <w:t xml:space="preserve"> (задание 4)</w:t>
+      </w:r>
+    </w:p>
+    <w:p>
+      <w:pPr>
+        <w:pStyle w:val="Listing"/>
+      </w:pPr>
+      <w:r>
+        <w:t>// Задание 4: "чёрный ящик" с приватным полем и приватным методом</w:t>
+      </w:r>
+    </w:p>
+    <w:p>
+      <w:pPr>
+        <w:pStyle w:val="Listing"/>
+      </w:pPr>
+      <w:r>
+        <w:t>public class SecretCalculator</w:t>
+      </w:r>
+    </w:p>
+    <w:p>
+      <w:pPr>
+        <w:pStyle w:val="Listing"/>
+      </w:pPr>
+      <w:r>
+        <w:t>{</w:t>
+      </w:r>
+    </w:p>
+    <w:p>
+      <w:pPr>
+        <w:pStyle w:val="Listing"/>
+      </w:pPr>
+      <w:r>
+        <w:t xml:space="preserve">    private int _secretValue = 10;</w:t>
+      </w:r>
+    </w:p>
+    <w:p>
+      <w:pPr>
+        <w:pStyle w:val="Listing"/>
+      </w:pPr>
+    </w:p>
+    <w:p>
+      <w:pPr>
+        <w:pStyle w:val="Listing"/>
+      </w:pPr>
+      <w:r>
+        <w:t xml:space="preserve">    // Публичный метод для чтения значения (для проверки)</w:t>
+      </w:r>
+    </w:p>
+    <w:p>
+      <w:pPr>
+        <w:pStyle w:val="Listing"/>
+      </w:pPr>
+      <w:r>
+        <w:t xml:space="preserve">    public int ReadValue()</w:t>
+      </w:r>
+    </w:p>
+    <w:p>
+      <w:pPr>
+        <w:pStyle w:val="Listing"/>
+      </w:pPr>
+      <w:r>
+        <w:t xml:space="preserve">    {</w:t>
+      </w:r>
+    </w:p>
+    <w:p>
+      <w:pPr>
+        <w:pStyle w:val="Listing"/>
+      </w:pPr>
+      <w:r>
+        <w:t xml:space="preserve">        return _secretValue;</w:t>
+      </w:r>
+    </w:p>
+    <w:p>
+      <w:pPr>
+        <w:pStyle w:val="Listing"/>
+      </w:pPr>
+      <w:r>
+        <w:t xml:space="preserve">    }</w:t>
+      </w:r>
+    </w:p>
+    <w:p>
+      <w:pPr>
+        <w:pStyle w:val="Listing"/>
+      </w:pPr>
+    </w:p>
+    <w:p>
+      <w:pPr>
+        <w:pStyle w:val="Listing"/>
+      </w:pPr>
+      <w:r>
+        <w:t xml:space="preserve">    // Приватный метод с логикой вычислений</w:t>
+      </w:r>
+    </w:p>
+    <w:p>
+      <w:pPr>
+        <w:pStyle w:val="Listing"/>
+      </w:pPr>
+      <w:r>
+        <w:t xml:space="preserve">    private int Calculate(int a, int b)</w:t>
+      </w:r>
+    </w:p>
+    <w:p>
+      <w:pPr>
+        <w:pStyle w:val="Listing"/>
+      </w:pPr>
+      <w:r>
+        <w:t xml:space="preserve">    {</w:t>
+      </w:r>
+    </w:p>
+    <w:p>
+      <w:pPr>
+        <w:pStyle w:val="Listing"/>
+      </w:pPr>
+      <w:r>
+        <w:t xml:space="preserve">        return a * b + _secretValue;</w:t>
+      </w:r>
+    </w:p>
+    <w:p>
+      <w:pPr>
+        <w:pStyle w:val="Listing"/>
+      </w:pPr>
+      <w:r>
+        <w:t xml:space="preserve">    }</w:t>
+      </w:r>
+    </w:p>
+    <w:p>
+      <w:pPr>
+        <w:pStyle w:val="Listing"/>
+      </w:pPr>
+    </w:p>
+    <w:p>
+      <w:pPr>
+        <w:pStyle w:val="Listing"/>
+      </w:pPr>
+      <w:r>
+        <w:t xml:space="preserve">    private void Reset()</w:t>
+      </w:r>
+    </w:p>
+    <w:p>
+      <w:pPr>
+        <w:pStyle w:val="Listing"/>
+      </w:pPr>
+      <w:r>
+        <w:t xml:space="preserve">    {</w:t>
+      </w:r>
+    </w:p>
+    <w:p>
+      <w:pPr>
+        <w:pStyle w:val="Listing"/>
+      </w:pPr>
+      <w:r>
+        <w:t xml:space="preserve">        _secretValue = 0;</w:t>
+      </w:r>
+    </w:p>
+    <w:p>
+      <w:pPr>
+        <w:pStyle w:val="Listing"/>
+      </w:pPr>
+      <w:r>
+        <w:t xml:space="preserve">    }</w:t>
+      </w:r>
+    </w:p>
+    <w:p>
+      <w:pPr>
+        <w:pStyle w:val="Listing"/>
+      </w:pPr>
+      <w:r>
+        <w:t>}</w:t>
+      </w:r>
+    </w:p>
+    <w:p/>
+    <w:p>
+      <w:pPr>
+        <w:keepNext/>
+        <w:ind w:firstLine="709"/>
+        <w:jc w:val="both"/>
+      </w:pPr>
+      <w:r>
+        <w:t>Листинг А.5 – Изменение приватного поля (задание 5)</w:t>
+      </w:r>
+    </w:p>
+    <w:p>
+      <w:pPr>
+        <w:pStyle w:val="Listing"/>
+      </w:pPr>
+      <w:r>
+        <w:t>// Задание 5: доступ к приватному полю и его изменение</w:t>
+      </w:r>
+    </w:p>
+    <w:p>
+      <w:pPr>
+        <w:pStyle w:val="Listing"/>
+      </w:pPr>
+      <w:r>
+        <w:t>public static void Task5()</w:t>
+      </w:r>
+    </w:p>
+    <w:p>
+      <w:pPr>
+        <w:pStyle w:val="Listing"/>
+      </w:pPr>
+      <w:r>
+        <w:t>{</w:t>
+      </w:r>
+    </w:p>
+    <w:p>
+      <w:pPr>
+        <w:pStyle w:val="Listing"/>
+      </w:pPr>
+      <w:r>
+        <w:t xml:space="preserve">    Console.WriteLine("\n=== ЗАДАНИЕ 5: ИЗМЕНЕНИЕ ПРИВАТНОГО ПОЛЯ ===\n");</w:t>
+      </w:r>
+    </w:p>
+    <w:p>
+      <w:pPr>
+        <w:pStyle w:val="Listing"/>
+      </w:pPr>
+    </w:p>
+    <w:p>
+      <w:pPr>
+        <w:pStyle w:val="Listing"/>
+      </w:pPr>
+      <w:r>
+        <w:t xml:space="preserve">    var calculator = new SecretCalculator();</w:t>
+      </w:r>
+    </w:p>
+    <w:p>
+      <w:pPr>
+        <w:pStyle w:val="Listing"/>
+      </w:pPr>
+      <w:r>
+        <w:lastRenderedPageBreak/>
+        <w:t xml:space="preserve">    Type type = typeof(SecretCalculator);</w:t>
+      </w:r>
+    </w:p>
+    <w:p>
+      <w:pPr>
+        <w:pStyle w:val="Listing"/>
+      </w:pPr>
+    </w:p>
+    <w:p>
+      <w:pPr>
+        <w:pStyle w:val="Listing"/>
+      </w:pPr>
+      <w:r>
+        <w:t xml:space="preserve">    try</w:t>
+      </w:r>
+    </w:p>
+    <w:p>
+      <w:pPr>
+        <w:pStyle w:val="Listing"/>
+      </w:pPr>
+      <w:r>
+        <w:t xml:space="preserve">    {</w:t>
+      </w:r>
+    </w:p>
+    <w:p>
+      <w:pPr>
+        <w:pStyle w:val="Listing"/>
+      </w:pPr>
+      <w:r>
+        <w:t xml:space="preserve">        FieldInfo field = type.GetField("_secretValue",</w:t>
+      </w:r>
+    </w:p>
+    <w:p>
+      <w:pPr>
+        <w:pStyle w:val="Listing"/>
+      </w:pPr>
+      <w:r>
+        <w:t xml:space="preserve">            BindingFlags.NonPublic | BindingFlags.Instance);</w:t>
+      </w:r>
+    </w:p>
+    <w:p>
+      <w:pPr>
+        <w:pStyle w:val="Listing"/>
+      </w:pPr>
+    </w:p>
+    <w:p>
+      <w:pPr>
+        <w:pStyle w:val="Listing"/>
+      </w:pPr>
+      <w:r>
+        <w:t xml:space="preserve">        if (field == null)</w:t>
+      </w:r>
+    </w:p>
+    <w:p>
+      <w:pPr>
+        <w:pStyle w:val="Listing"/>
+      </w:pPr>
+      <w:r>
+        <w:t xml:space="preserve">            throw new MissingFieldException("Поле _secretValue не найдено");</w:t>
+      </w:r>
+    </w:p>
+    <w:p>
+      <w:pPr>
+        <w:pStyle w:val="Listing"/>
+      </w:pPr>
+    </w:p>
+    <w:p>
+      <w:pPr>
+        <w:pStyle w:val="Listing"/>
+      </w:pPr>
+      <w:r>
+        <w:t xml:space="preserve">        Console.WriteLine($"Значение до изменения: {field.GetValue(calculator)}");</w:t>
+      </w:r>
+    </w:p>
+    <w:p>
+      <w:pPr>
+        <w:pStyle w:val="Listing"/>
+      </w:pPr>
+      <w:r>
+        <w:t xml:space="preserve">        field.SetValue(calculator, 25);</w:t>
+      </w:r>
+    </w:p>
+    <w:p>
+      <w:pPr>
+        <w:pStyle w:val="Listing"/>
+      </w:pPr>
+      <w:r>
+        <w:t xml:space="preserve">        Console.WriteLine($"Значение через публичный метод ReadValue() после SetValue: {calculator.ReadValue()}");</w:t>
+      </w:r>
+    </w:p>
+    <w:p>
+      <w:pPr>
+        <w:pStyle w:val="Listing"/>
+      </w:pPr>
+      <w:r>
+        <w:t xml:space="preserve">        Console.WriteLine("Рефлексия нарушила инкапсуляцию: приватное поле изменено.");</w:t>
+      </w:r>
+    </w:p>
+    <w:p>
+      <w:pPr>
+        <w:pStyle w:val="Listing"/>
+      </w:pPr>
+    </w:p>
+    <w:p>
+      <w:pPr>
+        <w:pStyle w:val="Listing"/>
+      </w:pPr>
+      <w:r>
+        <w:t xml:space="preserve">        // Поле, которого нет в классе</w:t>
+      </w:r>
+    </w:p>
+    <w:p>
+      <w:pPr>
+        <w:pStyle w:val="Listing"/>
+      </w:pPr>
+      <w:r>
+        <w:t xml:space="preserve">        FieldInfo missing = type.GetField("_unknown",</w:t>
+      </w:r>
+    </w:p>
+    <w:p>
+      <w:pPr>
+        <w:pStyle w:val="Listing"/>
+      </w:pPr>
+      <w:r>
+        <w:t xml:space="preserve">            BindingFlags.NonPublic | BindingFlags.Instance);</w:t>
+      </w:r>
+    </w:p>
+    <w:p>
+      <w:pPr>
+        <w:pStyle w:val="Listing"/>
+      </w:pPr>
+      <w:r>
+        <w:t xml:space="preserve">        if (missing == null)</w:t>
+      </w:r>
+    </w:p>
+    <w:p>
+      <w:pPr>
+        <w:pStyle w:val="Listing"/>
+      </w:pPr>
+      <w:r>
+        <w:t xml:space="preserve">            throw new MissingFieldException("Поле _unknown не найдено");</w:t>
+      </w:r>
+    </w:p>
+    <w:p>
+      <w:pPr>
+        <w:pStyle w:val="Listing"/>
+      </w:pPr>
+      <w:r>
+        <w:t xml:space="preserve">    }</w:t>
+      </w:r>
+    </w:p>
+    <w:p>
+      <w:pPr>
+        <w:pStyle w:val="Listing"/>
+      </w:pPr>
+      <w:r>
+        <w:t xml:space="preserve">    catch (MissingFieldException ex)</w:t>
+      </w:r>
+    </w:p>
+    <w:p>
+      <w:pPr>
+        <w:pStyle w:val="Listing"/>
+      </w:pPr>
+      <w:r>
+        <w:t xml:space="preserve">    {</w:t>
+      </w:r>
+    </w:p>
+    <w:p>
+      <w:pPr>
+        <w:pStyle w:val="Listing"/>
+      </w:pPr>
+      <w:r>
+        <w:t xml:space="preserve">        Console.WriteLine($"Ошибка: {ex.Message}");</w:t>
+      </w:r>
+    </w:p>
+    <w:p>
+      <w:pPr>
+        <w:pStyle w:val="Listing"/>
+      </w:pPr>
+      <w:r>
+        <w:t xml:space="preserve">    }</w:t>
+      </w:r>
+    </w:p>
+    <w:p>
+      <w:pPr>
+        <w:pStyle w:val="Listing"/>
+      </w:pPr>
+      <w:r>
+        <w:t xml:space="preserve">    catch (FieldAccessException ex)</w:t>
+      </w:r>
+    </w:p>
+    <w:p>
+      <w:pPr>
+        <w:pStyle w:val="Listing"/>
+      </w:pPr>
+      <w:r>
+        <w:t xml:space="preserve">    {</w:t>
+      </w:r>
+    </w:p>
+    <w:p>
+      <w:pPr>
+        <w:pStyle w:val="Listing"/>
+      </w:pPr>
+      <w:r>
+        <w:t xml:space="preserve">        Console.WriteLine($"Недостаточно прав: {ex.Message}");</w:t>
+      </w:r>
+    </w:p>
+    <w:p>
+      <w:pPr>
+        <w:pStyle w:val="Listing"/>
+      </w:pPr>
+      <w:r>
+        <w:t xml:space="preserve">    }</w:t>
+      </w:r>
+    </w:p>
+    <w:p>
+      <w:pPr>
+        <w:pStyle w:val="Listing"/>
+      </w:pPr>
+      <w:r>
+        <w:t>}</w:t>
+      </w:r>
+    </w:p>
+    <w:p/>
+    <w:p>
+      <w:pPr>
+        <w:keepNext/>
+        <w:ind w:firstLine="709"/>
+        <w:jc w:val="both"/>
+      </w:pPr>
+      <w:r>
+        <w:t>Листинг А.6 – Вызов приватных методов (задание 6)</w:t>
+      </w:r>
+    </w:p>
+    <w:p>
+      <w:pPr>
+        <w:pStyle w:val="Listing"/>
+      </w:pPr>
+      <w:r>
+        <w:t>// Задание 6: вызов приватного метода</w:t>
+      </w:r>
+    </w:p>
+    <w:p>
+      <w:pPr>
+        <w:pStyle w:val="Listing"/>
+      </w:pPr>
+      <w:r>
+        <w:t>public static void Task6()</w:t>
+      </w:r>
+    </w:p>
+    <w:p>
+      <w:pPr>
+        <w:pStyle w:val="Listing"/>
+      </w:pPr>
+      <w:r>
+        <w:t>{</w:t>
+      </w:r>
+    </w:p>
+    <w:p>
+      <w:pPr>
+        <w:pStyle w:val="Listing"/>
+      </w:pPr>
+      <w:r>
+        <w:t xml:space="preserve">    Console.WriteLine("\n=== ЗАДАНИЕ 6: ВЫЗОВ ПРИВАТНОГО МЕТОДА ===\n");</w:t>
+      </w:r>
+    </w:p>
+    <w:p>
+      <w:pPr>
+        <w:pStyle w:val="Listing"/>
+      </w:pPr>
+    </w:p>
+    <w:p>
+      <w:pPr>
+        <w:pStyle w:val="Listing"/>
+      </w:pPr>
+      <w:r>
+        <w:t xml:space="preserve">    var calculator = new SecretCalculator();</w:t>
+      </w:r>
+    </w:p>
+    <w:p>
+      <w:pPr>
+        <w:pStyle w:val="Listing"/>
+      </w:pPr>
+      <w:r>
+        <w:t xml:space="preserve">    Type type = typeof(SecretCalculator);</w:t>
+      </w:r>
+    </w:p>
+    <w:p>
+      <w:pPr>
+        <w:pStyle w:val="Listing"/>
+      </w:pPr>
+    </w:p>
+    <w:p>
+      <w:pPr>
+        <w:pStyle w:val="Listing"/>
+      </w:pPr>
+      <w:r>
+        <w:t xml:space="preserve">    MethodInfo calculate = type.GetMethod("Calculate",</w:t>
+      </w:r>
+    </w:p>
+    <w:p>
+      <w:pPr>
+        <w:pStyle w:val="Listing"/>
+      </w:pPr>
+      <w:r>
+        <w:t xml:space="preserve">        BindingFlags.NonPublic | BindingFlags.Instance);</w:t>
+      </w:r>
+    </w:p>
+    <w:p>
+      <w:pPr>
+        <w:pStyle w:val="Listing"/>
+      </w:pPr>
+      <w:r>
+        <w:t xml:space="preserve">    MethodInfo reset = type.GetMethod("Reset",</w:t>
+      </w:r>
+    </w:p>
+    <w:p>
+      <w:pPr>
+        <w:pStyle w:val="Listing"/>
+      </w:pPr>
+      <w:r>
+        <w:t xml:space="preserve">        BindingFlags.NonPublic | BindingFlags.Instance);</w:t>
+      </w:r>
+    </w:p>
+    <w:p>
+      <w:pPr>
+        <w:pStyle w:val="Listing"/>
+      </w:pPr>
+    </w:p>
+    <w:p>
+      <w:pPr>
+        <w:pStyle w:val="Listing"/>
+      </w:pPr>
+      <w:r>
+        <w:t xml:space="preserve">    // Способ 1: MethodInfo.Invoke, метод с двумя параметрами</w:t>
+      </w:r>
+    </w:p>
+    <w:p>
+      <w:pPr>
+        <w:pStyle w:val="Listing"/>
+      </w:pPr>
+      <w:r>
+        <w:t xml:space="preserve">    object result = calculate.Invoke(calculator, new object[] { 3, 4 });</w:t>
+      </w:r>
+    </w:p>
+    <w:p>
+      <w:pPr>
+        <w:pStyle w:val="Listing"/>
+      </w:pPr>
+      <w:r>
+        <w:t xml:space="preserve">    Console.WriteLine($"Способ 1 (Invoke) Calculate(3, 4) = {result}");</w:t>
+      </w:r>
+    </w:p>
+    <w:p>
+      <w:pPr>
+        <w:pStyle w:val="Listing"/>
+      </w:pPr>
+    </w:p>
+    <w:p>
+      <w:pPr>
+        <w:pStyle w:val="Listing"/>
+      </w:pPr>
+      <w:r>
+        <w:t xml:space="preserve">    // Способ 2: делегат</w:t>
+      </w:r>
+    </w:p>
+    <w:p>
+      <w:pPr>
+        <w:pStyle w:val="Listing"/>
+      </w:pPr>
+      <w:r>
+        <w:t xml:space="preserve">    Func&lt;int, int, int&gt; delegateMethod =</w:t>
+      </w:r>
+    </w:p>
+    <w:p>
+      <w:pPr>
+        <w:pStyle w:val="Listing"/>
+      </w:pPr>
+      <w:r>
+        <w:lastRenderedPageBreak/>
+        <w:t xml:space="preserve">        (Func&lt;int, int, int&gt;)calculate.CreateDelegate(typeof(Func&lt;int, int, int&gt;), calculator);</w:t>
+      </w:r>
+    </w:p>
+    <w:p>
+      <w:pPr>
+        <w:pStyle w:val="Listing"/>
+      </w:pPr>
+      <w:r>
+        <w:t xml:space="preserve">    Console.WriteLine($"Способ 2 (делегат) Calculate(5, 6) = {delegateMethod(5, 6)}");</w:t>
+      </w:r>
+    </w:p>
+    <w:p>
+      <w:pPr>
+        <w:pStyle w:val="Listing"/>
+      </w:pPr>
+    </w:p>
+    <w:p>
+      <w:pPr>
+        <w:pStyle w:val="Listing"/>
+      </w:pPr>
+      <w:r>
+        <w:t xml:space="preserve">    // Метод без параметров</w:t>
+      </w:r>
+    </w:p>
+    <w:p>
+      <w:pPr>
+        <w:pStyle w:val="Listing"/>
+      </w:pPr>
+      <w:r>
+        <w:t xml:space="preserve">    Console.WriteLine($"Перед Reset(): ReadValue() = {calculator.ReadValue()}");</w:t>
+      </w:r>
+    </w:p>
+    <w:p>
+      <w:pPr>
+        <w:pStyle w:val="Listing"/>
+      </w:pPr>
+      <w:r>
+        <w:t xml:space="preserve">    reset.Invoke(calculator, null);</w:t>
+      </w:r>
+    </w:p>
+    <w:p>
+      <w:pPr>
+        <w:pStyle w:val="Listing"/>
+      </w:pPr>
+      <w:r>
+        <w:t xml:space="preserve">    Console.WriteLine($"После Reset() (Invoke без параметров): ReadValue() = {calculator.ReadValue()}");</w:t>
+      </w:r>
+    </w:p>
+    <w:p>
+      <w:pPr>
+        <w:pStyle w:val="Listing"/>
+      </w:pPr>
+      <w:r>
+        <w:t>}</w:t>
+      </w:r>
+    </w:p>
+    <w:p/>
+    <w:p>
+      <w:pPr>
+        <w:keepNext/>
+        <w:ind w:firstLine="709"/>
+        <w:jc w:val="both"/>
+      </w:pPr>
+      <w:r>
+        <w:t>Листинг А.7 – Интерфейс и атрибуты плагинов</w:t>
+      </w:r>
+    </w:p>
+    <w:p>
+      <w:pPr>
+        <w:pStyle w:val="Listing"/>
+      </w:pPr>
+      <w:r>
+        <w:t>[AttributeUsage(AttributeTargets.Class)]</w:t>
+      </w:r>
+    </w:p>
+    <w:p>
+      <w:pPr>
+        <w:pStyle w:val="Listing"/>
+      </w:pPr>
+      <w:r>
+        <w:t>public class PluginAttribute : Attribute</w:t>
+      </w:r>
+    </w:p>
+    <w:p>
+      <w:pPr>
+        <w:pStyle w:val="Listing"/>
+      </w:pPr>
+      <w:r>
+        <w:t>{</w:t>
+      </w:r>
+    </w:p>
+    <w:p>
+      <w:pPr>
+        <w:pStyle w:val="Listing"/>
+      </w:pPr>
+      <w:r>
+        <w:t xml:space="preserve">    public string Name { get; }</w:t>
+      </w:r>
+    </w:p>
+    <w:p>
+      <w:pPr>
+        <w:pStyle w:val="Listing"/>
+      </w:pPr>
+      <w:r>
+        <w:t xml:space="preserve">    public PluginAttribute(string name) =&gt; Name = name;</w:t>
+      </w:r>
+    </w:p>
+    <w:p>
+      <w:pPr>
+        <w:pStyle w:val="Listing"/>
+      </w:pPr>
+      <w:r>
+        <w:t>}</w:t>
+      </w:r>
+    </w:p>
+    <w:p>
+      <w:pPr>
+        <w:pStyle w:val="Listing"/>
+      </w:pPr>
+    </w:p>
+    <w:p>
+      <w:pPr>
+        <w:pStyle w:val="Listing"/>
+      </w:pPr>
+      <w:r>
+        <w:t>[AttributeUsage(AttributeTargets.Method)]</w:t>
+      </w:r>
+    </w:p>
+    <w:p>
+      <w:pPr>
+        <w:pStyle w:val="Listing"/>
+      </w:pPr>
+      <w:r>
+        <w:t>public class PluginMethodAttribute : Attribute</w:t>
+      </w:r>
+    </w:p>
+    <w:p>
+      <w:pPr>
+        <w:pStyle w:val="Listing"/>
+      </w:pPr>
+      <w:r>
+        <w:t>{</w:t>
+      </w:r>
+    </w:p>
+    <w:p>
+      <w:pPr>
+        <w:pStyle w:val="Listing"/>
+      </w:pPr>
+      <w:r>
+        <w:t xml:space="preserve">    public string Description { get; }</w:t>
+      </w:r>
+    </w:p>
+    <w:p>
+      <w:pPr>
+        <w:pStyle w:val="Listing"/>
+      </w:pPr>
+      <w:r>
+        <w:t xml:space="preserve">    public PluginMethodAttribute(string description) =&gt; Description = description;</w:t>
+      </w:r>
+    </w:p>
+    <w:p>
+      <w:pPr>
+        <w:pStyle w:val="Listing"/>
+      </w:pPr>
+      <w:r>
+        <w:t>}</w:t>
+      </w:r>
+    </w:p>
+    <w:p>
+      <w:pPr>
+        <w:pStyle w:val="Listing"/>
+      </w:pPr>
+    </w:p>
+    <w:p>
+      <w:pPr>
+        <w:pStyle w:val="Listing"/>
+      </w:pPr>
+      <w:r>
+        <w:t>// ============ ИНТЕРФЕЙС ============</w:t>
+      </w:r>
+    </w:p>
+    <w:p>
+      <w:pPr>
+        <w:pStyle w:val="Listing"/>
+      </w:pPr>
+    </w:p>
+    <w:p>
+      <w:pPr>
+        <w:pStyle w:val="Listing"/>
+      </w:pPr>
+      <w:r>
+        <w:t>public interface IPlugin</w:t>
+      </w:r>
+    </w:p>
+    <w:p>
+      <w:pPr>
+        <w:pStyle w:val="Listing"/>
+      </w:pPr>
+      <w:r>
+        <w:t>{</w:t>
+      </w:r>
+    </w:p>
+    <w:p>
+      <w:pPr>
+        <w:pStyle w:val="Listing"/>
+      </w:pPr>
+      <w:r>
+        <w:t xml:space="preserve">    void Execute();</w:t>
+      </w:r>
+    </w:p>
+    <w:p>
+      <w:pPr>
+        <w:pStyle w:val="Listing"/>
+      </w:pPr>
+      <w:r>
+        <w:t>}</w:t>
+      </w:r>
+    </w:p>
+    <w:p/>
+    <w:p>
+      <w:pPr>
+        <w:keepNext/>
+        <w:ind w:firstLine="709"/>
+        <w:jc w:val="both"/>
+      </w:pPr>
+      <w:r>
+        <w:t>Листинг А.8 – Загрузчик плагинов</w:t>
+      </w:r>
+    </w:p>
+    <w:p>
+      <w:pPr>
+        <w:pStyle w:val="Listing"/>
+      </w:pPr>
+      <w:r>
+        <w:t>public static void Load(string configPath)</w:t>
+      </w:r>
+    </w:p>
+    <w:p>
+      <w:pPr>
+        <w:pStyle w:val="Listing"/>
+      </w:pPr>
+      <w:r>
+        <w:t>{</w:t>
+      </w:r>
+    </w:p>
+    <w:p>
+      <w:pPr>
+        <w:pStyle w:val="Listing"/>
+      </w:pPr>
+      <w:r>
+        <w:t xml:space="preserve">    string[] names = File.ReadAllLines(configPath)</w:t>
+      </w:r>
+    </w:p>
+    <w:p>
+      <w:pPr>
+        <w:pStyle w:val="Listing"/>
+      </w:pPr>
+      <w:r>
+        <w:t xml:space="preserve">        .Select(line =&gt; line.Trim())</w:t>
+      </w:r>
+    </w:p>
+    <w:p>
+      <w:pPr>
+        <w:pStyle w:val="Listing"/>
+      </w:pPr>
+      <w:r>
+        <w:t xml:space="preserve">        .Where(line =&gt; line.Length &gt; 0)</w:t>
+      </w:r>
+    </w:p>
+    <w:p>
+      <w:pPr>
+        <w:pStyle w:val="Listing"/>
+      </w:pPr>
+      <w:r>
+        <w:t xml:space="preserve">        .ToArray();</w:t>
+      </w:r>
+    </w:p>
+    <w:p>
+      <w:pPr>
+        <w:pStyle w:val="Listing"/>
+      </w:pPr>
+      <w:r>
+        <w:t xml:space="preserve">    Console.WriteLine($"Плагины в {Path.GetFileName(configPath)}: {string.Join(", ", names)}");</w:t>
+      </w:r>
+    </w:p>
+    <w:p>
+      <w:pPr>
+        <w:pStyle w:val="Listing"/>
+      </w:pPr>
+    </w:p>
+    <w:p>
+      <w:pPr>
+        <w:pStyle w:val="Listing"/>
+      </w:pPr>
+      <w:r>
+        <w:t xml:space="preserve">    // Сборка и все её типы</w:t>
+      </w:r>
+    </w:p>
+    <w:p>
+      <w:pPr>
+        <w:pStyle w:val="Listing"/>
+      </w:pPr>
+      <w:r>
+        <w:t xml:space="preserve">    Assembly assembly = Assembly.GetExecutingAssembly();</w:t>
+      </w:r>
+    </w:p>
+    <w:p>
+      <w:pPr>
+        <w:pStyle w:val="Listing"/>
+      </w:pPr>
+      <w:r>
+        <w:t xml:space="preserve">    Type[] types = assembly.GetTypes();</w:t>
+      </w:r>
+    </w:p>
+    <w:p>
+      <w:pPr>
+        <w:pStyle w:val="Listing"/>
+      </w:pPr>
+    </w:p>
+    <w:p>
+      <w:pPr>
+        <w:pStyle w:val="Listing"/>
+      </w:pPr>
+      <w:r>
+        <w:t xml:space="preserve">    foreach (Type type in types)</w:t>
+      </w:r>
+    </w:p>
+    <w:p>
+      <w:pPr>
+        <w:pStyle w:val="Listing"/>
+      </w:pPr>
+      <w:r>
+        <w:t xml:space="preserve">    {</w:t>
+      </w:r>
+    </w:p>
+    <w:p>
+      <w:pPr>
+        <w:pStyle w:val="Listing"/>
+      </w:pPr>
+      <w:r>
+        <w:t xml:space="preserve">        // Класс должен реализовывать интерфейс IPlugin</w:t>
+      </w:r>
+    </w:p>
+    <w:p>
+      <w:pPr>
+        <w:pStyle w:val="Listing"/>
+      </w:pPr>
+      <w:r>
+        <w:t xml:space="preserve">        if (!typeof(IPlugin).IsAssignableFrom(type) || type.IsInterface || type.IsAbstract)</w:t>
+      </w:r>
+    </w:p>
+    <w:p>
+      <w:pPr>
+        <w:pStyle w:val="Listing"/>
+      </w:pPr>
+      <w:r>
+        <w:t xml:space="preserve">            continue;</w:t>
+      </w:r>
+    </w:p>
+    <w:p>
+      <w:pPr>
+        <w:pStyle w:val="Listing"/>
+      </w:pPr>
+    </w:p>
+    <w:p>
+      <w:pPr>
+        <w:pStyle w:val="Listing"/>
+      </w:pPr>
+      <w:r>
+        <w:t xml:space="preserve">        // Атрибут PluginAttribute</w:t>
+      </w:r>
+    </w:p>
+    <w:p>
+      <w:pPr>
+        <w:pStyle w:val="Listing"/>
+      </w:pPr>
+      <w:r>
+        <w:t xml:space="preserve">        PluginAttribute attribute = type.GetCustomAttribute&lt;PluginAttribute&gt;();</w:t>
+      </w:r>
+    </w:p>
+    <w:p>
+      <w:pPr>
+        <w:pStyle w:val="Listing"/>
+      </w:pPr>
+      <w:r>
+        <w:t xml:space="preserve">        if (attribute == null || !names.Contains(attribute.Name))</w:t>
+      </w:r>
+    </w:p>
+    <w:p>
+      <w:pPr>
+        <w:pStyle w:val="Listing"/>
+      </w:pPr>
+      <w:r>
+        <w:t xml:space="preserve">            continue;</w:t>
+      </w:r>
+    </w:p>
+    <w:p>
+      <w:pPr>
+        <w:pStyle w:val="Listing"/>
+      </w:pPr>
+    </w:p>
+    <w:p>
+      <w:pPr>
+        <w:pStyle w:val="Listing"/>
+      </w:pPr>
+      <w:r>
+        <w:t xml:space="preserve">        // Создание экземпляра через Activator.CreateInstance</w:t>
+      </w:r>
+    </w:p>
+    <w:p>
+      <w:pPr>
+        <w:pStyle w:val="Listing"/>
+      </w:pPr>
+      <w:r>
+        <w:t xml:space="preserve">        IPlugin plugin = (IPlugin)Activator.CreateInstance(type);</w:t>
+      </w:r>
+    </w:p>
+    <w:p>
+      <w:pPr>
+        <w:pStyle w:val="Listing"/>
+      </w:pPr>
+      <w:r>
+        <w:t xml:space="preserve">        Console.WriteLine($"\nЗагружен плагин: {attribute.Name} ({type.Name})");</w:t>
+      </w:r>
+    </w:p>
+    <w:p>
+      <w:pPr>
+        <w:pStyle w:val="Listing"/>
+      </w:pPr>
+    </w:p>
+    <w:p>
+      <w:pPr>
+        <w:pStyle w:val="Listing"/>
+      </w:pPr>
+      <w:r>
+        <w:t xml:space="preserve">        // Вызов методов плагина через рефлексию</w:t>
+      </w:r>
+    </w:p>
+    <w:p>
+      <w:pPr>
+        <w:pStyle w:val="Listing"/>
+      </w:pPr>
+      <w:r>
+        <w:t xml:space="preserve">        foreach (MethodInfo method in type.GetMethods(BindingFlags.Public | BindingFlags.Instance | BindingFlags.DeclaredOnly))</w:t>
+      </w:r>
+    </w:p>
+    <w:p>
+      <w:pPr>
+        <w:pStyle w:val="Listing"/>
+      </w:pPr>
+      <w:r>
+        <w:t xml:space="preserve">        {</w:t>
+      </w:r>
+    </w:p>
+    <w:p>
+      <w:pPr>
+        <w:pStyle w:val="Listing"/>
+      </w:pPr>
+      <w:r>
+        <w:t xml:space="preserve">            PluginMethodAttribute methodAttribute = method.GetCustomAttribute&lt;PluginMethodAttribute&gt;();</w:t>
+      </w:r>
+    </w:p>
+    <w:p>
+      <w:pPr>
+        <w:pStyle w:val="Listing"/>
+      </w:pPr>
+      <w:r>
+        <w:t xml:space="preserve">            if (methodAttribute == null)</w:t>
+      </w:r>
+    </w:p>
+    <w:p>
+      <w:pPr>
+        <w:pStyle w:val="Listing"/>
+      </w:pPr>
+      <w:r>
+        <w:t xml:space="preserve">                continue;</w:t>
+      </w:r>
+    </w:p>
+    <w:p>
+      <w:pPr>
+        <w:pStyle w:val="Listing"/>
+      </w:pPr>
+    </w:p>
+    <w:p>
+      <w:pPr>
+        <w:pStyle w:val="Listing"/>
+      </w:pPr>
+      <w:r>
+        <w:t xml:space="preserve">            Console.WriteLine($"  Метод {method.Name}: {methodAttribute.Description}");</w:t>
+      </w:r>
+    </w:p>
+    <w:p>
+      <w:pPr>
+        <w:pStyle w:val="Listing"/>
+      </w:pPr>
+      <w:r>
+        <w:t xml:space="preserve">            if (method.Name == "Add")</w:t>
+      </w:r>
+    </w:p>
+    <w:p>
+      <w:pPr>
+        <w:pStyle w:val="Listing"/>
+      </w:pPr>
+      <w:r>
+        <w:t xml:space="preserve">                Console.WriteLine($"    Результат Add(5, 3) = {method.Invoke(plugin, new object[] { 5, 3 })}");</w:t>
+      </w:r>
+    </w:p>
+    <w:p>
+      <w:pPr>
+        <w:pStyle w:val="Listing"/>
+      </w:pPr>
+      <w:r>
+        <w:t xml:space="preserve">            else</w:t>
+      </w:r>
+    </w:p>
+    <w:p>
+      <w:pPr>
+        <w:pStyle w:val="Listing"/>
+      </w:pPr>
+      <w:r>
+        <w:t xml:space="preserve">                method.Invoke(plugin, null);</w:t>
+      </w:r>
+    </w:p>
+    <w:p>
+      <w:pPr>
+        <w:pStyle w:val="Listing"/>
+      </w:pPr>
+      <w:r>
+        <w:t xml:space="preserve">        }</w:t>
+      </w:r>
+    </w:p>
+    <w:p>
+      <w:pPr>
+        <w:pStyle w:val="Listing"/>
+      </w:pPr>
+      <w:r>
+        <w:t xml:space="preserve">    }</w:t>
+      </w:r>
+    </w:p>
+    <w:p>
+      <w:pPr>
+        <w:pStyle w:val="Listing"/>
+      </w:pPr>
+      <w:r>
+        <w:t>}</w:t>
+      </w:r>
+    </w:p>
+    <w:p/>
     <w:sectPr>
       <w:headerReference w:type="default" r:id="rId21"/>
       <w:footerReference w:type="default" r:id="rId22"/>
@@ -8229,31 +7776,31 @@
       </w:rPr>
     </w:lvl>
   </w:abstractNum>
-  <w:num w:numId="1" w16cid:durableId="1394429673">
+  <w:num w:numId="1" w16cid:durableId="1188064942">
     <w:abstractNumId w:val="8"/>
   </w:num>
-  <w:num w:numId="2" w16cid:durableId="112754309">
+  <w:num w:numId="2" w16cid:durableId="2003846056">
     <w:abstractNumId w:val="6"/>
   </w:num>
-  <w:num w:numId="3" w16cid:durableId="953707290">
+  <w:num w:numId="3" w16cid:durableId="9528382">
     <w:abstractNumId w:val="5"/>
   </w:num>
-  <w:num w:numId="4" w16cid:durableId="1138261647">
+  <w:num w:numId="4" w16cid:durableId="1523318880">
     <w:abstractNumId w:val="4"/>
   </w:num>
-  <w:num w:numId="5" w16cid:durableId="557979193">
+  <w:num w:numId="5" w16cid:durableId="85156048">
     <w:abstractNumId w:val="7"/>
   </w:num>
-  <w:num w:numId="6" w16cid:durableId="287127693">
+  <w:num w:numId="6" w16cid:durableId="1739329960">
     <w:abstractNumId w:val="3"/>
   </w:num>
-  <w:num w:numId="7" w16cid:durableId="178351899">
+  <w:num w:numId="7" w16cid:durableId="2103721470">
     <w:abstractNumId w:val="2"/>
   </w:num>
-  <w:num w:numId="8" w16cid:durableId="1355494730">
+  <w:num w:numId="8" w16cid:durableId="492650355">
     <w:abstractNumId w:val="1"/>
   </w:num>
-  <w:num w:numId="9" w16cid:durableId="1055928644">
+  <w:num w:numId="9" w16cid:durableId="1968507279">
     <w:abstractNumId w:val="0"/>
   </w:num>
 </w:numbering>
@@ -8675,6 +8222,7 @@
       <w:rFonts w:asciiTheme="majorHAnsi" w:eastAsiaTheme="majorEastAsia" w:hAnsiTheme="majorHAnsi" w:cstheme="majorBidi"/>
       <w:b/>
       <w:bCs/>
+      <w:caps/>
       <w:szCs w:val="28"/>
     </w:rPr>
   </w:style>
@@ -19659,7 +19207,7 @@
     <w:autoRedefine/>
     <w:uiPriority w:val="39"/>
     <w:unhideWhenUsed/>
-    <w:rsid w:val="00B538CA"/>
+    <w:rsid w:val="00FE1557"/>
     <w:pPr>
       <w:spacing w:after="100"/>
     </w:pPr>
@@ -19671,7 +19219,7 @@
     <w:autoRedefine/>
     <w:uiPriority w:val="39"/>
     <w:unhideWhenUsed/>
-    <w:rsid w:val="00B538CA"/>
+    <w:rsid w:val="00FE1557"/>
     <w:pPr>
       <w:spacing w:after="100"/>
       <w:ind w:left="280"/>
@@ -19682,7 +19230,7 @@
     <w:basedOn w:val="a2"/>
     <w:uiPriority w:val="99"/>
     <w:unhideWhenUsed/>
-    <w:rsid w:val="00B538CA"/>
+    <w:rsid w:val="00FE1557"/>
     <w:rPr>
       <w:color w:val="0000FF" w:themeColor="hyperlink"/>
       <w:u w:val="single"/>

--- a/report/Отчет_ЛР3.docx
+++ b/report/Отчет_ЛР3.docx
@@ -297,13 +297,13 @@
       <w:r>
         <w:fldChar w:fldCharType="separate"/>
       </w:r>
-      <w:hyperlink w:anchor="_Toc242612792" w:history="1">
+      <w:hyperlink w:anchor="_Toc242647138" w:history="1">
         <w:r>
           <w:rPr>
             <w:rStyle w:val="aff8"/>
             <w:noProof/>
           </w:rPr>
-          <w:t>1 Цель работы</w:t>
+          <w:t>1 ЦЕЛЬ РАБОТЫ</w:t>
         </w:r>
         <w:r>
           <w:rPr>
@@ -324,7 +324,7 @@
             <w:noProof/>
             <w:webHidden/>
           </w:rPr>
-          <w:instrText xml:space="preserve"> PAGEREF _Toc242612792 \h </w:instrText>
+          <w:instrText xml:space="preserve"> PAGEREF _Toc242647138 \h </w:instrText>
         </w:r>
         <w:r>
           <w:rPr>
@@ -370,13 +370,13 @@
           <w14:ligatures w14:val="standardContextual"/>
         </w:rPr>
       </w:pPr>
-      <w:hyperlink w:anchor="_Toc242612793" w:history="1">
+      <w:hyperlink w:anchor="_Toc242647139" w:history="1">
         <w:r>
           <w:rPr>
             <w:rStyle w:val="aff8"/>
             <w:noProof/>
           </w:rPr>
-          <w:t>2 Ход работы</w:t>
+          <w:t>2 ХОД РАБОТЫ</w:t>
         </w:r>
         <w:r>
           <w:rPr>
@@ -397,7 +397,7 @@
             <w:noProof/>
             <w:webHidden/>
           </w:rPr>
-          <w:instrText xml:space="preserve"> PAGEREF _Toc242612793 \h </w:instrText>
+          <w:instrText xml:space="preserve"> PAGEREF _Toc242647139 \h </w:instrText>
         </w:r>
         <w:r>
           <w:rPr>
@@ -443,7 +443,7 @@
           <w14:ligatures w14:val="standardContextual"/>
         </w:rPr>
       </w:pPr>
-      <w:hyperlink w:anchor="_Toc242612794" w:history="1">
+      <w:hyperlink w:anchor="_Toc242647140" w:history="1">
         <w:r>
           <w:rPr>
             <w:rStyle w:val="aff8"/>
@@ -470,7 +470,7 @@
             <w:noProof/>
             <w:webHidden/>
           </w:rPr>
-          <w:instrText xml:space="preserve"> PAGEREF _Toc242612794 \h </w:instrText>
+          <w:instrText xml:space="preserve"> PAGEREF _Toc242647140 \h </w:instrText>
         </w:r>
         <w:r>
           <w:rPr>
@@ -516,7 +516,7 @@
           <w14:ligatures w14:val="standardContextual"/>
         </w:rPr>
       </w:pPr>
-      <w:hyperlink w:anchor="_Toc242612795" w:history="1">
+      <w:hyperlink w:anchor="_Toc242647141" w:history="1">
         <w:r>
           <w:rPr>
             <w:rStyle w:val="aff8"/>
@@ -543,7 +543,7 @@
             <w:noProof/>
             <w:webHidden/>
           </w:rPr>
-          <w:instrText xml:space="preserve"> PAGEREF _Toc242612795 \h </w:instrText>
+          <w:instrText xml:space="preserve"> PAGEREF _Toc242647141 \h </w:instrText>
         </w:r>
         <w:r>
           <w:rPr>
@@ -589,7 +589,7 @@
           <w14:ligatures w14:val="standardContextual"/>
         </w:rPr>
       </w:pPr>
-      <w:hyperlink w:anchor="_Toc242612796" w:history="1">
+      <w:hyperlink w:anchor="_Toc242647142" w:history="1">
         <w:r>
           <w:rPr>
             <w:rStyle w:val="aff8"/>
@@ -616,7 +616,7 @@
             <w:noProof/>
             <w:webHidden/>
           </w:rPr>
-          <w:instrText xml:space="preserve"> PAGEREF _Toc242612796 \h </w:instrText>
+          <w:instrText xml:space="preserve"> PAGEREF _Toc242647142 \h </w:instrText>
         </w:r>
         <w:r>
           <w:rPr>
@@ -662,7 +662,7 @@
           <w14:ligatures w14:val="standardContextual"/>
         </w:rPr>
       </w:pPr>
-      <w:hyperlink w:anchor="_Toc242612797" w:history="1">
+      <w:hyperlink w:anchor="_Toc242647143" w:history="1">
         <w:r>
           <w:rPr>
             <w:rStyle w:val="aff8"/>
@@ -689,7 +689,7 @@
             <w:noProof/>
             <w:webHidden/>
           </w:rPr>
-          <w:instrText xml:space="preserve"> PAGEREF _Toc242612797 \h </w:instrText>
+          <w:instrText xml:space="preserve"> PAGEREF _Toc242647143 \h </w:instrText>
         </w:r>
         <w:r>
           <w:rPr>
@@ -735,7 +735,7 @@
           <w14:ligatures w14:val="standardContextual"/>
         </w:rPr>
       </w:pPr>
-      <w:hyperlink w:anchor="_Toc242612798" w:history="1">
+      <w:hyperlink w:anchor="_Toc242647144" w:history="1">
         <w:r>
           <w:rPr>
             <w:rStyle w:val="aff8"/>
@@ -762,7 +762,7 @@
             <w:noProof/>
             <w:webHidden/>
           </w:rPr>
-          <w:instrText xml:space="preserve"> PAGEREF _Toc242612798 \h </w:instrText>
+          <w:instrText xml:space="preserve"> PAGEREF _Toc242647144 \h </w:instrText>
         </w:r>
         <w:r>
           <w:rPr>
@@ -808,7 +808,7 @@
           <w14:ligatures w14:val="standardContextual"/>
         </w:rPr>
       </w:pPr>
-      <w:hyperlink w:anchor="_Toc242612799" w:history="1">
+      <w:hyperlink w:anchor="_Toc242647145" w:history="1">
         <w:r>
           <w:rPr>
             <w:rStyle w:val="aff8"/>
@@ -835,7 +835,7 @@
             <w:noProof/>
             <w:webHidden/>
           </w:rPr>
-          <w:instrText xml:space="preserve"> PAGEREF _Toc242612799 \h </w:instrText>
+          <w:instrText xml:space="preserve"> PAGEREF _Toc242647145 \h </w:instrText>
         </w:r>
         <w:r>
           <w:rPr>
@@ -881,7 +881,7 @@
           <w14:ligatures w14:val="standardContextual"/>
         </w:rPr>
       </w:pPr>
-      <w:hyperlink w:anchor="_Toc242612800" w:history="1">
+      <w:hyperlink w:anchor="_Toc242647146" w:history="1">
         <w:r>
           <w:rPr>
             <w:rStyle w:val="aff8"/>
@@ -908,7 +908,7 @@
             <w:noProof/>
             <w:webHidden/>
           </w:rPr>
-          <w:instrText xml:space="preserve"> PAGEREF _Toc242612800 \h </w:instrText>
+          <w:instrText xml:space="preserve"> PAGEREF _Toc242647146 \h </w:instrText>
         </w:r>
         <w:r>
           <w:rPr>
@@ -954,7 +954,7 @@
           <w14:ligatures w14:val="standardContextual"/>
         </w:rPr>
       </w:pPr>
-      <w:hyperlink w:anchor="_Toc242612801" w:history="1">
+      <w:hyperlink w:anchor="_Toc242647147" w:history="1">
         <w:r>
           <w:rPr>
             <w:rStyle w:val="aff8"/>
@@ -981,7 +981,7 @@
             <w:noProof/>
             <w:webHidden/>
           </w:rPr>
-          <w:instrText xml:space="preserve"> PAGEREF _Toc242612801 \h </w:instrText>
+          <w:instrText xml:space="preserve"> PAGEREF _Toc242647147 \h </w:instrText>
         </w:r>
         <w:r>
           <w:rPr>
@@ -1027,7 +1027,7 @@
           <w14:ligatures w14:val="standardContextual"/>
         </w:rPr>
       </w:pPr>
-      <w:hyperlink w:anchor="_Toc242612802" w:history="1">
+      <w:hyperlink w:anchor="_Toc242647148" w:history="1">
         <w:r>
           <w:rPr>
             <w:rStyle w:val="aff8"/>
@@ -1062,7 +1062,7 @@
             <w:noProof/>
             <w:webHidden/>
           </w:rPr>
-          <w:instrText xml:space="preserve"> PAGEREF _Toc242612802 \h </w:instrText>
+          <w:instrText xml:space="preserve"> PAGEREF _Toc242647148 \h </w:instrText>
         </w:r>
         <w:r>
           <w:rPr>
@@ -1108,7 +1108,7 @@
           <w14:ligatures w14:val="standardContextual"/>
         </w:rPr>
       </w:pPr>
-      <w:hyperlink w:anchor="_Toc242612803" w:history="1">
+      <w:hyperlink w:anchor="_Toc242647149" w:history="1">
         <w:r>
           <w:rPr>
             <w:rStyle w:val="aff8"/>
@@ -1135,7 +1135,7 @@
             <w:noProof/>
             <w:webHidden/>
           </w:rPr>
-          <w:instrText xml:space="preserve"> PAGEREF _Toc242612803 \h </w:instrText>
+          <w:instrText xml:space="preserve"> PAGEREF _Toc242647149 \h </w:instrText>
         </w:r>
         <w:r>
           <w:rPr>
@@ -1181,7 +1181,7 @@
           <w14:ligatures w14:val="standardContextual"/>
         </w:rPr>
       </w:pPr>
-      <w:hyperlink w:anchor="_Toc242612804" w:history="1">
+      <w:hyperlink w:anchor="_Toc242647150" w:history="1">
         <w:r>
           <w:rPr>
             <w:rStyle w:val="aff8"/>
@@ -1208,7 +1208,7 @@
             <w:noProof/>
             <w:webHidden/>
           </w:rPr>
-          <w:instrText xml:space="preserve"> PAGEREF _Toc242612804 \h </w:instrText>
+          <w:instrText xml:space="preserve"> PAGEREF _Toc242647150 \h </w:instrText>
         </w:r>
         <w:r>
           <w:rPr>
@@ -1254,7 +1254,7 @@
           <w14:ligatures w14:val="standardContextual"/>
         </w:rPr>
       </w:pPr>
-      <w:hyperlink w:anchor="_Toc242612805" w:history="1">
+      <w:hyperlink w:anchor="_Toc242647151" w:history="1">
         <w:r>
           <w:rPr>
             <w:rStyle w:val="aff8"/>
@@ -1281,7 +1281,7 @@
             <w:noProof/>
             <w:webHidden/>
           </w:rPr>
-          <w:instrText xml:space="preserve"> PAGEREF _Toc242612805 \h </w:instrText>
+          <w:instrText xml:space="preserve"> PAGEREF _Toc242647151 \h </w:instrText>
         </w:r>
         <w:r>
           <w:rPr>
@@ -1327,7 +1327,7 @@
           <w14:ligatures w14:val="standardContextual"/>
         </w:rPr>
       </w:pPr>
-      <w:hyperlink w:anchor="_Toc242612806" w:history="1">
+      <w:hyperlink w:anchor="_Toc242647152" w:history="1">
         <w:r>
           <w:rPr>
             <w:rStyle w:val="aff8"/>
@@ -1354,7 +1354,7 @@
             <w:noProof/>
             <w:webHidden/>
           </w:rPr>
-          <w:instrText xml:space="preserve"> PAGEREF _Toc242612806 \h </w:instrText>
+          <w:instrText xml:space="preserve"> PAGEREF _Toc242647152 \h </w:instrText>
         </w:r>
         <w:r>
           <w:rPr>
@@ -1400,13 +1400,13 @@
           <w14:ligatures w14:val="standardContextual"/>
         </w:rPr>
       </w:pPr>
-      <w:hyperlink w:anchor="_Toc242612807" w:history="1">
+      <w:hyperlink w:anchor="_Toc242647153" w:history="1">
         <w:r>
           <w:rPr>
             <w:rStyle w:val="aff8"/>
             <w:noProof/>
           </w:rPr>
-          <w:t>3 Ответы на контрольные вопросы</w:t>
+          <w:t>3 ОТВЕТЫ НА КОНТРОЛЬНЫЕ ВОПРОСЫ</w:t>
         </w:r>
         <w:r>
           <w:rPr>
@@ -1427,7 +1427,7 @@
             <w:noProof/>
             <w:webHidden/>
           </w:rPr>
-          <w:instrText xml:space="preserve"> PAGEREF _Toc242612807 \h </w:instrText>
+          <w:instrText xml:space="preserve"> PAGEREF _Toc242647153 \h </w:instrText>
         </w:r>
         <w:r>
           <w:rPr>
@@ -1473,13 +1473,13 @@
           <w14:ligatures w14:val="standardContextual"/>
         </w:rPr>
       </w:pPr>
-      <w:hyperlink w:anchor="_Toc242612808" w:history="1">
+      <w:hyperlink w:anchor="_Toc242647154" w:history="1">
         <w:r>
           <w:rPr>
             <w:rStyle w:val="aff8"/>
             <w:noProof/>
           </w:rPr>
-          <w:t>Выводы</w:t>
+          <w:t>ВЫВОДЫ</w:t>
         </w:r>
         <w:r>
           <w:rPr>
@@ -1500,7 +1500,7 @@
             <w:noProof/>
             <w:webHidden/>
           </w:rPr>
-          <w:instrText xml:space="preserve"> PAGEREF _Toc242612808 \h </w:instrText>
+          <w:instrText xml:space="preserve"> PAGEREF _Toc242647154 \h </w:instrText>
         </w:r>
         <w:r>
           <w:rPr>
@@ -1546,13 +1546,13 @@
           <w14:ligatures w14:val="standardContextual"/>
         </w:rPr>
       </w:pPr>
-      <w:hyperlink w:anchor="_Toc242612809" w:history="1">
+      <w:hyperlink w:anchor="_Toc242647155" w:history="1">
         <w:r>
           <w:rPr>
             <w:rStyle w:val="aff8"/>
             <w:noProof/>
           </w:rPr>
-          <w:t>Приложение А (обязательное) Листинги программного кода</w:t>
+          <w:t>ПРИЛОЖЕНИЕ А (ОБЯЗАТЕЛЬНОЕ) ЛИСТИНГИ ПРОГРАММНОГО КОДА</w:t>
         </w:r>
         <w:r>
           <w:rPr>
@@ -1573,7 +1573,7 @@
             <w:noProof/>
             <w:webHidden/>
           </w:rPr>
-          <w:instrText xml:space="preserve"> PAGEREF _Toc242612809 \h </w:instrText>
+          <w:instrText xml:space="preserve"> PAGEREF _Toc242647155 \h </w:instrText>
         </w:r>
         <w:r>
           <w:rPr>
@@ -1619,13 +1619,13 @@
         <w:pStyle w:val="1"/>
         <w:ind w:firstLine="709"/>
       </w:pPr>
-      <w:bookmarkStart w:id="0" w:name="_Toc242612792"/>
+      <w:bookmarkStart w:id="0" w:name="_Toc242647138"/>
       <w:r>
         <w:rPr>
           <w:rFonts w:ascii="Times New Roman" w:hAnsi="Times New Roman"/>
         </w:rPr>
         <w:lastRenderedPageBreak/>
-        <w:t>1 Цель работы</w:t>
+        <w:t>1 ЦЕЛЬ РАБОТЫ</w:t>
       </w:r>
       <w:bookmarkEnd w:id="0"/>
     </w:p>
@@ -1684,13 +1684,13 @@
         <w:pStyle w:val="1"/>
         <w:ind w:firstLine="709"/>
       </w:pPr>
-      <w:bookmarkStart w:id="1" w:name="_Toc242612793"/>
+      <w:bookmarkStart w:id="1" w:name="_Toc242647139"/>
       <w:r>
         <w:rPr>
           <w:rFonts w:ascii="Times New Roman" w:hAnsi="Times New Roman"/>
         </w:rPr>
         <w:lastRenderedPageBreak/>
-        <w:t>2 Ход работы</w:t>
+        <w:t>2 ХОД РАБОТЫ</w:t>
       </w:r>
       <w:bookmarkEnd w:id="1"/>
     </w:p>
@@ -1736,7 +1736,7 @@
         <w:spacing w:before="360"/>
         <w:ind w:firstLine="709"/>
       </w:pPr>
-      <w:bookmarkStart w:id="2" w:name="_Toc242612794"/>
+      <w:bookmarkStart w:id="2" w:name="_Toc242647140"/>
       <w:r>
         <w:rPr>
           <w:rFonts w:ascii="Times New Roman" w:hAnsi="Times New Roman"/>
@@ -1814,7 +1814,7 @@
         <w:spacing w:before="360"/>
         <w:ind w:firstLine="709"/>
       </w:pPr>
-      <w:bookmarkStart w:id="3" w:name="_Toc242612795"/>
+      <w:bookmarkStart w:id="3" w:name="_Toc242647141"/>
       <w:r>
         <w:rPr>
           <w:rFonts w:ascii="Times New Roman" w:hAnsi="Times New Roman"/>
@@ -1937,10 +1937,7 @@
         <w:t>T</w:t>
       </w:r>
       <w:r>
-        <w:t>)</w:t>
-      </w:r>
-      <w:r>
-        <w:t xml:space="preserve"> для типа, известного при компиляции, методом </w:t>
+        <w:t xml:space="preserve">) для типа, известного при компиляции, методом </w:t>
       </w:r>
       <w:r>
         <w:rPr>
@@ -1949,10 +1946,7 @@
         <w:t>GetType</w:t>
       </w:r>
       <w:r>
-        <w:t>()</w:t>
-      </w:r>
-      <w:r>
-        <w:t xml:space="preserve"> для существующего объекта и методом </w:t>
+        <w:t xml:space="preserve">() для существующего объекта и методом </w:t>
       </w:r>
       <w:r>
         <w:rPr>
@@ -1961,10 +1955,7 @@
         <w:t>Type.GetType</w:t>
       </w:r>
       <w:r>
-        <w:t>("имя")</w:t>
-      </w:r>
-      <w:r>
-        <w:t xml:space="preserve"> по строковому имени типа. Члены типа возвращают методы </w:t>
+        <w:t xml:space="preserve">(«имя») по строковому имени типа. Члены типа возвращают методы </w:t>
       </w:r>
       <w:r>
         <w:rPr>
@@ -1973,10 +1964,7 @@
         <w:t>GetFields</w:t>
       </w:r>
       <w:r>
-        <w:t>()</w:t>
-      </w:r>
-      <w:r>
-        <w:t xml:space="preserve">, </w:t>
+        <w:t xml:space="preserve">(), </w:t>
       </w:r>
       <w:r>
         <w:rPr>
@@ -1985,10 +1973,7 @@
         <w:t>GetMethods</w:t>
       </w:r>
       <w:r>
-        <w:t>()</w:t>
-      </w:r>
-      <w:r>
-        <w:t xml:space="preserve">, </w:t>
+        <w:t xml:space="preserve">(), </w:t>
       </w:r>
       <w:r>
         <w:rPr>
@@ -1997,10 +1982,7 @@
         <w:t>GetProperties</w:t>
       </w:r>
       <w:r>
-        <w:t>()</w:t>
-      </w:r>
-      <w:r>
-        <w:t xml:space="preserve">, </w:t>
+        <w:t xml:space="preserve">(), </w:t>
       </w:r>
       <w:r>
         <w:rPr>
@@ -2009,10 +1991,7 @@
         <w:t>GetConstructors</w:t>
       </w:r>
       <w:r>
-        <w:t>()</w:t>
-      </w:r>
-      <w:r>
-        <w:t xml:space="preserve">. Набор искомых членов задается флагами </w:t>
+        <w:t xml:space="preserve">(). Набор искомых членов задается флагами </w:t>
       </w:r>
       <w:r>
         <w:rPr>
@@ -2115,7 +2094,7 @@
         <w:spacing w:before="360"/>
         <w:ind w:firstLine="709"/>
       </w:pPr>
-      <w:bookmarkStart w:id="4" w:name="_Toc242612796"/>
+      <w:bookmarkStart w:id="4" w:name="_Toc242647142"/>
       <w:r>
         <w:rPr>
           <w:rFonts w:ascii="Times New Roman" w:hAnsi="Times New Roman"/>
@@ -2283,7 +2262,7 @@
         <w:spacing w:before="360"/>
         <w:ind w:firstLine="709"/>
       </w:pPr>
-      <w:bookmarkStart w:id="5" w:name="_Toc242612797"/>
+      <w:bookmarkStart w:id="5" w:name="_Toc242647143"/>
       <w:r>
         <w:rPr>
           <w:rFonts w:ascii="Times New Roman" w:hAnsi="Times New Roman"/>
@@ -2316,7 +2295,7 @@
         <w:t>Product</w:t>
       </w:r>
       <w:r>
-        <w:t xml:space="preserve"> и выводит имя, полное имя, пространство имен, сборку, базовый тип, характеристики типа, конструкторы, методы, свойства и поля, включая приватные. Результат показан на рисунках 2.1 и 2.2.</w:t>
+        <w:t xml:space="preserve"> и выводит имя, полное имя, пространство имен, сборку, базовый тип, характеристики типа, конструкторы, методы, свойства и поля, включая приватные. Результат показан на рисунках 2.1 и 2.2.</w:t>
       </w:r>
     </w:p>
     <w:p>
@@ -2372,7 +2351,7 @@
         <w:jc w:val="center"/>
       </w:pPr>
       <w:r>
-        <w:t xml:space="preserve">Рисунок 2.1 – Инспекция типа </w:t>
+        <w:t xml:space="preserve">Рисунок 2.1 – Инспекция типа </w:t>
       </w:r>
       <w:r>
         <w:rPr>
@@ -2428,7 +2407,7 @@
         <w:jc w:val="both"/>
       </w:pPr>
       <w:r>
-        <w:t>Продолжение вывода с методами, свойствами и полями показано на рисунке 2.2.</w:t>
+        <w:t>Продолжение вывода с методами, свойствами и полями показано на рисунке 2.2.</w:t>
       </w:r>
     </w:p>
     <w:p>
@@ -2484,7 +2463,7 @@
         <w:jc w:val="center"/>
       </w:pPr>
       <w:r>
-        <w:t xml:space="preserve">Рисунок 2.2 – Инспекция типа </w:t>
+        <w:t xml:space="preserve">Рисунок 2.2 – Инспекция типа </w:t>
       </w:r>
       <w:r>
         <w:rPr>
@@ -2512,7 +2491,22 @@
         <w:t>get</w:t>
       </w:r>
       <w:r>
-        <w:t>_</w:t>
+        <w:t xml:space="preserve">_ и </w:t>
+      </w:r>
+      <w:r>
+        <w:rPr>
+          <w:i/>
+        </w:rPr>
+        <w:t>set</w:t>
+      </w:r>
+      <w:r>
+        <w:t xml:space="preserve">_, а также </w:t>
+      </w:r>
+      <w:r>
+        <w:rPr>
+          <w:i/>
+        </w:rPr>
+        <w:t>DisplayInfo</w:t>
       </w:r>
       <w:r>
         <w:t xml:space="preserve"> и </w:t>
@@ -2521,34 +2515,10 @@
         <w:rPr>
           <w:i/>
         </w:rPr>
-        <w:t>set</w:t>
-      </w:r>
-      <w:r>
-        <w:t>_</w:t>
-      </w:r>
-      <w:r>
-        <w:t xml:space="preserve">, а также </w:t>
-      </w:r>
-      <w:r>
-        <w:rPr>
-          <w:i/>
-        </w:rPr>
-        <w:t>DisplayInfo</w:t>
-      </w:r>
-      <w:r>
-        <w:t xml:space="preserve"> и </w:t>
-      </w:r>
-      <w:r>
-        <w:rPr>
-          <w:i/>
-        </w:rPr>
         <w:t>ApplyDiscount</w:t>
       </w:r>
       <w:r>
-        <w:t xml:space="preserve">. В списке полей кроме объявленных присутствуют автоматические поля свойств вида </w:t>
-      </w:r>
-      <w:r>
-        <w:t>&lt;</w:t>
+        <w:t>. В списке полей кроме объявленных присутствуют автоматические поля свойств вида &lt;</w:t>
       </w:r>
       <w:r>
         <w:rPr>
@@ -2584,7 +2554,7 @@
         <w:spacing w:before="360"/>
         <w:ind w:firstLine="709"/>
       </w:pPr>
-      <w:bookmarkStart w:id="6" w:name="_Toc242612798"/>
+      <w:bookmarkStart w:id="6" w:name="_Toc242647144"/>
       <w:r>
         <w:rPr>
           <w:rFonts w:ascii="Times New Roman" w:hAnsi="Times New Roman"/>
@@ -2626,10 +2596,7 @@
         <w:t>Instance</w:t>
       </w:r>
       <w:r>
-        <w:t xml:space="preserve"> читается и изменяется приватное поле </w:t>
-      </w:r>
-      <w:r>
-        <w:t>_</w:t>
+        <w:t xml:space="preserve"> читается и изменяется приватное поле _</w:t>
       </w:r>
       <w:r>
         <w:rPr>
@@ -2647,10 +2614,7 @@
         <w:t>ValidatePrice</w:t>
       </w:r>
       <w:r>
-        <w:t xml:space="preserve">, изменяется поле </w:t>
-      </w:r>
-      <w:r>
-        <w:t>_</w:t>
+        <w:t>, изменяется поле _</w:t>
       </w:r>
       <w:r>
         <w:rPr>
@@ -2668,7 +2632,7 @@
         <w:t>UpdateCategory</w:t>
       </w:r>
       <w:r>
-        <w:t>. Результат показан на рисунке 2.3.</w:t>
+        <w:t>. Результат показан на рисунке 2.3.</w:t>
       </w:r>
     </w:p>
     <w:p>
@@ -2725,7 +2689,7 @@
         <w:jc w:val="center"/>
       </w:pPr>
       <w:r>
-        <w:t xml:space="preserve">Рисунок 2.3 – Работа с приватными членами класса </w:t>
+        <w:t xml:space="preserve">Рисунок 2.3 – Работа с приватными членами класса </w:t>
       </w:r>
       <w:r>
         <w:rPr>
@@ -2741,10 +2705,7 @@
         <w:jc w:val="both"/>
       </w:pPr>
       <w:r>
-        <w:t xml:space="preserve">Значение </w:t>
-      </w:r>
-      <w:r>
-        <w:t>_</w:t>
+        <w:t>Значение _</w:t>
       </w:r>
       <w:r>
         <w:rPr>
@@ -2807,7 +2768,7 @@
         <w:spacing w:before="360"/>
         <w:ind w:firstLine="709"/>
       </w:pPr>
-      <w:bookmarkStart w:id="7" w:name="_Toc242612799"/>
+      <w:bookmarkStart w:id="7" w:name="_Toc242647145"/>
       <w:r>
         <w:rPr>
           <w:rFonts w:ascii="Times New Roman" w:hAnsi="Times New Roman"/>
@@ -2903,7 +2864,7 @@
         <w:t>MethodInfo.Invoke</w:t>
       </w:r>
       <w:r>
-        <w:t>, второй экземпляр создается конструктором с параметром. Результат показан на рисунках 2.4 и 2.5.</w:t>
+        <w:t>, второй экземпляр создается конструктором с параметром. Результат показан на рисунках 2.4 и 2.5.</w:t>
       </w:r>
     </w:p>
     <w:p>
@@ -2960,7 +2921,7 @@
         <w:jc w:val="center"/>
       </w:pPr>
       <w:r>
-        <w:t>Рисунок 2.4 – Позднее связывание (начало)</w:t>
+        <w:t>Рисунок 2.4 – Позднее связывание (начало)</w:t>
       </w:r>
     </w:p>
     <w:p/>
@@ -2988,10 +2949,7 @@
         <w:t>Add</w:t>
       </w:r>
       <w:r>
-        <w:t>(10, 20) = 30</w:t>
-      </w:r>
-      <w:r>
-        <w:t xml:space="preserve">, </w:t>
+        <w:t xml:space="preserve">(10, 20) = 30, </w:t>
       </w:r>
       <w:r>
         <w:rPr>
@@ -3000,10 +2958,7 @@
         <w:t>Add</w:t>
       </w:r>
       <w:r>
-        <w:t>(5,5; 3,2) = 8,7</w:t>
-      </w:r>
-      <w:r>
-        <w:t xml:space="preserve"> и </w:t>
+        <w:t xml:space="preserve">(5,5; 3,2) = 8,7 и </w:t>
       </w:r>
       <w:r>
         <w:rPr>
@@ -3012,10 +2967,7 @@
         <w:t>Multiply</w:t>
       </w:r>
       <w:r>
-        <w:t>(7, 8) = 56</w:t>
-      </w:r>
-      <w:r>
-        <w:t xml:space="preserve">, причем нужная перегрузка </w:t>
+        <w:t xml:space="preserve">(7, 8) = 56, причем нужная перегрузка </w:t>
       </w:r>
       <w:r>
         <w:rPr>
@@ -3033,7 +2985,7 @@
         <w:jc w:val="both"/>
       </w:pPr>
       <w:r>
-        <w:t>Продолжение вывода программы показано на рисунке 2.5.</w:t>
+        <w:t>Продолжение вывода программы показано на рисунке 2.5.</w:t>
       </w:r>
     </w:p>
     <w:p>
@@ -3089,7 +3041,7 @@
         <w:jc w:val="center"/>
       </w:pPr>
       <w:r>
-        <w:t>Рисунок 2.5 – Позднее связывание (продолжение)</w:t>
+        <w:t>Рисунок 2.5 – Позднее связывание (продолжение)</w:t>
       </w:r>
     </w:p>
     <w:p/>
@@ -3117,10 +3069,7 @@
         <w:t>SetResult</w:t>
       </w:r>
       <w:r>
-        <w:t>(999)</w:t>
-      </w:r>
-      <w:r>
-        <w:t xml:space="preserve"> равно 999. Приватный метод </w:t>
+        <w:t xml:space="preserve">(999) равно 999. Приватный метод </w:t>
       </w:r>
       <w:r>
         <w:rPr>
@@ -3165,7 +3114,7 @@
         <w:spacing w:before="360"/>
         <w:ind w:firstLine="709"/>
       </w:pPr>
-      <w:bookmarkStart w:id="8" w:name="_Toc242612800"/>
+      <w:bookmarkStart w:id="8" w:name="_Toc242647146"/>
       <w:r>
         <w:rPr>
           <w:rFonts w:ascii="Times New Roman" w:hAnsi="Times New Roman"/>
@@ -3190,10 +3139,7 @@
         <w:t>ReflectionTarget</w:t>
       </w:r>
       <w:r>
-        <w:t xml:space="preserve"> содержит три приватных поля разных типов: </w:t>
-      </w:r>
-      <w:r>
-        <w:t>_</w:t>
+        <w:t xml:space="preserve"> содержит три приватных поля разных типов: _</w:t>
       </w:r>
       <w:r>
         <w:rPr>
@@ -3265,7 +3211,7 @@
         <w:jc w:val="both"/>
       </w:pPr>
       <w:r>
-        <w:t>Проверка валидации показана на рисунке 2.6.</w:t>
+        <w:t>Проверка валидации показана на рисунке 2.6.</w:t>
       </w:r>
     </w:p>
     <w:p>
@@ -3321,7 +3267,7 @@
         <w:jc w:val="center"/>
       </w:pPr>
       <w:r>
-        <w:t>Рисунок 2.6 – Проверка валидации свойств</w:t>
+        <w:t>Рисунок 2.6 – Проверка валидации свойств</w:t>
       </w:r>
     </w:p>
     <w:p/>
@@ -3358,7 +3304,7 @@
         <w:spacing w:before="360"/>
         <w:ind w:firstLine="709"/>
       </w:pPr>
-      <w:bookmarkStart w:id="9" w:name="_Toc242612801"/>
+      <w:bookmarkStart w:id="9" w:name="_Toc242647147"/>
       <w:r>
         <w:rPr>
           <w:rFonts w:ascii="Times New Roman" w:hAnsi="Times New Roman"/>
@@ -3427,10 +3373,7 @@
         <w:t>get</w:t>
       </w:r>
       <w:r>
-        <w:t>_</w:t>
-      </w:r>
-      <w:r>
-        <w:t xml:space="preserve"> и </w:t>
+        <w:t xml:space="preserve">_ и </w:t>
       </w:r>
       <w:r>
         <w:rPr>
@@ -3439,10 +3382,7 @@
         <w:t>set</w:t>
       </w:r>
       <w:r>
-        <w:t>_</w:t>
-      </w:r>
-      <w:r>
-        <w:t xml:space="preserve">, созданные для свойств, отфильтровываются. Для наглядности использован класс </w:t>
+        <w:t xml:space="preserve">_, созданные для свойств, отфильтровываются. Для наглядности использован класс </w:t>
       </w:r>
       <w:r>
         <w:rPr>
@@ -3460,7 +3400,7 @@
         <w:jc w:val="both"/>
       </w:pPr>
       <w:r>
-        <w:t>Результат показан на рисунке 2.7.</w:t>
+        <w:t>Результат показан на рисунке 2.7.</w:t>
       </w:r>
     </w:p>
     <w:p>
@@ -3517,7 +3457,7 @@
         <w:jc w:val="center"/>
       </w:pPr>
       <w:r>
-        <w:t xml:space="preserve">Рисунок 2.7 – Методы класса </w:t>
+        <w:t xml:space="preserve">Рисунок 2.7 – Методы класса </w:t>
       </w:r>
       <w:r>
         <w:rPr>
@@ -3668,7 +3608,7 @@
         <w:spacing w:before="360"/>
         <w:ind w:firstLine="709"/>
       </w:pPr>
-      <w:bookmarkStart w:id="10" w:name="_Toc242612802"/>
+      <w:bookmarkStart w:id="10" w:name="_Toc242647148"/>
       <w:r>
         <w:rPr>
           <w:rFonts w:ascii="Times New Roman" w:hAnsi="Times New Roman"/>
@@ -3717,7 +3657,7 @@
         <w:jc w:val="both"/>
       </w:pPr>
       <w:r>
-        <w:t>Результат показан на рисунке 2.8.</w:t>
+        <w:t>Результат показан на рисунке 2.8.</w:t>
       </w:r>
     </w:p>
     <w:p>
@@ -3773,7 +3713,7 @@
         <w:jc w:val="center"/>
       </w:pPr>
       <w:r>
-        <w:t xml:space="preserve">Рисунок 2.8 – Создание объектов через </w:t>
+        <w:t xml:space="preserve">Рисунок 2.8 – Создание объектов через </w:t>
       </w:r>
       <w:r>
         <w:rPr>
@@ -3817,7 +3757,7 @@
         <w:spacing w:before="360"/>
         <w:ind w:firstLine="709"/>
       </w:pPr>
-      <w:bookmarkStart w:id="11" w:name="_Toc242612803"/>
+      <w:bookmarkStart w:id="11" w:name="_Toc242647149"/>
       <w:r>
         <w:rPr>
           <w:rFonts w:ascii="Times New Roman" w:hAnsi="Times New Roman"/>
@@ -3841,10 +3781,7 @@
         <w:t>SecretCalculator</w:t>
       </w:r>
       <w:r>
-        <w:t xml:space="preserve"> содержит приватное поле </w:t>
-      </w:r>
-      <w:r>
-        <w:t>_</w:t>
+        <w:t xml:space="preserve"> содержит приватное поле _</w:t>
       </w:r>
       <w:r>
         <w:rPr>
@@ -3862,10 +3799,7 @@
         <w:t>ReadValue</w:t>
       </w:r>
       <w:r>
-        <w:t>()</w:t>
-      </w:r>
-      <w:r>
-        <w:t xml:space="preserve"> для проверки значения и приватные методы </w:t>
+        <w:t xml:space="preserve">() для проверки значения и приватные методы </w:t>
       </w:r>
       <w:r>
         <w:rPr>
@@ -3892,10 +3826,7 @@
         <w:t>int b</w:t>
       </w:r>
       <w:r>
-        <w:t>)</w:t>
-      </w:r>
-      <w:r>
-        <w:t xml:space="preserve"> и </w:t>
+        <w:t xml:space="preserve">) и </w:t>
       </w:r>
       <w:r>
         <w:rPr>
@@ -3904,10 +3835,7 @@
         <w:t>Reset</w:t>
       </w:r>
       <w:r>
-        <w:t>()</w:t>
-      </w:r>
-      <w:r>
-        <w:t>. Прямого доступа к поле и методам извне нет. Код приведен в приложении А.</w:t>
+        <w:t>(). Прямого доступа к поле и методам извне нет. Код приведен в приложении А.</w:t>
       </w:r>
     </w:p>
     <w:p>
@@ -3916,7 +3844,7 @@
         <w:jc w:val="both"/>
       </w:pPr>
       <w:r>
-        <w:t>Начальное состояние объекта показано на рисунке 2.9.</w:t>
+        <w:t>Начальное состояние объекта показано на рисунке 2.9.</w:t>
       </w:r>
     </w:p>
     <w:p>
@@ -3972,7 +3900,7 @@
         <w:jc w:val="center"/>
       </w:pPr>
       <w:r>
-        <w:t xml:space="preserve">Рисунок 2.9 – Начальное состояние класса </w:t>
+        <w:t xml:space="preserve">Рисунок 2.9 – Начальное состояние класса </w:t>
       </w:r>
       <w:r>
         <w:rPr>
@@ -3997,13 +3925,7 @@
         <w:t>ReadValue</w:t>
       </w:r>
       <w:r>
-        <w:t>()</w:t>
-      </w:r>
-      <w:r>
-        <w:t xml:space="preserve"> возвращает 10. Обратиться к </w:t>
-      </w:r>
-      <w:r>
-        <w:t>_</w:t>
+        <w:t>() возвращает 10. Обратиться к _</w:t>
       </w:r>
       <w:r>
         <w:rPr>
@@ -4030,7 +3952,7 @@
         <w:spacing w:before="360"/>
         <w:ind w:firstLine="709"/>
       </w:pPr>
-      <w:bookmarkStart w:id="12" w:name="_Toc242612804"/>
+      <w:bookmarkStart w:id="12" w:name="_Toc242647150"/>
       <w:r>
         <w:rPr>
           <w:rFonts w:ascii="Times New Roman" w:hAnsi="Times New Roman"/>
@@ -4045,10 +3967,7 @@
         <w:jc w:val="both"/>
       </w:pPr>
       <w:r>
-        <w:t xml:space="preserve">Поле </w:t>
-      </w:r>
-      <w:r>
-        <w:t>_</w:t>
+        <w:t>Поле _</w:t>
       </w:r>
       <w:r>
         <w:rPr>
@@ -4102,10 +4021,7 @@
         <w:t>ReadValue</w:t>
       </w:r>
       <w:r>
-        <w:t>()</w:t>
-      </w:r>
-      <w:r>
-        <w:t xml:space="preserve">. Отсутствие поля и нехватка прав обрабатываются исключениями </w:t>
+        <w:t xml:space="preserve">(). Отсутствие поля и нехватка прав обрабатываются исключениями </w:t>
       </w:r>
       <w:r>
         <w:rPr>
@@ -4132,7 +4048,7 @@
         <w:jc w:val="both"/>
       </w:pPr>
       <w:r>
-        <w:t>Результат показан на рисунке 2.10.</w:t>
+        <w:t>Результат показан на рисунке 2.10.</w:t>
       </w:r>
     </w:p>
     <w:p>
@@ -4188,7 +4104,7 @@
         <w:jc w:val="center"/>
       </w:pPr>
       <w:r>
-        <w:t>Рисунок 2.10 – Изменение приватного поля через рефлексию</w:t>
+        <w:t>Рисунок 2.10 – Изменение приватного поля через рефлексию</w:t>
       </w:r>
     </w:p>
     <w:p/>
@@ -4198,10 +4114,7 @@
         <w:jc w:val="both"/>
       </w:pPr>
       <w:r>
-        <w:t xml:space="preserve">Значение поля изменено с 10 на 25, и публичный метод подтвердил новое значение, то есть рефлексия нарушила инкапсуляцию. Поиск несуществующего поля </w:t>
-      </w:r>
-      <w:r>
-        <w:t>_</w:t>
+        <w:t>Значение поля изменено с 10 на 25, и публичный метод подтвердил новое значение, то есть рефлексия нарушила инкапсуляцию. Поиск несуществующего поля _</w:t>
       </w:r>
       <w:r>
         <w:rPr>
@@ -4219,7 +4132,7 @@
         <w:spacing w:before="360"/>
         <w:ind w:firstLine="709"/>
       </w:pPr>
-      <w:bookmarkStart w:id="13" w:name="_Toc242612805"/>
+      <w:bookmarkStart w:id="13" w:name="_Toc242647151"/>
       <w:r>
         <w:rPr>
           <w:rFonts w:ascii="Times New Roman" w:hAnsi="Times New Roman"/>
@@ -4315,10 +4228,7 @@
         <w:t>int</w:t>
       </w:r>
       <w:r>
-        <w:t>&gt;</w:t>
-      </w:r>
-      <w:r>
-        <w:t xml:space="preserve">, созданный методом </w:t>
+        <w:t xml:space="preserve">&gt;, созданный методом </w:t>
       </w:r>
       <w:r>
         <w:rPr>
@@ -4354,7 +4264,7 @@
         <w:jc w:val="both"/>
       </w:pPr>
       <w:r>
-        <w:t>Результат показан на рисунке 2.11.</w:t>
+        <w:t>Результат показан на рисунке 2.11.</w:t>
       </w:r>
     </w:p>
     <w:p>
@@ -4410,7 +4320,7 @@
         <w:jc w:val="center"/>
       </w:pPr>
       <w:r>
-        <w:t>Рисунок 2.11 – Вызов приватных методов</w:t>
+        <w:t>Рисунок 2.11 – Вызов приватных методов</w:t>
       </w:r>
     </w:p>
     <w:p/>
@@ -4429,10 +4339,7 @@
         <w:t>Calculate</w:t>
       </w:r>
       <w:r>
-        <w:t>(3, 4)</w:t>
-      </w:r>
-      <w:r>
-        <w:t xml:space="preserve"> через </w:t>
+        <w:t xml:space="preserve">(3, 4) через </w:t>
       </w:r>
       <w:r>
         <w:rPr>
@@ -4450,10 +4357,7 @@
         <w:t>Calculate</w:t>
       </w:r>
       <w:r>
-        <w:t>(5, 6)</w:t>
-      </w:r>
-      <w:r>
-        <w:t xml:space="preserve"> вернул 40. После </w:t>
+        <w:t xml:space="preserve">(5, 6) вернул 40. После </w:t>
       </w:r>
       <w:r>
         <w:rPr>
@@ -4462,10 +4366,7 @@
         <w:t>Reset</w:t>
       </w:r>
       <w:r>
-        <w:t>()</w:t>
-      </w:r>
-      <w:r>
-        <w:t xml:space="preserve"> метод </w:t>
+        <w:t xml:space="preserve">() метод </w:t>
       </w:r>
       <w:r>
         <w:rPr>
@@ -4474,10 +4375,7 @@
         <w:t>ReadValue</w:t>
       </w:r>
       <w:r>
-        <w:t>()</w:t>
-      </w:r>
-      <w:r>
-        <w:t xml:space="preserve"> возвращает 0.</w:t>
+        <w:t>() возвращает 0.</w:t>
       </w:r>
     </w:p>
     <w:p>
@@ -4486,7 +4384,7 @@
         <w:spacing w:before="360"/>
         <w:ind w:firstLine="709"/>
       </w:pPr>
-      <w:bookmarkStart w:id="14" w:name="_Toc242612806"/>
+      <w:bookmarkStart w:id="14" w:name="_Toc242647152"/>
       <w:r>
         <w:rPr>
           <w:rFonts w:ascii="Times New Roman" w:hAnsi="Times New Roman"/>
@@ -4546,10 +4444,7 @@
         <w:t>GetTypes</w:t>
       </w:r>
       <w:r>
-        <w:t>()</w:t>
-      </w:r>
-      <w:r>
-        <w:t xml:space="preserve">, выбирает классы, реализующие </w:t>
+        <w:t xml:space="preserve">(), выбирает классы, реализующие </w:t>
       </w:r>
       <w:r>
         <w:rPr>
@@ -4648,7 +4543,7 @@
         <w:t>Greeter</w:t>
       </w:r>
       <w:r>
-        <w:t>, а код загрузчика не меняется. Результат показан на рисунках 2.12 и 2.13.</w:t>
+        <w:t>, а код загрузчика не меняется. Результат показан на рисунках 2.12 и 2.13.</w:t>
       </w:r>
     </w:p>
     <w:p>
@@ -4705,7 +4600,7 @@
         <w:jc w:val="center"/>
       </w:pPr>
       <w:r>
-        <w:t>Рисунок 2.12 – Загрузка плагинов из конфигурации</w:t>
+        <w:t>Рисунок 2.12 – Загрузка плагинов из конфигурации</w:t>
       </w:r>
     </w:p>
     <w:p/>
@@ -4760,7 +4655,7 @@
         <w:jc w:val="both"/>
       </w:pPr>
       <w:r>
-        <w:t>Продолжение вывода программы показано на рисунке 2.13.</w:t>
+        <w:t>Продолжение вывода программы показано на рисунке 2.13.</w:t>
       </w:r>
     </w:p>
     <w:p>
@@ -4816,7 +4711,7 @@
         <w:jc w:val="center"/>
       </w:pPr>
       <w:r>
-        <w:t>Рисунок 2.13 – Загрузка нового плагина без изменения кода</w:t>
+        <w:t>Рисунок 2.13 – Загрузка нового плагина без изменения кода</w:t>
       </w:r>
     </w:p>
     <w:p/>
@@ -4857,13 +4752,13 @@
         <w:pStyle w:val="1"/>
         <w:ind w:firstLine="709"/>
       </w:pPr>
-      <w:bookmarkStart w:id="15" w:name="_Toc242612807"/>
+      <w:bookmarkStart w:id="15" w:name="_Toc242647153"/>
       <w:r>
         <w:rPr>
           <w:rFonts w:ascii="Times New Roman" w:hAnsi="Times New Roman"/>
         </w:rPr>
         <w:lastRenderedPageBreak/>
-        <w:t>3 Ответы на контрольные вопросы</w:t>
+        <w:t>3 ОТВЕТЫ НА КОНТРОЛЬНЫЕ ВОПРОСЫ</w:t>
       </w:r>
       <w:bookmarkEnd w:id="15"/>
     </w:p>
@@ -5053,10 +4948,7 @@
         <w:t>T</w:t>
       </w:r>
       <w:r>
-        <w:t>)</w:t>
-      </w:r>
-      <w:r>
-        <w:t xml:space="preserve"> получает тип, известный при компиляции. Метод </w:t>
+        <w:t xml:space="preserve">) получает тип, известный при компиляции. Метод </w:t>
       </w:r>
       <w:r>
         <w:rPr>
@@ -5065,10 +4957,7 @@
         <w:t>GetType</w:t>
       </w:r>
       <w:r>
-        <w:t>()</w:t>
-      </w:r>
-      <w:r>
-        <w:t xml:space="preserve"> вызывается у объекта и возвращает его фактический тип во время выполнения.</w:t>
+        <w:t>() вызывается у объекта и возвращает его фактический тип во время выполнения.</w:t>
       </w:r>
     </w:p>
     <w:p>
@@ -5095,10 +4984,7 @@
         <w:t>GetField</w:t>
       </w:r>
       <w:r>
-        <w:t>()</w:t>
-      </w:r>
-      <w:r>
-        <w:t xml:space="preserve"> или </w:t>
+        <w:t xml:space="preserve">() или </w:t>
       </w:r>
       <w:r>
         <w:rPr>
@@ -5107,10 +4993,7 @@
         <w:t>GetMethod</w:t>
       </w:r>
       <w:r>
-        <w:t>()</w:t>
-      </w:r>
-      <w:r>
-        <w:t xml:space="preserve"> с флагами </w:t>
+        <w:t xml:space="preserve">() с флагами </w:t>
       </w:r>
       <w:r>
         <w:rPr>
@@ -5296,10 +5179,7 @@
         <w:t>type</w:t>
       </w:r>
       <w:r>
-        <w:t>)</w:t>
-      </w:r>
-      <w:r>
-        <w:t xml:space="preserve">. Конструктор с параметрами вызывают передачей аргументов в </w:t>
+        <w:t xml:space="preserve">). Конструктор с параметрами вызывают передачей аргументов в </w:t>
       </w:r>
       <w:r>
         <w:rPr>
@@ -5326,10 +5206,7 @@
         <w:t>args</w:t>
       </w:r>
       <w:r>
-        <w:t>)</w:t>
-      </w:r>
-      <w:r>
-        <w:t xml:space="preserve"> или через </w:t>
+        <w:t xml:space="preserve">) или через </w:t>
       </w:r>
       <w:r>
         <w:rPr>
@@ -5338,10 +5215,7 @@
         <w:t>ConstructorInfo.Invoke</w:t>
       </w:r>
       <w:r>
-        <w:t>()</w:t>
-      </w:r>
-      <w:r>
-        <w:t>.</w:t>
+        <w:t>().</w:t>
       </w:r>
     </w:p>
     <w:p>
@@ -5394,13 +5268,13 @@
         <w:pStyle w:val="1"/>
         <w:jc w:val="center"/>
       </w:pPr>
-      <w:bookmarkStart w:id="16" w:name="_Toc242612808"/>
+      <w:bookmarkStart w:id="16" w:name="_Toc242647154"/>
       <w:r>
         <w:rPr>
           <w:rFonts w:ascii="Times New Roman" w:hAnsi="Times New Roman"/>
         </w:rPr>
         <w:lastRenderedPageBreak/>
-        <w:t>Выводы</w:t>
+        <w:t>ВЫВОДЫ</w:t>
       </w:r>
       <w:bookmarkEnd w:id="16"/>
     </w:p>
@@ -5459,26 +5333,27 @@
         <w:pStyle w:val="1"/>
         <w:jc w:val="center"/>
       </w:pPr>
-      <w:bookmarkStart w:id="17" w:name="_Toc242612809"/>
-      <w:r>
+      <w:bookmarkStart w:id="17" w:name="_Toc242647155"/>
+      <w:r>
+        <w:rPr>
+          <w:rFonts w:ascii="Times New Roman" w:hAnsi="Times New Roman"/>
+        </w:rPr>
         <w:lastRenderedPageBreak/>
-        <w:t>Приложение А</w:t>
-      </w:r>
-      <w:r>
+        <w:t>ПРИЛОЖЕНИЕ А</w:t>
+      </w:r>
+      <w:r>
+        <w:rPr>
+          <w:rFonts w:ascii="Times New Roman" w:hAnsi="Times New Roman"/>
+        </w:rPr>
         <w:br/>
-      </w:r>
-      <w:r>
-        <w:rPr>
-          <w:caps w:val="0"/>
-        </w:rPr>
-        <w:t>(обязательное)</w:t>
-      </w:r>
-      <w:r>
-        <w:rPr>
-          <w:caps w:val="0"/>
+        <w:t>(ОБЯЗАТЕЛЬНОЕ)</w:t>
+      </w:r>
+      <w:r>
+        <w:rPr>
+          <w:rFonts w:ascii="Times New Roman" w:hAnsi="Times New Roman"/>
         </w:rPr>
         <w:br/>
-        <w:t>Листинги программного кода</w:t>
+        <w:t>ЛИСТИНГИ ПРОГРАММНОГО КОДА</w:t>
       </w:r>
       <w:bookmarkEnd w:id="17"/>
     </w:p>
@@ -7509,7 +7384,7 @@
       <w:headerReference w:type="default" r:id="rId21"/>
       <w:footerReference w:type="default" r:id="rId22"/>
       <w:pgSz w:w="11906" w:h="16838"/>
-      <w:pgMar w:top="1134" w:right="850" w:bottom="1134" w:left="1701" w:header="720" w:footer="720" w:gutter="0"/>
+      <w:pgMar w:top="1134" w:right="850" w:bottom="1134" w:left="1701" w:header="720" w:footer="567" w:gutter="0"/>
       <w:cols w:space="720"/>
       <w:docGrid w:linePitch="360"/>
     </w:sectPr>
@@ -19232,8 +19107,7 @@
     <w:unhideWhenUsed/>
     <w:rsid w:val="00FE1557"/>
     <w:rPr>
-      <w:color w:val="0000FF" w:themeColor="hyperlink"/>
-      <w:u w:val="single"/>
+      <w:u w:val="none"/>
     </w:rPr>
   </w:style>
 </w:styles>
